--- a/Fase 2/Evidencias Proyecto/Evidencias de documentación/4. Evidencias de funcionamiento/SITRAFO_EVI-01_Evidencias_de_Funcionamiento.docx
+++ b/Fase 2/Evidencias Proyecto/Evidencias de documentación/4. Evidencias de funcionamiento/SITRAFO_EVI-01_Evidencias_de_Funcionamiento.docx
@@ -94,7 +94,7 @@
           <w:sz w:val="26"/>
           <w:szCs w:val="26"/>
         </w:rPr>
-        <w:t xml:space="preserve">EVI-01  ·  Versión 1.0</w:t>
+        <w:t xml:space="preserve">EVI-01  ·  Versión 1.1</w:t>
       </w:r>
     </w:p>
     <w:tbl>
@@ -362,7 +362,7 @@
                 <w:sz w:val="20"/>
                 <w:szCs w:val="20"/>
               </w:rPr>
-              <w:t xml:space="preserve">ERS-01; CU-01; SEC-01; ARQ-01</w:t>
+              <w:t xml:space="preserve">ERS-01; CU-01 v2.0; SEC-01; ARQ-01</w:t>
             </w:r>
           </w:p>
         </w:tc>
@@ -3326,7 +3326,7 @@
                 <w:sz w:val="18"/>
                 <w:szCs w:val="18"/>
               </w:rPr>
-              <w:t xml:space="preserve">CU-COM-07</w:t>
+              <w:t xml:space="preserve">CU-COM-07, CU-COM-15</w:t>
             </w:r>
           </w:p>
         </w:tc>
@@ -3384,7 +3384,7 @@
                 <w:sz w:val="18"/>
                 <w:szCs w:val="18"/>
               </w:rPr>
-              <w:t xml:space="preserve">HU-04, HU-13</w:t>
+              <w:t xml:space="preserve">HU-04</w:t>
             </w:r>
           </w:p>
         </w:tc>
@@ -3626,7 +3626,7 @@
                 <w:sz w:val="18"/>
                 <w:szCs w:val="18"/>
               </w:rPr>
-              <w:t xml:space="preserve">CU-PAG-02, CU-PAG-05</w:t>
+              <w:t xml:space="preserve">CU-PAG-02, CU-PAG-03</w:t>
             </w:r>
           </w:p>
         </w:tc>
@@ -3776,7 +3776,7 @@
                 <w:sz w:val="18"/>
                 <w:szCs w:val="18"/>
               </w:rPr>
-              <w:t xml:space="preserve">CU-OT-01 a CU-OT-03</w:t>
+              <w:t xml:space="preserve">CU-OT-01 a CU-OT-03, CU-OT-11</w:t>
             </w:r>
           </w:p>
         </w:tc>
@@ -4076,7 +4076,7 @@
                 <w:sz w:val="18"/>
                 <w:szCs w:val="18"/>
               </w:rPr>
-              <w:t xml:space="preserve">CU-CAL-02, CU-CAL-04, CU-CAL-05</w:t>
+              <w:t xml:space="preserve">CU-CAL-03, CU-CAL-04, CU-CAL-05</w:t>
             </w:r>
           </w:p>
         </w:tc>
@@ -4226,7 +4226,7 @@
                 <w:sz w:val="18"/>
                 <w:szCs w:val="18"/>
               </w:rPr>
-              <w:t xml:space="preserve">CU-OT-08, CU-OT-09</w:t>
+              <w:t xml:space="preserve">CU-OT-08, CU-PAG-01</w:t>
             </w:r>
           </w:p>
         </w:tc>
@@ -4376,7 +4376,7 @@
                 <w:sz w:val="18"/>
                 <w:szCs w:val="18"/>
               </w:rPr>
-              <w:t xml:space="preserve">CU-COM-12, CU-INV-06, CU-SEG-05</w:t>
+              <w:t xml:space="preserve">CU-COM-16, CU-INV-07, CU-SEG-05</w:t>
             </w:r>
           </w:p>
         </w:tc>
@@ -4526,7 +4526,7 @@
                 <w:sz w:val="18"/>
                 <w:szCs w:val="18"/>
               </w:rPr>
-              <w:t xml:space="preserve">CU-ADM-07</w:t>
+              <w:t xml:space="preserve">CU-REP-01</w:t>
             </w:r>
           </w:p>
         </w:tc>
@@ -4584,7 +4584,7 @@
                 <w:sz w:val="18"/>
                 <w:szCs w:val="18"/>
               </w:rPr>
-              <w:t xml:space="preserve">HU-12</w:t>
+              <w:t xml:space="preserve">—</w:t>
             </w:r>
           </w:p>
         </w:tc>
@@ -9699,6 +9699,127 @@
           </w:p>
         </w:tc>
       </w:tr>
+      <w:tr>
+        <w:trPr>
+          <w:cantSplit/>
+        </w:trPr>
+        <w:tc>
+          <w:tcPr>
+            <w:tcW w:type="dxa" w:w="1000"/>
+            <w:tcBorders>
+              <w:top w:val="single" w:color="8496B0" w:sz="4"/>
+              <w:left w:val="single" w:color="8496B0" w:sz="4"/>
+              <w:bottom w:val="single" w:color="8496B0" w:sz="4"/>
+              <w:right w:val="single" w:color="8496B0" w:sz="4"/>
+            </w:tcBorders>
+            <w:tcMar>
+              <w:top w:type="dxa" w:w="50"/>
+              <w:left w:type="dxa" w:w="90"/>
+              <w:bottom w:type="dxa" w:w="50"/>
+              <w:right w:type="dxa" w:w="90"/>
+            </w:tcMar>
+          </w:tcPr>
+          <w:p>
+            <w:r>
+              <w:rPr>
+                <w:rFonts w:ascii="Calibri" w:cs="Calibri" w:eastAsia="Calibri" w:hAnsi="Calibri"/>
+                <w:b w:val="false"/>
+                <w:bCs w:val="false"/>
+                <w:sz w:val="20"/>
+                <w:szCs w:val="20"/>
+              </w:rPr>
+              <w:t xml:space="preserve">1.1</w:t>
+            </w:r>
+          </w:p>
+        </w:tc>
+        <w:tc>
+          <w:tcPr>
+            <w:tcW w:type="dxa" w:w="1500"/>
+            <w:tcBorders>
+              <w:top w:val="single" w:color="8496B0" w:sz="4"/>
+              <w:left w:val="single" w:color="8496B0" w:sz="4"/>
+              <w:bottom w:val="single" w:color="8496B0" w:sz="4"/>
+              <w:right w:val="single" w:color="8496B0" w:sz="4"/>
+            </w:tcBorders>
+            <w:tcMar>
+              <w:top w:type="dxa" w:w="50"/>
+              <w:left w:type="dxa" w:w="90"/>
+              <w:bottom w:type="dxa" w:w="50"/>
+              <w:right w:type="dxa" w:w="90"/>
+            </w:tcMar>
+          </w:tcPr>
+          <w:p>
+            <w:r>
+              <w:rPr>
+                <w:rFonts w:ascii="Calibri" w:cs="Calibri" w:eastAsia="Calibri" w:hAnsi="Calibri"/>
+                <w:b w:val="false"/>
+                <w:bCs w:val="false"/>
+                <w:sz w:val="20"/>
+                <w:szCs w:val="20"/>
+              </w:rPr>
+              <w:t xml:space="preserve">09-10-2026</w:t>
+            </w:r>
+          </w:p>
+        </w:tc>
+        <w:tc>
+          <w:tcPr>
+            <w:tcW w:type="dxa" w:w="2300"/>
+            <w:tcBorders>
+              <w:top w:val="single" w:color="8496B0" w:sz="4"/>
+              <w:left w:val="single" w:color="8496B0" w:sz="4"/>
+              <w:bottom w:val="single" w:color="8496B0" w:sz="4"/>
+              <w:right w:val="single" w:color="8496B0" w:sz="4"/>
+            </w:tcBorders>
+            <w:tcMar>
+              <w:top w:type="dxa" w:w="50"/>
+              <w:left w:type="dxa" w:w="90"/>
+              <w:bottom w:type="dxa" w:w="50"/>
+              <w:right w:type="dxa" w:w="90"/>
+            </w:tcMar>
+          </w:tcPr>
+          <w:p>
+            <w:r>
+              <w:rPr>
+                <w:rFonts w:ascii="Calibri" w:cs="Calibri" w:eastAsia="Calibri" w:hAnsi="Calibri"/>
+                <w:b w:val="false"/>
+                <w:bCs w:val="false"/>
+                <w:sz w:val="20"/>
+                <w:szCs w:val="20"/>
+              </w:rPr>
+              <w:t xml:space="preserve">Benjamín Delgado Bravo</w:t>
+            </w:r>
+          </w:p>
+        </w:tc>
+        <w:tc>
+          <w:tcPr>
+            <w:tcW w:type="dxa" w:w="4560"/>
+            <w:tcBorders>
+              <w:top w:val="single" w:color="8496B0" w:sz="4"/>
+              <w:left w:val="single" w:color="8496B0" w:sz="4"/>
+              <w:bottom w:val="single" w:color="8496B0" w:sz="4"/>
+              <w:right w:val="single" w:color="8496B0" w:sz="4"/>
+            </w:tcBorders>
+            <w:tcMar>
+              <w:top w:type="dxa" w:w="50"/>
+              <w:left w:type="dxa" w:w="90"/>
+              <w:bottom w:type="dxa" w:w="50"/>
+              <w:right w:type="dxa" w:w="90"/>
+            </w:tcMar>
+          </w:tcPr>
+          <w:p>
+            <w:r>
+              <w:rPr>
+                <w:rFonts w:ascii="Calibri" w:cs="Calibri" w:eastAsia="Calibri" w:hAnsi="Calibri"/>
+                <w:b w:val="false"/>
+                <w:bCs w:val="false"/>
+                <w:sz w:val="20"/>
+                <w:szCs w:val="20"/>
+              </w:rPr>
+              <w:t xml:space="preserve">Se alinean los códigos de casos de uso e historias con el CU-01 v2.0.</w:t>
+            </w:r>
+          </w:p>
+        </w:tc>
+      </w:tr>
     </w:tbl>
     <w:p>
       <w:pPr>
@@ -9836,7 +9957,7 @@
         <w:sz w:val="16"/>
         <w:szCs w:val="16"/>
       </w:rPr>
-      <w:t xml:space="preserve">SITRAFO · EVI-01 Evidencias de Funcionamiento · v1.0</w:t>
+      <w:t xml:space="preserve">SITRAFO · EVI-01 Evidencias de Funcionamiento · v1.1</w:t>
     </w:r>
   </w:p>
 </w:hdr>

--- a/Fase 2/Evidencias Proyecto/Evidencias de documentación/4. Evidencias de funcionamiento/SITRAFO_EVI-01_Evidencias_de_Funcionamiento.docx
+++ b/Fase 2/Evidencias Proyecto/Evidencias de documentación/4. Evidencias de funcionamiento/SITRAFO_EVI-01_Evidencias_de_Funcionamiento.docx
@@ -94,7 +94,7 @@
           <w:sz w:val="26"/>
           <w:szCs w:val="26"/>
         </w:rPr>
-        <w:t xml:space="preserve">EVI-01  ·  Versión 1.1</w:t>
+        <w:t xml:space="preserve">EVI-01  ·  Versión 1.2</w:t>
       </w:r>
     </w:p>
     <w:tbl>
@@ -362,7 +362,7 @@
                 <w:sz w:val="20"/>
                 <w:szCs w:val="20"/>
               </w:rPr>
-              <w:t xml:space="preserve">ERS-01; CU-01 v2.0; SEC-01; ARQ-01</w:t>
+              <w:t xml:space="preserve">ERS-01; CU-01 v2.1; SEC-01; ARQ-01 v1.1</w:t>
             </w:r>
           </w:p>
         </w:tc>
@@ -488,7 +488,7 @@
                 <w:sz w:val="20"/>
                 <w:szCs w:val="20"/>
               </w:rPr>
-              <w:t xml:space="preserve">12 pasos, 22 capturas</w:t>
+              <w:t xml:space="preserve">13 pasos, 27 capturas</w:t>
             </w:r>
           </w:p>
         </w:tc>
@@ -866,7 +866,7 @@
                 <w:sz w:val="20"/>
                 <w:szCs w:val="20"/>
               </w:rPr>
-              <w:t xml:space="preserve">9 de octubre de 2026</w:t>
+              <w:t xml:space="preserve">10 de octubre de 2026</w:t>
             </w:r>
           </w:p>
         </w:tc>
@@ -932,7 +932,16 @@
         <w:jc w:val="both"/>
       </w:pPr>
       <w:r>
-        <w:t xml:space="preserve">Todas las capturas se tomaron el 8 y el 9 de octubre de 2026 sobre el sistema publicado en https://sitrafo.onrender.com: la aplicación web del cliente en el navegador y la aplicación de escritorio (SITRAFO.exe) conectada a la API en https://sitrafo.onrender.com/api/v1, como se lee en la barra de estado de cada ventana. Los correos se recibieron en una casilla real a través de Brevo y el pago se procesó en el ambiente sandbox de PayPal.</w:t>
+        <w:t xml:space="preserve">Las capturas de las evidencias 1 a 12 se tomaron el 8 y el 9 de octubre de 2026 sobre el sistema publicado en https://sitrafo.onrender.com: la aplicación web del cliente en el navegador y la aplicación de escritorio (SITRAFO.exe) conectada a la API en https://sitrafo.onrender.com/api/v1, como se lee en la barra de estado de cada ventana. Los correos se recibieron en una casilla real a través de Brevo y el pago se procesó en el ambiente sandbox de PayPal.</w:t>
+      </w:r>
+    </w:p>
+    <w:p>
+      <w:pPr>
+        <w:spacing w:after="120"/>
+        <w:jc w:val="both"/>
+      </w:pPr>
+      <w:r>
+        <w:t xml:space="preserve">La evidencia 13 muestra funciones incorporadas el 10 de octubre de 2026 —aprobación explícita del control de calidad, bandeja de pendientes y avisos por correo entre roles— y se capturó ese mismo día sobre el sistema publicado, con la versión escritorio-v1.1 de SITRAFO.exe.</w:t>
       </w:r>
     </w:p>
     <w:p>
@@ -1869,7 +1878,7 @@
                 <w:sz w:val="18"/>
                 <w:szCs w:val="18"/>
               </w:rPr>
-              <w:t xml:space="preserve">2, 3, 11</w:t>
+              <w:t xml:space="preserve">2, 3, 11, 13</w:t>
             </w:r>
           </w:p>
         </w:tc>
@@ -2111,7 +2120,7 @@
                 <w:sz w:val="18"/>
                 <w:szCs w:val="18"/>
               </w:rPr>
-              <w:t xml:space="preserve">7, 10</w:t>
+              <w:t xml:space="preserve">7, 10, 13</w:t>
             </w:r>
           </w:p>
         </w:tc>
@@ -2353,7 +2362,7 @@
                 <w:sz w:val="18"/>
                 <w:szCs w:val="18"/>
               </w:rPr>
-              <w:t xml:space="preserve">9</w:t>
+              <w:t xml:space="preserve">9, 13</w:t>
             </w:r>
           </w:p>
         </w:tc>
@@ -4585,6 +4594,156 @@
                 <w:szCs w:val="18"/>
               </w:rPr>
               <w:t xml:space="preserve">—</w:t>
+            </w:r>
+          </w:p>
+        </w:tc>
+      </w:tr>
+      <w:tr>
+        <w:trPr>
+          <w:cantSplit/>
+        </w:trPr>
+        <w:tc>
+          <w:tcPr>
+            <w:tcW w:type="dxa" w:w="600"/>
+            <w:tcBorders>
+              <w:top w:val="single" w:color="8496B0" w:sz="4"/>
+              <w:left w:val="single" w:color="8496B0" w:sz="4"/>
+              <w:bottom w:val="single" w:color="8496B0" w:sz="4"/>
+              <w:right w:val="single" w:color="8496B0" w:sz="4"/>
+            </w:tcBorders>
+            <w:tcMar>
+              <w:top w:type="dxa" w:w="50"/>
+              <w:left w:type="dxa" w:w="90"/>
+              <w:bottom w:type="dxa" w:w="50"/>
+              <w:right w:type="dxa" w:w="90"/>
+            </w:tcMar>
+          </w:tcPr>
+          <w:p>
+            <w:r>
+              <w:rPr>
+                <w:rFonts w:ascii="Calibri" w:cs="Calibri" w:eastAsia="Calibri" w:hAnsi="Calibri"/>
+                <w:b w:val="false"/>
+                <w:bCs w:val="false"/>
+                <w:sz w:val="18"/>
+                <w:szCs w:val="18"/>
+              </w:rPr>
+              <w:t xml:space="preserve">13</w:t>
+            </w:r>
+          </w:p>
+        </w:tc>
+        <w:tc>
+          <w:tcPr>
+            <w:tcW w:type="dxa" w:w="3500"/>
+            <w:tcBorders>
+              <w:top w:val="single" w:color="8496B0" w:sz="4"/>
+              <w:left w:val="single" w:color="8496B0" w:sz="4"/>
+              <w:bottom w:val="single" w:color="8496B0" w:sz="4"/>
+              <w:right w:val="single" w:color="8496B0" w:sz="4"/>
+            </w:tcBorders>
+            <w:tcMar>
+              <w:top w:type="dxa" w:w="50"/>
+              <w:left w:type="dxa" w:w="90"/>
+              <w:bottom w:type="dxa" w:w="50"/>
+              <w:right w:type="dxa" w:w="90"/>
+            </w:tcMar>
+          </w:tcPr>
+          <w:p>
+            <w:r>
+              <w:rPr>
+                <w:rFonts w:ascii="Calibri" w:cs="Calibri" w:eastAsia="Calibri" w:hAnsi="Calibri"/>
+                <w:b w:val="false"/>
+                <w:bCs w:val="false"/>
+                <w:sz w:val="18"/>
+                <w:szCs w:val="18"/>
+              </w:rPr>
+              <w:t xml:space="preserve">Aprobación de calidad, bandeja de pendientes y avisos entre roles</w:t>
+            </w:r>
+          </w:p>
+        </w:tc>
+        <w:tc>
+          <w:tcPr>
+            <w:tcW w:type="dxa" w:w="2300"/>
+            <w:tcBorders>
+              <w:top w:val="single" w:color="8496B0" w:sz="4"/>
+              <w:left w:val="single" w:color="8496B0" w:sz="4"/>
+              <w:bottom w:val="single" w:color="8496B0" w:sz="4"/>
+              <w:right w:val="single" w:color="8496B0" w:sz="4"/>
+            </w:tcBorders>
+            <w:tcMar>
+              <w:top w:type="dxa" w:w="50"/>
+              <w:left w:type="dxa" w:w="90"/>
+              <w:bottom w:type="dxa" w:w="50"/>
+              <w:right w:type="dxa" w:w="90"/>
+            </w:tcMar>
+          </w:tcPr>
+          <w:p>
+            <w:r>
+              <w:rPr>
+                <w:rFonts w:ascii="Calibri" w:cs="Calibri" w:eastAsia="Calibri" w:hAnsi="Calibri"/>
+                <w:b w:val="false"/>
+                <w:bCs w:val="false"/>
+                <w:sz w:val="18"/>
+                <w:szCs w:val="18"/>
+              </w:rPr>
+              <w:t xml:space="preserve">CU-CAL-07, CU-OT-08, CU-REP-04, CU-REP-05</w:t>
+            </w:r>
+          </w:p>
+        </w:tc>
+        <w:tc>
+          <w:tcPr>
+            <w:tcW w:type="dxa" w:w="1500"/>
+            <w:tcBorders>
+              <w:top w:val="single" w:color="8496B0" w:sz="4"/>
+              <w:left w:val="single" w:color="8496B0" w:sz="4"/>
+              <w:bottom w:val="single" w:color="8496B0" w:sz="4"/>
+              <w:right w:val="single" w:color="8496B0" w:sz="4"/>
+            </w:tcBorders>
+            <w:tcMar>
+              <w:top w:type="dxa" w:w="50"/>
+              <w:left w:type="dxa" w:w="90"/>
+              <w:bottom w:type="dxa" w:w="50"/>
+              <w:right w:type="dxa" w:w="90"/>
+            </w:tcMar>
+          </w:tcPr>
+          <w:p>
+            <w:r>
+              <w:rPr>
+                <w:rFonts w:ascii="Calibri" w:cs="Calibri" w:eastAsia="Calibri" w:hAnsi="Calibri"/>
+                <w:b w:val="false"/>
+                <w:bCs w:val="false"/>
+                <w:sz w:val="18"/>
+                <w:szCs w:val="18"/>
+              </w:rPr>
+              <w:t xml:space="preserve">RN-12, RN-14</w:t>
+            </w:r>
+          </w:p>
+        </w:tc>
+        <w:tc>
+          <w:tcPr>
+            <w:tcW w:type="dxa" w:w="1460"/>
+            <w:tcBorders>
+              <w:top w:val="single" w:color="8496B0" w:sz="4"/>
+              <w:left w:val="single" w:color="8496B0" w:sz="4"/>
+              <w:bottom w:val="single" w:color="8496B0" w:sz="4"/>
+              <w:right w:val="single" w:color="8496B0" w:sz="4"/>
+            </w:tcBorders>
+            <w:tcMar>
+              <w:top w:type="dxa" w:w="50"/>
+              <w:left w:type="dxa" w:w="90"/>
+              <w:bottom w:type="dxa" w:w="50"/>
+              <w:right w:type="dxa" w:w="90"/>
+            </w:tcMar>
+          </w:tcPr>
+          <w:p>
+            <w:r>
+              <w:rPr>
+                <w:rFonts w:ascii="Calibri" w:cs="Calibri" w:eastAsia="Calibri" w:hAnsi="Calibri"/>
+                <w:b w:val="false"/>
+                <w:bCs w:val="false"/>
+                <w:sz w:val="18"/>
+                <w:szCs w:val="18"/>
+              </w:rPr>
+              <w:t xml:space="preserve">HU-09</w:t>
             </w:r>
           </w:p>
         </w:tc>
@@ -8166,6 +8325,21 @@
     </w:p>
     <w:p>
       <w:pPr>
+        <w:spacing w:after="160" w:before="80"/>
+      </w:pPr>
+      <w:r>
+        <w:rPr>
+          <w:i/>
+          <w:iCs/>
+          <w:color w:val="44546A"/>
+          <w:sz w:val="19"/>
+          <w:szCs w:val="19"/>
+        </w:rPr>
+        <w:t xml:space="preserve">Estas capturas son anteriores a la aprobación explícita del control (CU-CAL-07). Desde el 10 de octubre la orden pasa primero a «Liberada por calidad» cuando el inspector aprueba el control, y sólo entonces se puede cerrar (evidencia 13).</w:t>
+      </w:r>
+    </w:p>
+    <w:p>
+      <w:pPr>
         <w:pStyle w:val="Heading1"/>
         <w:pageBreakBefore/>
       </w:pPr>
@@ -8902,6 +9076,576 @@
         <w:pageBreakBefore/>
       </w:pPr>
       <w:r>
+        <w:t xml:space="preserve">Evidencia 13. Aprobación de calidad, bandeja de pendientes y avisos entre roles</w:t>
+      </w:r>
+    </w:p>
+    <w:tbl>
+      <w:tblPr>
+        <w:tblW w:type="dxa" w:w="9360"/>
+        <w:tblBorders>
+          <w:top w:val="single" w:color="auto" w:sz="4"/>
+          <w:left w:val="single" w:color="auto" w:sz="4"/>
+          <w:bottom w:val="single" w:color="auto" w:sz="4"/>
+          <w:right w:val="single" w:color="auto" w:sz="4"/>
+          <w:insideH w:val="single" w:color="auto" w:sz="4"/>
+          <w:insideV w:val="single" w:color="auto" w:sz="4"/>
+        </w:tblBorders>
+      </w:tblPr>
+      <w:tblGrid>
+        <w:gridCol w:w="2400"/>
+        <w:gridCol w:w="6960"/>
+      </w:tblGrid>
+      <w:tr>
+        <w:trPr>
+          <w:tblHeader/>
+        </w:trPr>
+        <w:tc>
+          <w:tcPr>
+            <w:tcW w:type="dxa" w:w="2400"/>
+            <w:tcBorders>
+              <w:top w:val="single" w:color="8496B0" w:sz="4"/>
+              <w:left w:val="single" w:color="8496B0" w:sz="4"/>
+              <w:bottom w:val="single" w:color="8496B0" w:sz="4"/>
+              <w:right w:val="single" w:color="8496B0" w:sz="4"/>
+            </w:tcBorders>
+            <w:shd w:fill="DCE4EF" w:color="auto" w:val="clear"/>
+            <w:tcMar>
+              <w:top w:type="dxa" w:w="50"/>
+              <w:left w:type="dxa" w:w="90"/>
+              <w:bottom w:type="dxa" w:w="50"/>
+              <w:right w:type="dxa" w:w="90"/>
+            </w:tcMar>
+          </w:tcPr>
+          <w:p>
+            <w:r>
+              <w:rPr>
+                <w:rFonts w:ascii="Calibri" w:cs="Calibri" w:eastAsia="Calibri" w:hAnsi="Calibri"/>
+                <w:b/>
+                <w:bCs/>
+                <w:sz w:val="18"/>
+                <w:szCs w:val="18"/>
+              </w:rPr>
+              <w:t xml:space="preserve">Campo</w:t>
+            </w:r>
+          </w:p>
+        </w:tc>
+        <w:tc>
+          <w:tcPr>
+            <w:tcW w:type="dxa" w:w="6960"/>
+            <w:tcBorders>
+              <w:top w:val="single" w:color="8496B0" w:sz="4"/>
+              <w:left w:val="single" w:color="8496B0" w:sz="4"/>
+              <w:bottom w:val="single" w:color="8496B0" w:sz="4"/>
+              <w:right w:val="single" w:color="8496B0" w:sz="4"/>
+            </w:tcBorders>
+            <w:shd w:fill="DCE4EF" w:color="auto" w:val="clear"/>
+            <w:tcMar>
+              <w:top w:type="dxa" w:w="50"/>
+              <w:left w:type="dxa" w:w="90"/>
+              <w:bottom w:type="dxa" w:w="50"/>
+              <w:right w:type="dxa" w:w="90"/>
+            </w:tcMar>
+          </w:tcPr>
+          <w:p>
+            <w:r>
+              <w:rPr>
+                <w:rFonts w:ascii="Calibri" w:cs="Calibri" w:eastAsia="Calibri" w:hAnsi="Calibri"/>
+                <w:b/>
+                <w:bCs/>
+                <w:sz w:val="18"/>
+                <w:szCs w:val="18"/>
+              </w:rPr>
+              <w:t xml:space="preserve">Detalle</w:t>
+            </w:r>
+          </w:p>
+        </w:tc>
+      </w:tr>
+      <w:tr>
+        <w:trPr>
+          <w:cantSplit/>
+        </w:trPr>
+        <w:tc>
+          <w:tcPr>
+            <w:tcW w:type="dxa" w:w="2400"/>
+            <w:tcBorders>
+              <w:top w:val="single" w:color="8496B0" w:sz="4"/>
+              <w:left w:val="single" w:color="8496B0" w:sz="4"/>
+              <w:bottom w:val="single" w:color="8496B0" w:sz="4"/>
+              <w:right w:val="single" w:color="8496B0" w:sz="4"/>
+            </w:tcBorders>
+            <w:tcMar>
+              <w:top w:type="dxa" w:w="50"/>
+              <w:left w:type="dxa" w:w="90"/>
+              <w:bottom w:type="dxa" w:w="50"/>
+              <w:right w:type="dxa" w:w="90"/>
+            </w:tcMar>
+          </w:tcPr>
+          <w:p>
+            <w:r>
+              <w:rPr>
+                <w:rFonts w:ascii="Calibri" w:cs="Calibri" w:eastAsia="Calibri" w:hAnsi="Calibri"/>
+                <w:b w:val="false"/>
+                <w:bCs w:val="false"/>
+                <w:sz w:val="18"/>
+                <w:szCs w:val="18"/>
+              </w:rPr>
+              <w:t xml:space="preserve">Usuario / interfaz</w:t>
+            </w:r>
+          </w:p>
+        </w:tc>
+        <w:tc>
+          <w:tcPr>
+            <w:tcW w:type="dxa" w:w="6960"/>
+            <w:tcBorders>
+              <w:top w:val="single" w:color="8496B0" w:sz="4"/>
+              <w:left w:val="single" w:color="8496B0" w:sz="4"/>
+              <w:bottom w:val="single" w:color="8496B0" w:sz="4"/>
+              <w:right w:val="single" w:color="8496B0" w:sz="4"/>
+            </w:tcBorders>
+            <w:tcMar>
+              <w:top w:type="dxa" w:w="50"/>
+              <w:left w:type="dxa" w:w="90"/>
+              <w:bottom w:type="dxa" w:w="50"/>
+              <w:right w:type="dxa" w:w="90"/>
+            </w:tcMar>
+          </w:tcPr>
+          <w:p>
+            <w:r>
+              <w:rPr>
+                <w:rFonts w:ascii="Calibri" w:cs="Calibri" w:eastAsia="Calibri" w:hAnsi="Calibri"/>
+                <w:b w:val="false"/>
+                <w:bCs w:val="false"/>
+                <w:sz w:val="18"/>
+                <w:szCs w:val="18"/>
+              </w:rPr>
+              <w:t xml:space="preserve">calidad, produccion y comercial · escritorio (SITRAFO.exe v1.1); casilla de correo</w:t>
+            </w:r>
+          </w:p>
+        </w:tc>
+      </w:tr>
+      <w:tr>
+        <w:trPr>
+          <w:cantSplit/>
+        </w:trPr>
+        <w:tc>
+          <w:tcPr>
+            <w:tcW w:type="dxa" w:w="2400"/>
+            <w:tcBorders>
+              <w:top w:val="single" w:color="8496B0" w:sz="4"/>
+              <w:left w:val="single" w:color="8496B0" w:sz="4"/>
+              <w:bottom w:val="single" w:color="8496B0" w:sz="4"/>
+              <w:right w:val="single" w:color="8496B0" w:sz="4"/>
+            </w:tcBorders>
+            <w:tcMar>
+              <w:top w:type="dxa" w:w="50"/>
+              <w:left w:type="dxa" w:w="90"/>
+              <w:bottom w:type="dxa" w:w="50"/>
+              <w:right w:type="dxa" w:w="90"/>
+            </w:tcMar>
+          </w:tcPr>
+          <w:p>
+            <w:r>
+              <w:rPr>
+                <w:rFonts w:ascii="Calibri" w:cs="Calibri" w:eastAsia="Calibri" w:hAnsi="Calibri"/>
+                <w:b w:val="false"/>
+                <w:bCs w:val="false"/>
+                <w:sz w:val="18"/>
+                <w:szCs w:val="18"/>
+              </w:rPr>
+              <w:t xml:space="preserve">Reglas verificadas</w:t>
+            </w:r>
+          </w:p>
+        </w:tc>
+        <w:tc>
+          <w:tcPr>
+            <w:tcW w:type="dxa" w:w="6960"/>
+            <w:tcBorders>
+              <w:top w:val="single" w:color="8496B0" w:sz="4"/>
+              <w:left w:val="single" w:color="8496B0" w:sz="4"/>
+              <w:bottom w:val="single" w:color="8496B0" w:sz="4"/>
+              <w:right w:val="single" w:color="8496B0" w:sz="4"/>
+            </w:tcBorders>
+            <w:tcMar>
+              <w:top w:type="dxa" w:w="50"/>
+              <w:left w:type="dxa" w:w="90"/>
+              <w:bottom w:type="dxa" w:w="50"/>
+              <w:right w:type="dxa" w:w="90"/>
+            </w:tcMar>
+          </w:tcPr>
+          <w:p>
+            <w:r>
+              <w:rPr>
+                <w:rFonts w:ascii="Calibri" w:cs="Calibri" w:eastAsia="Calibri" w:hAnsi="Calibri"/>
+                <w:b w:val="false"/>
+                <w:bCs w:val="false"/>
+                <w:sz w:val="18"/>
+                <w:szCs w:val="18"/>
+              </w:rPr>
+              <w:t xml:space="preserve">RN-12 (la orden se cierra sólo después de que el inspector aprueba el control), RN-14 (el cambio a «Liberada por calidad» queda en el historial)</w:t>
+            </w:r>
+          </w:p>
+        </w:tc>
+      </w:tr>
+    </w:tbl>
+    <w:p>
+      <w:pPr>
+        <w:spacing w:after="60"/>
+      </w:pPr>
+    </w:p>
+    <w:p>
+      <w:pPr>
+        <w:spacing w:after="120"/>
+        <w:jc w:val="both"/>
+      </w:pPr>
+      <w:r>
+        <w:t xml:space="preserve">El inspector abre en Control de calidad la OT-2026-0006 (transformador monofásico de 25 kVA, OC-2026-0005). Los siete ensayos obligatorios del protocolo «Ensayos de rutina v1» están conformes; el nivel de ruido, que no es obligatorio, sigue pendiente y no impide la aprobación. El control queda «Conforme», se habilita «Aprobar y liberar la orden» y, tras confirmar, el sistema informa que la orden quedó liberada y que el jefe de producción ya puede cerrarla.</w:t>
+      </w:r>
+    </w:p>
+    <w:p>
+      <w:pPr>
+        <w:spacing w:after="120"/>
+        <w:jc w:val="both"/>
+      </w:pPr>
+      <w:r>
+        <w:t xml:space="preserve">Resultado observado: la OT-2026-0006 sale de la lista de calidad. Los usuarios con permiso para operar órdenes de trabajo reciben el aviso «orden de trabajo OT-2026-0006 liberada por calidad», cada uno en su propio correo (alias de la casilla del equipo), y el jefe de producción ve en Inicio, destacado, el pendiente «Cerrar la orden OT-2026-0006 (liberada por calidad)», junto con la generación de órdenes de trabajo de una compra con el anticipo pagado y el contador «Inicio (2)» en el menú. La bandeja del ejecutivo comercial muestra, en cambio, los pendientes de su rol: dos solicitudes por cotizar y un borrador sin emitir.</w:t>
+      </w:r>
+    </w:p>
+    <w:p>
+      <w:pPr>
+        <w:keepNext/>
+        <w:spacing w:before="120"/>
+        <w:jc w:val="center"/>
+      </w:pPr>
+      <w:r>
+        <w:drawing>
+          <wp:inline distT="0" distB="0" distL="0" distR="0">
+            <wp:extent cx="5943600" cy="3181350"/>
+            <wp:effectExtent t="0" r="0" b="0" l="0"/>
+            <wp:docPr id="1" name="Figura 23. Control conforme con el botón «Aprobar y liberar la orden» habilitado (sesión calidad)." descr="Figura 23. Control conforme con el botón «Aprobar y liberar la orden» habilitado (sesión calidad)." title="Figura 23. Control conforme con el botón «Aprobar y liberar la orden» habilitado (sesión calidad)."/>
+            <wp:cNvGraphicFramePr>
+              <a:graphicFrameLocks xmlns:a="http://schemas.openxmlformats.org/drawingml/2006/main" noChangeAspect="1"/>
+            </wp:cNvGraphicFramePr>
+            <a:graphic xmlns:a="http://schemas.openxmlformats.org/drawingml/2006/main">
+              <a:graphicData uri="http://schemas.openxmlformats.org/drawingml/2006/picture">
+                <pic:pic xmlns:pic="http://schemas.openxmlformats.org/drawingml/2006/picture">
+                  <pic:nvPicPr>
+                    <pic:cNvPr id="0" name="" descr=""/>
+                    <pic:cNvPicPr>
+                      <a:picLocks noChangeAspect="1" noChangeArrowheads="1"/>
+                    </pic:cNvPicPr>
+                  </pic:nvPicPr>
+                  <pic:blipFill>
+                    <a:blip r:embed="rId30" cstate="none"/>
+                    <a:srcRect/>
+                    <a:stretch>
+                      <a:fillRect/>
+                    </a:stretch>
+                  </pic:blipFill>
+                  <pic:spPr bwMode="auto">
+                    <a:xfrm>
+                      <a:off x="0" y="0"/>
+                      <a:ext cx="5943600" cy="3181350"/>
+                    </a:xfrm>
+                    <a:prstGeom prst="rect">
+                      <a:avLst/>
+                    </a:prstGeom>
+                  </pic:spPr>
+                </pic:pic>
+              </a:graphicData>
+            </a:graphic>
+          </wp:inline>
+        </w:drawing>
+      </w:r>
+    </w:p>
+    <w:p>
+      <w:pPr>
+        <w:spacing w:after="200"/>
+        <w:jc w:val="center"/>
+      </w:pPr>
+      <w:r>
+        <w:rPr>
+          <w:i/>
+          <w:iCs/>
+          <w:color w:val="44546A"/>
+          <w:sz w:val="18"/>
+          <w:szCs w:val="18"/>
+        </w:rPr>
+        <w:t xml:space="preserve">Figura 23. Control conforme con el botón «Aprobar y liberar la orden» habilitado (sesión calidad).</w:t>
+      </w:r>
+    </w:p>
+    <w:p>
+      <w:pPr>
+        <w:keepNext/>
+        <w:spacing w:before="120"/>
+        <w:jc w:val="center"/>
+      </w:pPr>
+      <w:r>
+        <w:drawing>
+          <wp:inline distT="0" distB="0" distL="0" distR="0">
+            <wp:extent cx="5943600" cy="3190875"/>
+            <wp:effectExtent t="0" r="0" b="0" l="0"/>
+            <wp:docPr id="1" name="Figura 24. Confirmación de la orden liberada por calidad." descr="Figura 24. Confirmación de la orden liberada por calidad." title="Figura 24. Confirmación de la orden liberada por calidad."/>
+            <wp:cNvGraphicFramePr>
+              <a:graphicFrameLocks xmlns:a="http://schemas.openxmlformats.org/drawingml/2006/main" noChangeAspect="1"/>
+            </wp:cNvGraphicFramePr>
+            <a:graphic xmlns:a="http://schemas.openxmlformats.org/drawingml/2006/main">
+              <a:graphicData uri="http://schemas.openxmlformats.org/drawingml/2006/picture">
+                <pic:pic xmlns:pic="http://schemas.openxmlformats.org/drawingml/2006/picture">
+                  <pic:nvPicPr>
+                    <pic:cNvPr id="0" name="" descr=""/>
+                    <pic:cNvPicPr>
+                      <a:picLocks noChangeAspect="1" noChangeArrowheads="1"/>
+                    </pic:cNvPicPr>
+                  </pic:nvPicPr>
+                  <pic:blipFill>
+                    <a:blip r:embed="rId31" cstate="none"/>
+                    <a:srcRect/>
+                    <a:stretch>
+                      <a:fillRect/>
+                    </a:stretch>
+                  </pic:blipFill>
+                  <pic:spPr bwMode="auto">
+                    <a:xfrm>
+                      <a:off x="0" y="0"/>
+                      <a:ext cx="5943600" cy="3190875"/>
+                    </a:xfrm>
+                    <a:prstGeom prst="rect">
+                      <a:avLst/>
+                    </a:prstGeom>
+                  </pic:spPr>
+                </pic:pic>
+              </a:graphicData>
+            </a:graphic>
+          </wp:inline>
+        </w:drawing>
+      </w:r>
+    </w:p>
+    <w:p>
+      <w:pPr>
+        <w:spacing w:after="200"/>
+        <w:jc w:val="center"/>
+      </w:pPr>
+      <w:r>
+        <w:rPr>
+          <w:i/>
+          <w:iCs/>
+          <w:color w:val="44546A"/>
+          <w:sz w:val="18"/>
+          <w:szCs w:val="18"/>
+        </w:rPr>
+        <w:t xml:space="preserve">Figura 24. Confirmación de la orden liberada por calidad.</w:t>
+      </w:r>
+    </w:p>
+    <w:p>
+      <w:pPr>
+        <w:keepNext/>
+        <w:spacing w:before="120"/>
+        <w:jc w:val="center"/>
+      </w:pPr>
+      <w:r>
+        <w:drawing>
+          <wp:inline distT="0" distB="0" distL="0" distR="0">
+            <wp:extent cx="5943600" cy="3190875"/>
+            <wp:effectExtent t="0" r="0" b="0" l="0"/>
+            <wp:docPr id="1" name="Figura 25. Bandeja de pendientes del jefe de producción con la orden liberada para cerrar." descr="Figura 25. Bandeja de pendientes del jefe de producción con la orden liberada para cerrar." title="Figura 25. Bandeja de pendientes del jefe de producción con la orden liberada para cerrar."/>
+            <wp:cNvGraphicFramePr>
+              <a:graphicFrameLocks xmlns:a="http://schemas.openxmlformats.org/drawingml/2006/main" noChangeAspect="1"/>
+            </wp:cNvGraphicFramePr>
+            <a:graphic xmlns:a="http://schemas.openxmlformats.org/drawingml/2006/main">
+              <a:graphicData uri="http://schemas.openxmlformats.org/drawingml/2006/picture">
+                <pic:pic xmlns:pic="http://schemas.openxmlformats.org/drawingml/2006/picture">
+                  <pic:nvPicPr>
+                    <pic:cNvPr id="0" name="" descr=""/>
+                    <pic:cNvPicPr>
+                      <a:picLocks noChangeAspect="1" noChangeArrowheads="1"/>
+                    </pic:cNvPicPr>
+                  </pic:nvPicPr>
+                  <pic:blipFill>
+                    <a:blip r:embed="rId32" cstate="none"/>
+                    <a:srcRect/>
+                    <a:stretch>
+                      <a:fillRect/>
+                    </a:stretch>
+                  </pic:blipFill>
+                  <pic:spPr bwMode="auto">
+                    <a:xfrm>
+                      <a:off x="0" y="0"/>
+                      <a:ext cx="5943600" cy="3190875"/>
+                    </a:xfrm>
+                    <a:prstGeom prst="rect">
+                      <a:avLst/>
+                    </a:prstGeom>
+                  </pic:spPr>
+                </pic:pic>
+              </a:graphicData>
+            </a:graphic>
+          </wp:inline>
+        </w:drawing>
+      </w:r>
+    </w:p>
+    <w:p>
+      <w:pPr>
+        <w:spacing w:after="200"/>
+        <w:jc w:val="center"/>
+      </w:pPr>
+      <w:r>
+        <w:rPr>
+          <w:i/>
+          <w:iCs/>
+          <w:color w:val="44546A"/>
+          <w:sz w:val="18"/>
+          <w:szCs w:val="18"/>
+        </w:rPr>
+        <w:t xml:space="preserve">Figura 25. Bandeja de pendientes del jefe de producción con la orden liberada para cerrar.</w:t>
+      </w:r>
+    </w:p>
+    <w:p>
+      <w:pPr>
+        <w:keepNext/>
+        <w:spacing w:before="120"/>
+        <w:jc w:val="center"/>
+      </w:pPr>
+      <w:r>
+        <w:drawing>
+          <wp:inline distT="0" distB="0" distL="0" distR="0">
+            <wp:extent cx="5943600" cy="2914650"/>
+            <wp:effectExtent t="0" r="0" b="0" l="0"/>
+            <wp:docPr id="1" name="Figura 26. Aviso interno por correo a los usuarios que operan las órdenes de trabajo." descr="Figura 26. Aviso interno por correo a los usuarios que operan las órdenes de trabajo." title="Figura 26. Aviso interno por correo a los usuarios que operan las órdenes de trabajo."/>
+            <wp:cNvGraphicFramePr>
+              <a:graphicFrameLocks xmlns:a="http://schemas.openxmlformats.org/drawingml/2006/main" noChangeAspect="1"/>
+            </wp:cNvGraphicFramePr>
+            <a:graphic xmlns:a="http://schemas.openxmlformats.org/drawingml/2006/main">
+              <a:graphicData uri="http://schemas.openxmlformats.org/drawingml/2006/picture">
+                <pic:pic xmlns:pic="http://schemas.openxmlformats.org/drawingml/2006/picture">
+                  <pic:nvPicPr>
+                    <pic:cNvPr id="0" name="" descr=""/>
+                    <pic:cNvPicPr>
+                      <a:picLocks noChangeAspect="1" noChangeArrowheads="1"/>
+                    </pic:cNvPicPr>
+                  </pic:nvPicPr>
+                  <pic:blipFill>
+                    <a:blip r:embed="rId33" cstate="none"/>
+                    <a:srcRect/>
+                    <a:stretch>
+                      <a:fillRect/>
+                    </a:stretch>
+                  </pic:blipFill>
+                  <pic:spPr bwMode="auto">
+                    <a:xfrm>
+                      <a:off x="0" y="0"/>
+                      <a:ext cx="5943600" cy="2914650"/>
+                    </a:xfrm>
+                    <a:prstGeom prst="rect">
+                      <a:avLst/>
+                    </a:prstGeom>
+                  </pic:spPr>
+                </pic:pic>
+              </a:graphicData>
+            </a:graphic>
+          </wp:inline>
+        </w:drawing>
+      </w:r>
+    </w:p>
+    <w:p>
+      <w:pPr>
+        <w:spacing w:after="200"/>
+        <w:jc w:val="center"/>
+      </w:pPr>
+      <w:r>
+        <w:rPr>
+          <w:i/>
+          <w:iCs/>
+          <w:color w:val="44546A"/>
+          <w:sz w:val="18"/>
+          <w:szCs w:val="18"/>
+        </w:rPr>
+        <w:t xml:space="preserve">Figura 26. Aviso interno por correo a los usuarios que operan las órdenes de trabajo.</w:t>
+      </w:r>
+    </w:p>
+    <w:p>
+      <w:pPr>
+        <w:keepNext/>
+        <w:spacing w:before="120"/>
+        <w:jc w:val="center"/>
+      </w:pPr>
+      <w:r>
+        <w:drawing>
+          <wp:inline distT="0" distB="0" distL="0" distR="0">
+            <wp:extent cx="5943600" cy="3190875"/>
+            <wp:effectExtent t="0" r="0" b="0" l="0"/>
+            <wp:docPr id="1" name="Figura 27. Bandeja de pendientes del ejecutivo comercial." descr="Figura 27. Bandeja de pendientes del ejecutivo comercial." title="Figura 27. Bandeja de pendientes del ejecutivo comercial."/>
+            <wp:cNvGraphicFramePr>
+              <a:graphicFrameLocks xmlns:a="http://schemas.openxmlformats.org/drawingml/2006/main" noChangeAspect="1"/>
+            </wp:cNvGraphicFramePr>
+            <a:graphic xmlns:a="http://schemas.openxmlformats.org/drawingml/2006/main">
+              <a:graphicData uri="http://schemas.openxmlformats.org/drawingml/2006/picture">
+                <pic:pic xmlns:pic="http://schemas.openxmlformats.org/drawingml/2006/picture">
+                  <pic:nvPicPr>
+                    <pic:cNvPr id="0" name="" descr=""/>
+                    <pic:cNvPicPr>
+                      <a:picLocks noChangeAspect="1" noChangeArrowheads="1"/>
+                    </pic:cNvPicPr>
+                  </pic:nvPicPr>
+                  <pic:blipFill>
+                    <a:blip r:embed="rId34" cstate="none"/>
+                    <a:srcRect/>
+                    <a:stretch>
+                      <a:fillRect/>
+                    </a:stretch>
+                  </pic:blipFill>
+                  <pic:spPr bwMode="auto">
+                    <a:xfrm>
+                      <a:off x="0" y="0"/>
+                      <a:ext cx="5943600" cy="3190875"/>
+                    </a:xfrm>
+                    <a:prstGeom prst="rect">
+                      <a:avLst/>
+                    </a:prstGeom>
+                  </pic:spPr>
+                </pic:pic>
+              </a:graphicData>
+            </a:graphic>
+          </wp:inline>
+        </w:drawing>
+      </w:r>
+    </w:p>
+    <w:p>
+      <w:pPr>
+        <w:spacing w:after="200"/>
+        <w:jc w:val="center"/>
+      </w:pPr>
+      <w:r>
+        <w:rPr>
+          <w:i/>
+          <w:iCs/>
+          <w:color w:val="44546A"/>
+          <w:sz w:val="18"/>
+          <w:szCs w:val="18"/>
+        </w:rPr>
+        <w:t xml:space="preserve">Figura 27. Bandeja de pendientes del ejecutivo comercial.</w:t>
+      </w:r>
+    </w:p>
+    <w:p>
+      <w:pPr>
+        <w:spacing w:after="160" w:before="80"/>
+      </w:pPr>
+      <w:r>
+        <w:rPr>
+          <w:i/>
+          <w:iCs/>
+          <w:color w:val="44546A"/>
+          <w:sz w:val="19"/>
+          <w:szCs w:val="19"/>
+        </w:rPr>
+        <w:t xml:space="preserve">Al momento de la captura el servidor aún tenía activo el modo de redirección de correos, por lo que el aviso llegó a la casilla de control con los destinatarios originales indicados en el asunto. Con el modo de copia, cada destinatario lo recibe en su correo y la casilla de control recibe una copia oculta.</w:t>
+      </w:r>
+    </w:p>
+    <w:p>
+      <w:pPr>
+        <w:pStyle w:val="Heading1"/>
+        <w:pageBreakBefore/>
+      </w:pPr>
+      <w:r>
         <w:t xml:space="preserve">4. Hallazgos durante la recolección de evidencias</w:t>
       </w:r>
     </w:p>
@@ -9816,6 +10560,127 @@
                 <w:szCs w:val="20"/>
               </w:rPr>
               <w:t xml:space="preserve">Se alinean los códigos de casos de uso e historias con el CU-01 v2.0.</w:t>
+            </w:r>
+          </w:p>
+        </w:tc>
+      </w:tr>
+      <w:tr>
+        <w:trPr>
+          <w:cantSplit/>
+        </w:trPr>
+        <w:tc>
+          <w:tcPr>
+            <w:tcW w:type="dxa" w:w="1000"/>
+            <w:tcBorders>
+              <w:top w:val="single" w:color="8496B0" w:sz="4"/>
+              <w:left w:val="single" w:color="8496B0" w:sz="4"/>
+              <w:bottom w:val="single" w:color="8496B0" w:sz="4"/>
+              <w:right w:val="single" w:color="8496B0" w:sz="4"/>
+            </w:tcBorders>
+            <w:tcMar>
+              <w:top w:type="dxa" w:w="50"/>
+              <w:left w:type="dxa" w:w="90"/>
+              <w:bottom w:type="dxa" w:w="50"/>
+              <w:right w:type="dxa" w:w="90"/>
+            </w:tcMar>
+          </w:tcPr>
+          <w:p>
+            <w:r>
+              <w:rPr>
+                <w:rFonts w:ascii="Calibri" w:cs="Calibri" w:eastAsia="Calibri" w:hAnsi="Calibri"/>
+                <w:b w:val="false"/>
+                <w:bCs w:val="false"/>
+                <w:sz w:val="20"/>
+                <w:szCs w:val="20"/>
+              </w:rPr>
+              <w:t xml:space="preserve">1.2</w:t>
+            </w:r>
+          </w:p>
+        </w:tc>
+        <w:tc>
+          <w:tcPr>
+            <w:tcW w:type="dxa" w:w="1500"/>
+            <w:tcBorders>
+              <w:top w:val="single" w:color="8496B0" w:sz="4"/>
+              <w:left w:val="single" w:color="8496B0" w:sz="4"/>
+              <w:bottom w:val="single" w:color="8496B0" w:sz="4"/>
+              <w:right w:val="single" w:color="8496B0" w:sz="4"/>
+            </w:tcBorders>
+            <w:tcMar>
+              <w:top w:type="dxa" w:w="50"/>
+              <w:left w:type="dxa" w:w="90"/>
+              <w:bottom w:type="dxa" w:w="50"/>
+              <w:right w:type="dxa" w:w="90"/>
+            </w:tcMar>
+          </w:tcPr>
+          <w:p>
+            <w:r>
+              <w:rPr>
+                <w:rFonts w:ascii="Calibri" w:cs="Calibri" w:eastAsia="Calibri" w:hAnsi="Calibri"/>
+                <w:b w:val="false"/>
+                <w:bCs w:val="false"/>
+                <w:sz w:val="20"/>
+                <w:szCs w:val="20"/>
+              </w:rPr>
+              <w:t xml:space="preserve">10-10-2026</w:t>
+            </w:r>
+          </w:p>
+        </w:tc>
+        <w:tc>
+          <w:tcPr>
+            <w:tcW w:type="dxa" w:w="2300"/>
+            <w:tcBorders>
+              <w:top w:val="single" w:color="8496B0" w:sz="4"/>
+              <w:left w:val="single" w:color="8496B0" w:sz="4"/>
+              <w:bottom w:val="single" w:color="8496B0" w:sz="4"/>
+              <w:right w:val="single" w:color="8496B0" w:sz="4"/>
+            </w:tcBorders>
+            <w:tcMar>
+              <w:top w:type="dxa" w:w="50"/>
+              <w:left w:type="dxa" w:w="90"/>
+              <w:bottom w:type="dxa" w:w="50"/>
+              <w:right w:type="dxa" w:w="90"/>
+            </w:tcMar>
+          </w:tcPr>
+          <w:p>
+            <w:r>
+              <w:rPr>
+                <w:rFonts w:ascii="Calibri" w:cs="Calibri" w:eastAsia="Calibri" w:hAnsi="Calibri"/>
+                <w:b w:val="false"/>
+                <w:bCs w:val="false"/>
+                <w:sz w:val="20"/>
+                <w:szCs w:val="20"/>
+              </w:rPr>
+              <w:t xml:space="preserve">Benjamín Delgado Bravo</w:t>
+            </w:r>
+          </w:p>
+        </w:tc>
+        <w:tc>
+          <w:tcPr>
+            <w:tcW w:type="dxa" w:w="4560"/>
+            <w:tcBorders>
+              <w:top w:val="single" w:color="8496B0" w:sz="4"/>
+              <w:left w:val="single" w:color="8496B0" w:sz="4"/>
+              <w:bottom w:val="single" w:color="8496B0" w:sz="4"/>
+              <w:right w:val="single" w:color="8496B0" w:sz="4"/>
+            </w:tcBorders>
+            <w:tcMar>
+              <w:top w:type="dxa" w:w="50"/>
+              <w:left w:type="dxa" w:w="90"/>
+              <w:bottom w:type="dxa" w:w="50"/>
+              <w:right w:type="dxa" w:w="90"/>
+            </w:tcMar>
+          </w:tcPr>
+          <w:p>
+            <w:r>
+              <w:rPr>
+                <w:rFonts w:ascii="Calibri" w:cs="Calibri" w:eastAsia="Calibri" w:hAnsi="Calibri"/>
+                <w:b w:val="false"/>
+                <w:bCs w:val="false"/>
+                <w:sz w:val="20"/>
+                <w:szCs w:val="20"/>
+              </w:rPr>
+              <w:t xml:space="preserve">Se agrega la evidencia 13 (aprobación de calidad, bandeja de pendientes y avisos entre roles) y una nota en la evidencia 10.</w:t>
             </w:r>
           </w:p>
         </w:tc>
@@ -9957,7 +10822,7 @@
         <w:sz w:val="16"/>
         <w:szCs w:val="16"/>
       </w:rPr>
-      <w:t xml:space="preserve">SITRAFO · EVI-01 Evidencias de Funcionamiento · v1.1</w:t>
+      <w:t xml:space="preserve">SITRAFO · EVI-01 Evidencias de Funcionamiento · v1.2</w:t>
     </w:r>
   </w:p>
 </w:hdr>

--- a/Fase 2/Evidencias Proyecto/Evidencias de documentación/4. Evidencias de funcionamiento/SITRAFO_EVI-01_Evidencias_de_Funcionamiento.docx
+++ b/Fase 2/Evidencias Proyecto/Evidencias de documentación/4. Evidencias de funcionamiento/SITRAFO_EVI-01_Evidencias_de_Funcionamiento.docx
@@ -94,7 +94,7 @@
           <w:sz w:val="26"/>
           <w:szCs w:val="26"/>
         </w:rPr>
-        <w:t xml:space="preserve">EVI-01  ·  Versión 1.2</w:t>
+        <w:t xml:space="preserve">EVI-01  ·  Versión 1.3</w:t>
       </w:r>
     </w:p>
     <w:tbl>
@@ -362,7 +362,7 @@
                 <w:sz w:val="20"/>
                 <w:szCs w:val="20"/>
               </w:rPr>
-              <w:t xml:space="preserve">ERS-01; CU-01 v2.1; SEC-01; ARQ-01 v1.1</w:t>
+              <w:t xml:space="preserve">ERS-01; CU-01 v2.2; SEC-01; ARQ-01 v1.1</w:t>
             </w:r>
           </w:p>
         </w:tc>
@@ -5137,7 +5137,7 @@
           <w:sz w:val="19"/>
           <w:szCs w:val="19"/>
         </w:rPr>
-        <w:t xml:space="preserve">Observación: en esta captura la tensión primaria y secundaria tienen valores de prueba fuera de lo real (1.000.000 kV y 2.000.000 V) y el sistema los aceptó. Se registra como hallazgo en la sección 4.</w:t>
+        <w:t xml:space="preserve">Observación: en esta captura la tensión primaria y secundaria tienen valores de prueba fuera de lo real (1.000.000 kV y 2.000.000 V) y el sistema los aceptó. Se registró como hallazgo H-01 y ya está corregido (sección 4).</w:t>
       </w:r>
     </w:p>
     <w:p>
@@ -9655,7 +9655,7 @@
         <w:jc w:val="both"/>
       </w:pPr>
       <w:r>
-        <w:t xml:space="preserve">Al recorrer el sistema con datos de prueba se detectaron los siguientes puntos. Se registran para su corrección en los próximos sprints.</w:t>
+        <w:t xml:space="preserve">Al recorrer el sistema con datos de prueba se detectaron los siguientes puntos. Los tres se corrigieron el 10 de octubre de 2026; la corrección está cubierta por pruebas automatizadas y desplegada en el ambiente publicado.</w:t>
       </w:r>
     </w:p>
     <w:tbl>
@@ -9672,9 +9672,9 @@
       </w:tblPr>
       <w:tblGrid>
         <w:gridCol w:w="700"/>
-        <w:gridCol w:w="3800"/>
-        <w:gridCol w:w="2160"/>
-        <w:gridCol w:w="2700"/>
+        <w:gridCol w:w="3200"/>
+        <w:gridCol w:w="1900"/>
+        <w:gridCol w:w="3560"/>
       </w:tblGrid>
       <w:tr>
         <w:trPr>
@@ -9712,7 +9712,7 @@
         </w:tc>
         <w:tc>
           <w:tcPr>
-            <w:tcW w:type="dxa" w:w="3800"/>
+            <w:tcW w:type="dxa" w:w="3200"/>
             <w:tcBorders>
               <w:top w:val="single" w:color="8496B0" w:sz="4"/>
               <w:left w:val="single" w:color="8496B0" w:sz="4"/>
@@ -9742,7 +9742,7 @@
         </w:tc>
         <w:tc>
           <w:tcPr>
-            <w:tcW w:type="dxa" w:w="2160"/>
+            <w:tcW w:type="dxa" w:w="1900"/>
             <w:tcBorders>
               <w:top w:val="single" w:color="8496B0" w:sz="4"/>
               <w:left w:val="single" w:color="8496B0" w:sz="4"/>
@@ -9772,7 +9772,7 @@
         </w:tc>
         <w:tc>
           <w:tcPr>
-            <w:tcW w:type="dxa" w:w="2700"/>
+            <w:tcW w:type="dxa" w:w="3560"/>
             <w:tcBorders>
               <w:top w:val="single" w:color="8496B0" w:sz="4"/>
               <w:left w:val="single" w:color="8496B0" w:sz="4"/>
@@ -9796,7 +9796,7 @@
                 <w:sz w:val="18"/>
                 <w:szCs w:val="18"/>
               </w:rPr>
-              <w:t xml:space="preserve">Acción propuesta</w:t>
+              <w:t xml:space="preserve">Corrección</w:t>
             </w:r>
           </w:p>
         </w:tc>
@@ -9836,7 +9836,7 @@
         </w:tc>
         <w:tc>
           <w:tcPr>
-            <w:tcW w:type="dxa" w:w="3800"/>
+            <w:tcW w:type="dxa" w:w="3200"/>
             <w:tcBorders>
               <w:top w:val="single" w:color="8496B0" w:sz="4"/>
               <w:left w:val="single" w:color="8496B0" w:sz="4"/>
@@ -9865,7 +9865,7 @@
         </w:tc>
         <w:tc>
           <w:tcPr>
-            <w:tcW w:type="dxa" w:w="2160"/>
+            <w:tcW w:type="dxa" w:w="1900"/>
             <w:tcBorders>
               <w:top w:val="single" w:color="8496B0" w:sz="4"/>
               <w:left w:val="single" w:color="8496B0" w:sz="4"/>
@@ -9894,30 +9894,30 @@
         </w:tc>
         <w:tc>
           <w:tcPr>
-            <w:tcW w:type="dxa" w:w="2700"/>
-            <w:tcBorders>
-              <w:top w:val="single" w:color="8496B0" w:sz="4"/>
-              <w:left w:val="single" w:color="8496B0" w:sz="4"/>
-              <w:bottom w:val="single" w:color="8496B0" w:sz="4"/>
-              <w:right w:val="single" w:color="8496B0" w:sz="4"/>
-            </w:tcBorders>
-            <w:tcMar>
-              <w:top w:type="dxa" w:w="50"/>
-              <w:left w:type="dxa" w:w="90"/>
-              <w:bottom w:type="dxa" w:w="50"/>
-              <w:right w:type="dxa" w:w="90"/>
-            </w:tcMar>
-          </w:tcPr>
-          <w:p>
-            <w:r>
-              <w:rPr>
-                <w:rFonts w:ascii="Calibri" w:cs="Calibri" w:eastAsia="Calibri" w:hAnsi="Calibri"/>
-                <w:b w:val="false"/>
-                <w:bCs w:val="false"/>
-                <w:sz w:val="18"/>
-                <w:szCs w:val="18"/>
-              </w:rPr>
-              <w:t xml:space="preserve">Agregar rangos mínimo y máximo por atributo técnico y validarlos en el formulario y en el servicio.</w:t>
+            <w:tcW w:type="dxa" w:w="3560"/>
+            <w:tcBorders>
+              <w:top w:val="single" w:color="8496B0" w:sz="4"/>
+              <w:left w:val="single" w:color="8496B0" w:sz="4"/>
+              <w:bottom w:val="single" w:color="8496B0" w:sz="4"/>
+              <w:right w:val="single" w:color="8496B0" w:sz="4"/>
+            </w:tcBorders>
+            <w:tcMar>
+              <w:top w:type="dxa" w:w="50"/>
+              <w:left w:type="dxa" w:w="90"/>
+              <w:bottom w:type="dxa" w:w="50"/>
+              <w:right w:type="dxa" w:w="90"/>
+            </w:tcMar>
+          </w:tcPr>
+          <w:p>
+            <w:r>
+              <w:rPr>
+                <w:rFonts w:ascii="Calibri" w:cs="Calibri" w:eastAsia="Calibri" w:hAnsi="Calibri"/>
+                <w:b w:val="false"/>
+                <w:bCs w:val="false"/>
+                <w:sz w:val="18"/>
+                <w:szCs w:val="18"/>
+              </w:rPr>
+              <w:t xml:space="preserve">Corregido. Cada parámetro numérico tiene rango mínimo y máximo (tensión primaria 1 a 66 kV, secundaria 100 a 1.000 V), que la web muestra bajo el campo y valida al enviar, igual que la API; si se elige un modelo, la potencia debe coincidir con la suya. Los rangos se administran en Catálogo → Parámetros técnicos.</w:t>
             </w:r>
           </w:p>
         </w:tc>
@@ -9957,7 +9957,7 @@
         </w:tc>
         <w:tc>
           <w:tcPr>
-            <w:tcW w:type="dxa" w:w="3800"/>
+            <w:tcW w:type="dxa" w:w="3200"/>
             <w:tcBorders>
               <w:top w:val="single" w:color="8496B0" w:sz="4"/>
               <w:left w:val="single" w:color="8496B0" w:sz="4"/>
@@ -9986,7 +9986,7 @@
         </w:tc>
         <w:tc>
           <w:tcPr>
-            <w:tcW w:type="dxa" w:w="2160"/>
+            <w:tcW w:type="dxa" w:w="1900"/>
             <w:tcBorders>
               <w:top w:val="single" w:color="8496B0" w:sz="4"/>
               <w:left w:val="single" w:color="8496B0" w:sz="4"/>
@@ -10015,30 +10015,30 @@
         </w:tc>
         <w:tc>
           <w:tcPr>
-            <w:tcW w:type="dxa" w:w="2700"/>
-            <w:tcBorders>
-              <w:top w:val="single" w:color="8496B0" w:sz="4"/>
-              <w:left w:val="single" w:color="8496B0" w:sz="4"/>
-              <w:bottom w:val="single" w:color="8496B0" w:sz="4"/>
-              <w:right w:val="single" w:color="8496B0" w:sz="4"/>
-            </w:tcBorders>
-            <w:tcMar>
-              <w:top w:type="dxa" w:w="50"/>
-              <w:left w:type="dxa" w:w="90"/>
-              <w:bottom w:type="dxa" w:w="50"/>
-              <w:right w:type="dxa" w:w="90"/>
-            </w:tcMar>
-          </w:tcPr>
-          <w:p>
-            <w:r>
-              <w:rPr>
-                <w:rFonts w:ascii="Calibri" w:cs="Calibri" w:eastAsia="Calibri" w:hAnsi="Calibri"/>
-                <w:b w:val="false"/>
-                <w:bCs w:val="false"/>
-                <w:sz w:val="18"/>
-                <w:szCs w:val="18"/>
-              </w:rPr>
-              <w:t xml:space="preserve">Definir un máximo de unidades por solicitud y validarlo.</w:t>
+            <w:tcW w:type="dxa" w:w="3560"/>
+            <w:tcBorders>
+              <w:top w:val="single" w:color="8496B0" w:sz="4"/>
+              <w:left w:val="single" w:color="8496B0" w:sz="4"/>
+              <w:bottom w:val="single" w:color="8496B0" w:sz="4"/>
+              <w:right w:val="single" w:color="8496B0" w:sz="4"/>
+            </w:tcBorders>
+            <w:tcMar>
+              <w:top w:type="dxa" w:w="50"/>
+              <w:left w:type="dxa" w:w="90"/>
+              <w:bottom w:type="dxa" w:w="50"/>
+              <w:right w:type="dxa" w:w="90"/>
+            </w:tcMar>
+          </w:tcPr>
+          <w:p>
+            <w:r>
+              <w:rPr>
+                <w:rFonts w:ascii="Calibri" w:cs="Calibri" w:eastAsia="Calibri" w:hAnsi="Calibri"/>
+                <w:b w:val="false"/>
+                <w:bCs w:val="false"/>
+                <w:sz w:val="18"/>
+                <w:szCs w:val="18"/>
+              </w:rPr>
+              <w:t xml:space="preserve">Corregido. Tope de 500 unidades por solicitud y por línea de cotización, editable como parámetro comercial.max_unidades_solicitud en Canal web.</w:t>
             </w:r>
           </w:p>
         </w:tc>
@@ -10078,7 +10078,7 @@
         </w:tc>
         <w:tc>
           <w:tcPr>
-            <w:tcW w:type="dxa" w:w="3800"/>
+            <w:tcW w:type="dxa" w:w="3200"/>
             <w:tcBorders>
               <w:top w:val="single" w:color="8496B0" w:sz="4"/>
               <w:left w:val="single" w:color="8496B0" w:sz="4"/>
@@ -10107,7 +10107,7 @@
         </w:tc>
         <w:tc>
           <w:tcPr>
-            <w:tcW w:type="dxa" w:w="2160"/>
+            <w:tcW w:type="dxa" w:w="1900"/>
             <w:tcBorders>
               <w:top w:val="single" w:color="8496B0" w:sz="4"/>
               <w:left w:val="single" w:color="8496B0" w:sz="4"/>
@@ -10136,30 +10136,30 @@
         </w:tc>
         <w:tc>
           <w:tcPr>
-            <w:tcW w:type="dxa" w:w="2700"/>
-            <w:tcBorders>
-              <w:top w:val="single" w:color="8496B0" w:sz="4"/>
-              <w:left w:val="single" w:color="8496B0" w:sz="4"/>
-              <w:bottom w:val="single" w:color="8496B0" w:sz="4"/>
-              <w:right w:val="single" w:color="8496B0" w:sz="4"/>
-            </w:tcBorders>
-            <w:tcMar>
-              <w:top w:type="dxa" w:w="50"/>
-              <w:left w:type="dxa" w:w="90"/>
-              <w:bottom w:type="dxa" w:w="50"/>
-              <w:right w:type="dxa" w:w="90"/>
-            </w:tcMar>
-          </w:tcPr>
-          <w:p>
-            <w:r>
-              <w:rPr>
-                <w:rFonts w:ascii="Calibri" w:cs="Calibri" w:eastAsia="Calibri" w:hAnsi="Calibri"/>
-                <w:b w:val="false"/>
-                <w:bCs w:val="false"/>
-                <w:sz w:val="18"/>
-                <w:szCs w:val="18"/>
-              </w:rPr>
-              <w:t xml:space="preserve">Mostrar la unidad sólo cuando exista.</w:t>
+            <w:tcW w:type="dxa" w:w="3560"/>
+            <w:tcBorders>
+              <w:top w:val="single" w:color="8496B0" w:sz="4"/>
+              <w:left w:val="single" w:color="8496B0" w:sz="4"/>
+              <w:bottom w:val="single" w:color="8496B0" w:sz="4"/>
+              <w:right w:val="single" w:color="8496B0" w:sz="4"/>
+            </w:tcBorders>
+            <w:tcMar>
+              <w:top w:type="dxa" w:w="50"/>
+              <w:left w:type="dxa" w:w="90"/>
+              <w:bottom w:type="dxa" w:w="50"/>
+              <w:right w:type="dxa" w:w="90"/>
+            </w:tcMar>
+          </w:tcPr>
+          <w:p>
+            <w:r>
+              <w:rPr>
+                <w:rFonts w:ascii="Calibri" w:cs="Calibri" w:eastAsia="Calibri" w:hAnsi="Calibri"/>
+                <w:b w:val="false"/>
+                <w:bCs w:val="false"/>
+                <w:sz w:val="18"/>
+                <w:szCs w:val="18"/>
+              </w:rPr>
+              <w:t xml:space="preserve">Corregido. La unidad se muestra sólo cuando existe.</w:t>
             </w:r>
           </w:p>
         </w:tc>
@@ -10681,6 +10681,127 @@
                 <w:szCs w:val="20"/>
               </w:rPr>
               <w:t xml:space="preserve">Se agrega la evidencia 13 (aprobación de calidad, bandeja de pendientes y avisos entre roles) y una nota en la evidencia 10.</w:t>
+            </w:r>
+          </w:p>
+        </w:tc>
+      </w:tr>
+      <w:tr>
+        <w:trPr>
+          <w:cantSplit/>
+        </w:trPr>
+        <w:tc>
+          <w:tcPr>
+            <w:tcW w:type="dxa" w:w="1000"/>
+            <w:tcBorders>
+              <w:top w:val="single" w:color="8496B0" w:sz="4"/>
+              <w:left w:val="single" w:color="8496B0" w:sz="4"/>
+              <w:bottom w:val="single" w:color="8496B0" w:sz="4"/>
+              <w:right w:val="single" w:color="8496B0" w:sz="4"/>
+            </w:tcBorders>
+            <w:tcMar>
+              <w:top w:type="dxa" w:w="50"/>
+              <w:left w:type="dxa" w:w="90"/>
+              <w:bottom w:type="dxa" w:w="50"/>
+              <w:right w:type="dxa" w:w="90"/>
+            </w:tcMar>
+          </w:tcPr>
+          <w:p>
+            <w:r>
+              <w:rPr>
+                <w:rFonts w:ascii="Calibri" w:cs="Calibri" w:eastAsia="Calibri" w:hAnsi="Calibri"/>
+                <w:b w:val="false"/>
+                <w:bCs w:val="false"/>
+                <w:sz w:val="20"/>
+                <w:szCs w:val="20"/>
+              </w:rPr>
+              <w:t xml:space="preserve">1.3</w:t>
+            </w:r>
+          </w:p>
+        </w:tc>
+        <w:tc>
+          <w:tcPr>
+            <w:tcW w:type="dxa" w:w="1500"/>
+            <w:tcBorders>
+              <w:top w:val="single" w:color="8496B0" w:sz="4"/>
+              <w:left w:val="single" w:color="8496B0" w:sz="4"/>
+              <w:bottom w:val="single" w:color="8496B0" w:sz="4"/>
+              <w:right w:val="single" w:color="8496B0" w:sz="4"/>
+            </w:tcBorders>
+            <w:tcMar>
+              <w:top w:type="dxa" w:w="50"/>
+              <w:left w:type="dxa" w:w="90"/>
+              <w:bottom w:type="dxa" w:w="50"/>
+              <w:right w:type="dxa" w:w="90"/>
+            </w:tcMar>
+          </w:tcPr>
+          <w:p>
+            <w:r>
+              <w:rPr>
+                <w:rFonts w:ascii="Calibri" w:cs="Calibri" w:eastAsia="Calibri" w:hAnsi="Calibri"/>
+                <w:b w:val="false"/>
+                <w:bCs w:val="false"/>
+                <w:sz w:val="20"/>
+                <w:szCs w:val="20"/>
+              </w:rPr>
+              <w:t xml:space="preserve">10-10-2026</w:t>
+            </w:r>
+          </w:p>
+        </w:tc>
+        <w:tc>
+          <w:tcPr>
+            <w:tcW w:type="dxa" w:w="2300"/>
+            <w:tcBorders>
+              <w:top w:val="single" w:color="8496B0" w:sz="4"/>
+              <w:left w:val="single" w:color="8496B0" w:sz="4"/>
+              <w:bottom w:val="single" w:color="8496B0" w:sz="4"/>
+              <w:right w:val="single" w:color="8496B0" w:sz="4"/>
+            </w:tcBorders>
+            <w:tcMar>
+              <w:top w:type="dxa" w:w="50"/>
+              <w:left w:type="dxa" w:w="90"/>
+              <w:bottom w:type="dxa" w:w="50"/>
+              <w:right w:type="dxa" w:w="90"/>
+            </w:tcMar>
+          </w:tcPr>
+          <w:p>
+            <w:r>
+              <w:rPr>
+                <w:rFonts w:ascii="Calibri" w:cs="Calibri" w:eastAsia="Calibri" w:hAnsi="Calibri"/>
+                <w:b w:val="false"/>
+                <w:bCs w:val="false"/>
+                <w:sz w:val="20"/>
+                <w:szCs w:val="20"/>
+              </w:rPr>
+              <w:t xml:space="preserve">Benjamín Delgado Bravo</w:t>
+            </w:r>
+          </w:p>
+        </w:tc>
+        <w:tc>
+          <w:tcPr>
+            <w:tcW w:type="dxa" w:w="4560"/>
+            <w:tcBorders>
+              <w:top w:val="single" w:color="8496B0" w:sz="4"/>
+              <w:left w:val="single" w:color="8496B0" w:sz="4"/>
+              <w:bottom w:val="single" w:color="8496B0" w:sz="4"/>
+              <w:right w:val="single" w:color="8496B0" w:sz="4"/>
+            </w:tcBorders>
+            <w:tcMar>
+              <w:top w:type="dxa" w:w="50"/>
+              <w:left w:type="dxa" w:w="90"/>
+              <w:bottom w:type="dxa" w:w="50"/>
+              <w:right w:type="dxa" w:w="90"/>
+            </w:tcMar>
+          </w:tcPr>
+          <w:p>
+            <w:r>
+              <w:rPr>
+                <w:rFonts w:ascii="Calibri" w:cs="Calibri" w:eastAsia="Calibri" w:hAnsi="Calibri"/>
+                <w:b w:val="false"/>
+                <w:bCs w:val="false"/>
+                <w:sz w:val="20"/>
+                <w:szCs w:val="20"/>
+              </w:rPr>
+              <w:t xml:space="preserve">Los hallazgos H-01, H-02 y H-03 quedan registrados como corregidos.</w:t>
             </w:r>
           </w:p>
         </w:tc>
@@ -10822,7 +10943,7 @@
         <w:sz w:val="16"/>
         <w:szCs w:val="16"/>
       </w:rPr>
-      <w:t xml:space="preserve">SITRAFO · EVI-01 Evidencias de Funcionamiento · v1.2</w:t>
+      <w:t xml:space="preserve">SITRAFO · EVI-01 Evidencias de Funcionamiento · v1.3</w:t>
     </w:r>
   </w:p>
 </w:hdr>

--- a/Fase 2/Evidencias Proyecto/Evidencias de documentación/4. Evidencias de funcionamiento/SITRAFO_EVI-01_Evidencias_de_Funcionamiento.docx
+++ b/Fase 2/Evidencias Proyecto/Evidencias de documentación/4. Evidencias de funcionamiento/SITRAFO_EVI-01_Evidencias_de_Funcionamiento.docx
@@ -94,7 +94,7 @@
           <w:sz w:val="26"/>
           <w:szCs w:val="26"/>
         </w:rPr>
-        <w:t xml:space="preserve">EVI-01  ·  Versión 1.3</w:t>
+        <w:t xml:space="preserve">EVI-01  ·  Versión 1.4</w:t>
       </w:r>
     </w:p>
     <w:tbl>
@@ -866,7 +866,7 @@
                 <w:sz w:val="20"/>
                 <w:szCs w:val="20"/>
               </w:rPr>
-              <w:t xml:space="preserve">10 de octubre de 2026</w:t>
+              <w:t xml:space="preserve">19 de octubre de 2026</w:t>
             </w:r>
           </w:p>
         </w:tc>
@@ -942,6 +942,15 @@
       </w:pPr>
       <w:r>
         <w:t xml:space="preserve">La evidencia 13 muestra funciones incorporadas el 10 de octubre de 2026 —aprobación explícita del control de calidad, bandeja de pendientes y avisos por correo entre roles— y se capturó ese mismo día sobre el sistema publicado, con la versión escritorio-v1.1 de SITRAFO.exe.</w:t>
+      </w:r>
+    </w:p>
+    <w:p>
+      <w:pPr>
+        <w:spacing w:after="120"/>
+        <w:jc w:val="both"/>
+      </w:pPr>
+      <w:r>
+        <w:t xml:space="preserve">Las evidencias 14 y 15 muestran las APIs públicas propias, incorporadas en el Sprint 3. Se capturaron el 19 de octubre de 2026 en el ambiente local con los datos de demostración, porque la API del cotizador todavía no se publica en Render. Por eso la barra de estado del escritorio indica 127.0.0.1 en vez del servidor publicado, y la UF y el dólar corresponden a los valores de mindicador.cl de ese día.</w:t>
       </w:r>
     </w:p>
     <w:p>
@@ -1757,7 +1766,7 @@
                 <w:sz w:val="18"/>
                 <w:szCs w:val="18"/>
               </w:rPr>
-              <w:t xml:space="preserve">1, 5, 6</w:t>
+              <w:t xml:space="preserve">1, 5, 6, 14, 15</w:t>
             </w:r>
           </w:p>
         </w:tc>
@@ -2604,7 +2613,128 @@
                 <w:sz w:val="18"/>
                 <w:szCs w:val="18"/>
               </w:rPr>
-              <w:t xml:space="preserve">11, 12</w:t>
+              <w:t xml:space="preserve">11, 12, 14, 15</w:t>
+            </w:r>
+          </w:p>
+        </w:tc>
+      </w:tr>
+      <w:tr>
+        <w:trPr>
+          <w:cantSplit/>
+        </w:trPr>
+        <w:tc>
+          <w:tcPr>
+            <w:tcW w:type="dxa" w:w="1600"/>
+            <w:tcBorders>
+              <w:top w:val="single" w:color="8496B0" w:sz="4"/>
+              <w:left w:val="single" w:color="8496B0" w:sz="4"/>
+              <w:bottom w:val="single" w:color="8496B0" w:sz="4"/>
+              <w:right w:val="single" w:color="8496B0" w:sz="4"/>
+            </w:tcBorders>
+            <w:tcMar>
+              <w:top w:type="dxa" w:w="50"/>
+              <w:left w:type="dxa" w:w="90"/>
+              <w:bottom w:type="dxa" w:w="50"/>
+              <w:right w:type="dxa" w:w="90"/>
+            </w:tcMar>
+          </w:tcPr>
+          <w:p>
+            <w:r>
+              <w:rPr>
+                <w:rFonts w:ascii="Calibri" w:cs="Calibri" w:eastAsia="Calibri" w:hAnsi="Calibri"/>
+                <w:b w:val="false"/>
+                <w:bCs w:val="false"/>
+                <w:sz w:val="18"/>
+                <w:szCs w:val="18"/>
+              </w:rPr>
+              <w:t xml:space="preserve">(sin sesión)</w:t>
+            </w:r>
+          </w:p>
+        </w:tc>
+        <w:tc>
+          <w:tcPr>
+            <w:tcW w:type="dxa" w:w="3000"/>
+            <w:tcBorders>
+              <w:top w:val="single" w:color="8496B0" w:sz="4"/>
+              <w:left w:val="single" w:color="8496B0" w:sz="4"/>
+              <w:bottom w:val="single" w:color="8496B0" w:sz="4"/>
+              <w:right w:val="single" w:color="8496B0" w:sz="4"/>
+            </w:tcBorders>
+            <w:tcMar>
+              <w:top w:type="dxa" w:w="50"/>
+              <w:left w:type="dxa" w:w="90"/>
+              <w:bottom w:type="dxa" w:w="50"/>
+              <w:right w:type="dxa" w:w="90"/>
+            </w:tcMar>
+          </w:tcPr>
+          <w:p>
+            <w:r>
+              <w:rPr>
+                <w:rFonts w:ascii="Calibri" w:cs="Calibri" w:eastAsia="Calibri" w:hAnsi="Calibri"/>
+                <w:b w:val="false"/>
+                <w:bCs w:val="false"/>
+                <w:sz w:val="18"/>
+                <w:szCs w:val="18"/>
+              </w:rPr>
+              <w:t xml:space="preserve">Visitante con número y código de seguimiento</w:t>
+            </w:r>
+          </w:p>
+        </w:tc>
+        <w:tc>
+          <w:tcPr>
+            <w:tcW w:type="dxa" w:w="2100"/>
+            <w:tcBorders>
+              <w:top w:val="single" w:color="8496B0" w:sz="4"/>
+              <w:left w:val="single" w:color="8496B0" w:sz="4"/>
+              <w:bottom w:val="single" w:color="8496B0" w:sz="4"/>
+              <w:right w:val="single" w:color="8496B0" w:sz="4"/>
+            </w:tcBorders>
+            <w:tcMar>
+              <w:top w:type="dxa" w:w="50"/>
+              <w:left w:type="dxa" w:w="90"/>
+              <w:bottom w:type="dxa" w:w="50"/>
+              <w:right w:type="dxa" w:w="90"/>
+            </w:tcMar>
+          </w:tcPr>
+          <w:p>
+            <w:r>
+              <w:rPr>
+                <w:rFonts w:ascii="Calibri" w:cs="Calibri" w:eastAsia="Calibri" w:hAnsi="Calibri"/>
+                <w:b w:val="false"/>
+                <w:bCs w:val="false"/>
+                <w:sz w:val="18"/>
+                <w:szCs w:val="18"/>
+              </w:rPr>
+              <w:t xml:space="preserve">Web</w:t>
+            </w:r>
+          </w:p>
+        </w:tc>
+        <w:tc>
+          <w:tcPr>
+            <w:tcW w:type="dxa" w:w="2660"/>
+            <w:tcBorders>
+              <w:top w:val="single" w:color="8496B0" w:sz="4"/>
+              <w:left w:val="single" w:color="8496B0" w:sz="4"/>
+              <w:bottom w:val="single" w:color="8496B0" w:sz="4"/>
+              <w:right w:val="single" w:color="8496B0" w:sz="4"/>
+            </w:tcBorders>
+            <w:tcMar>
+              <w:top w:type="dxa" w:w="50"/>
+              <w:left w:type="dxa" w:w="90"/>
+              <w:bottom w:type="dxa" w:w="50"/>
+              <w:right w:type="dxa" w:w="90"/>
+            </w:tcMar>
+          </w:tcPr>
+          <w:p>
+            <w:r>
+              <w:rPr>
+                <w:rFonts w:ascii="Calibri" w:cs="Calibri" w:eastAsia="Calibri" w:hAnsi="Calibri"/>
+                <w:b w:val="false"/>
+                <w:bCs w:val="false"/>
+                <w:sz w:val="18"/>
+                <w:szCs w:val="18"/>
+              </w:rPr>
+              <w:t xml:space="preserve">14</w:t>
             </w:r>
           </w:p>
         </w:tc>
@@ -4744,6 +4874,306 @@
                 <w:szCs w:val="18"/>
               </w:rPr>
               <w:t xml:space="preserve">HU-09</w:t>
+            </w:r>
+          </w:p>
+        </w:tc>
+      </w:tr>
+      <w:tr>
+        <w:trPr>
+          <w:cantSplit/>
+        </w:trPr>
+        <w:tc>
+          <w:tcPr>
+            <w:tcW w:type="dxa" w:w="600"/>
+            <w:tcBorders>
+              <w:top w:val="single" w:color="8496B0" w:sz="4"/>
+              <w:left w:val="single" w:color="8496B0" w:sz="4"/>
+              <w:bottom w:val="single" w:color="8496B0" w:sz="4"/>
+              <w:right w:val="single" w:color="8496B0" w:sz="4"/>
+            </w:tcBorders>
+            <w:tcMar>
+              <w:top w:type="dxa" w:w="50"/>
+              <w:left w:type="dxa" w:w="90"/>
+              <w:bottom w:type="dxa" w:w="50"/>
+              <w:right w:type="dxa" w:w="90"/>
+            </w:tcMar>
+          </w:tcPr>
+          <w:p>
+            <w:r>
+              <w:rPr>
+                <w:rFonts w:ascii="Calibri" w:cs="Calibri" w:eastAsia="Calibri" w:hAnsi="Calibri"/>
+                <w:b w:val="false"/>
+                <w:bCs w:val="false"/>
+                <w:sz w:val="18"/>
+                <w:szCs w:val="18"/>
+              </w:rPr>
+              <w:t xml:space="preserve">14</w:t>
+            </w:r>
+          </w:p>
+        </w:tc>
+        <w:tc>
+          <w:tcPr>
+            <w:tcW w:type="dxa" w:w="3500"/>
+            <w:tcBorders>
+              <w:top w:val="single" w:color="8496B0" w:sz="4"/>
+              <w:left w:val="single" w:color="8496B0" w:sz="4"/>
+              <w:bottom w:val="single" w:color="8496B0" w:sz="4"/>
+              <w:right w:val="single" w:color="8496B0" w:sz="4"/>
+            </w:tcBorders>
+            <w:tcMar>
+              <w:top w:type="dxa" w:w="50"/>
+              <w:left w:type="dxa" w:w="90"/>
+              <w:bottom w:type="dxa" w:w="50"/>
+              <w:right w:type="dxa" w:w="90"/>
+            </w:tcMar>
+          </w:tcPr>
+          <w:p>
+            <w:r>
+              <w:rPr>
+                <w:rFonts w:ascii="Calibri" w:cs="Calibri" w:eastAsia="Calibri" w:hAnsi="Calibri"/>
+                <w:b w:val="false"/>
+                <w:bCs w:val="false"/>
+                <w:sz w:val="18"/>
+                <w:szCs w:val="18"/>
+              </w:rPr>
+              <w:t xml:space="preserve">API pública de seguimiento de pedidos</w:t>
+            </w:r>
+          </w:p>
+        </w:tc>
+        <w:tc>
+          <w:tcPr>
+            <w:tcW w:type="dxa" w:w="2300"/>
+            <w:tcBorders>
+              <w:top w:val="single" w:color="8496B0" w:sz="4"/>
+              <w:left w:val="single" w:color="8496B0" w:sz="4"/>
+              <w:bottom w:val="single" w:color="8496B0" w:sz="4"/>
+              <w:right w:val="single" w:color="8496B0" w:sz="4"/>
+            </w:tcBorders>
+            <w:tcMar>
+              <w:top w:type="dxa" w:w="50"/>
+              <w:left w:type="dxa" w:w="90"/>
+              <w:bottom w:type="dxa" w:w="50"/>
+              <w:right w:type="dxa" w:w="90"/>
+            </w:tcMar>
+          </w:tcPr>
+          <w:p>
+            <w:r>
+              <w:rPr>
+                <w:rFonts w:ascii="Calibri" w:cs="Calibri" w:eastAsia="Calibri" w:hAnsi="Calibri"/>
+                <w:b w:val="false"/>
+                <w:bCs w:val="false"/>
+                <w:sz w:val="18"/>
+                <w:szCs w:val="18"/>
+              </w:rPr>
+              <w:t xml:space="preserve">CU-REP-06, CU-OT-09</w:t>
+            </w:r>
+          </w:p>
+        </w:tc>
+        <w:tc>
+          <w:tcPr>
+            <w:tcW w:type="dxa" w:w="1500"/>
+            <w:tcBorders>
+              <w:top w:val="single" w:color="8496B0" w:sz="4"/>
+              <w:left w:val="single" w:color="8496B0" w:sz="4"/>
+              <w:bottom w:val="single" w:color="8496B0" w:sz="4"/>
+              <w:right w:val="single" w:color="8496B0" w:sz="4"/>
+            </w:tcBorders>
+            <w:tcMar>
+              <w:top w:type="dxa" w:w="50"/>
+              <w:left w:type="dxa" w:w="90"/>
+              <w:bottom w:type="dxa" w:w="50"/>
+              <w:right w:type="dxa" w:w="90"/>
+            </w:tcMar>
+          </w:tcPr>
+          <w:p>
+            <w:r>
+              <w:rPr>
+                <w:rFonts w:ascii="Calibri" w:cs="Calibri" w:eastAsia="Calibri" w:hAnsi="Calibri"/>
+                <w:b w:val="false"/>
+                <w:bCs w:val="false"/>
+                <w:sz w:val="18"/>
+                <w:szCs w:val="18"/>
+              </w:rPr>
+              <w:t xml:space="preserve">RN-08, RN-16</w:t>
+            </w:r>
+          </w:p>
+        </w:tc>
+        <w:tc>
+          <w:tcPr>
+            <w:tcW w:type="dxa" w:w="1460"/>
+            <w:tcBorders>
+              <w:top w:val="single" w:color="8496B0" w:sz="4"/>
+              <w:left w:val="single" w:color="8496B0" w:sz="4"/>
+              <w:bottom w:val="single" w:color="8496B0" w:sz="4"/>
+              <w:right w:val="single" w:color="8496B0" w:sz="4"/>
+            </w:tcBorders>
+            <w:tcMar>
+              <w:top w:type="dxa" w:w="50"/>
+              <w:left w:type="dxa" w:w="90"/>
+              <w:bottom w:type="dxa" w:w="50"/>
+              <w:right w:type="dxa" w:w="90"/>
+            </w:tcMar>
+          </w:tcPr>
+          <w:p>
+            <w:r>
+              <w:rPr>
+                <w:rFonts w:ascii="Calibri" w:cs="Calibri" w:eastAsia="Calibri" w:hAnsi="Calibri"/>
+                <w:b w:val="false"/>
+                <w:bCs w:val="false"/>
+                <w:sz w:val="18"/>
+                <w:szCs w:val="18"/>
+              </w:rPr>
+              <w:t xml:space="preserve">HU-15</w:t>
+            </w:r>
+          </w:p>
+        </w:tc>
+      </w:tr>
+      <w:tr>
+        <w:trPr>
+          <w:cantSplit/>
+        </w:trPr>
+        <w:tc>
+          <w:tcPr>
+            <w:tcW w:type="dxa" w:w="600"/>
+            <w:tcBorders>
+              <w:top w:val="single" w:color="8496B0" w:sz="4"/>
+              <w:left w:val="single" w:color="8496B0" w:sz="4"/>
+              <w:bottom w:val="single" w:color="8496B0" w:sz="4"/>
+              <w:right w:val="single" w:color="8496B0" w:sz="4"/>
+            </w:tcBorders>
+            <w:tcMar>
+              <w:top w:type="dxa" w:w="50"/>
+              <w:left w:type="dxa" w:w="90"/>
+              <w:bottom w:type="dxa" w:w="50"/>
+              <w:right w:type="dxa" w:w="90"/>
+            </w:tcMar>
+          </w:tcPr>
+          <w:p>
+            <w:r>
+              <w:rPr>
+                <w:rFonts w:ascii="Calibri" w:cs="Calibri" w:eastAsia="Calibri" w:hAnsi="Calibri"/>
+                <w:b w:val="false"/>
+                <w:bCs w:val="false"/>
+                <w:sz w:val="18"/>
+                <w:szCs w:val="18"/>
+              </w:rPr>
+              <w:t xml:space="preserve">15</w:t>
+            </w:r>
+          </w:p>
+        </w:tc>
+        <w:tc>
+          <w:tcPr>
+            <w:tcW w:type="dxa" w:w="3500"/>
+            <w:tcBorders>
+              <w:top w:val="single" w:color="8496B0" w:sz="4"/>
+              <w:left w:val="single" w:color="8496B0" w:sz="4"/>
+              <w:bottom w:val="single" w:color="8496B0" w:sz="4"/>
+              <w:right w:val="single" w:color="8496B0" w:sz="4"/>
+            </w:tcBorders>
+            <w:tcMar>
+              <w:top w:type="dxa" w:w="50"/>
+              <w:left w:type="dxa" w:w="90"/>
+              <w:bottom w:type="dxa" w:w="50"/>
+              <w:right w:type="dxa" w:w="90"/>
+            </w:tcMar>
+          </w:tcPr>
+          <w:p>
+            <w:r>
+              <w:rPr>
+                <w:rFonts w:ascii="Calibri" w:cs="Calibri" w:eastAsia="Calibri" w:hAnsi="Calibri"/>
+                <w:b w:val="false"/>
+                <w:bCs w:val="false"/>
+                <w:sz w:val="18"/>
+                <w:szCs w:val="18"/>
+              </w:rPr>
+              <w:t xml:space="preserve">API pública del cotizador</w:t>
+            </w:r>
+          </w:p>
+        </w:tc>
+        <w:tc>
+          <w:tcPr>
+            <w:tcW w:type="dxa" w:w="2300"/>
+            <w:tcBorders>
+              <w:top w:val="single" w:color="8496B0" w:sz="4"/>
+              <w:left w:val="single" w:color="8496B0" w:sz="4"/>
+              <w:bottom w:val="single" w:color="8496B0" w:sz="4"/>
+              <w:right w:val="single" w:color="8496B0" w:sz="4"/>
+            </w:tcBorders>
+            <w:tcMar>
+              <w:top w:type="dxa" w:w="50"/>
+              <w:left w:type="dxa" w:w="90"/>
+              <w:bottom w:type="dxa" w:w="50"/>
+              <w:right w:type="dxa" w:w="90"/>
+            </w:tcMar>
+          </w:tcPr>
+          <w:p>
+            <w:r>
+              <w:rPr>
+                <w:rFonts w:ascii="Calibri" w:cs="Calibri" w:eastAsia="Calibri" w:hAnsi="Calibri"/>
+                <w:b w:val="false"/>
+                <w:bCs w:val="false"/>
+                <w:sz w:val="18"/>
+                <w:szCs w:val="18"/>
+              </w:rPr>
+              <w:t xml:space="preserve">CU-REP-07</w:t>
+            </w:r>
+          </w:p>
+        </w:tc>
+        <w:tc>
+          <w:tcPr>
+            <w:tcW w:type="dxa" w:w="1500"/>
+            <w:tcBorders>
+              <w:top w:val="single" w:color="8496B0" w:sz="4"/>
+              <w:left w:val="single" w:color="8496B0" w:sz="4"/>
+              <w:bottom w:val="single" w:color="8496B0" w:sz="4"/>
+              <w:right w:val="single" w:color="8496B0" w:sz="4"/>
+            </w:tcBorders>
+            <w:tcMar>
+              <w:top w:type="dxa" w:w="50"/>
+              <w:left w:type="dxa" w:w="90"/>
+              <w:bottom w:type="dxa" w:w="50"/>
+              <w:right w:type="dxa" w:w="90"/>
+            </w:tcMar>
+          </w:tcPr>
+          <w:p>
+            <w:r>
+              <w:rPr>
+                <w:rFonts w:ascii="Calibri" w:cs="Calibri" w:eastAsia="Calibri" w:hAnsi="Calibri"/>
+                <w:b w:val="false"/>
+                <w:bCs w:val="false"/>
+                <w:sz w:val="18"/>
+                <w:szCs w:val="18"/>
+              </w:rPr>
+              <w:t xml:space="preserve">RN-03, RN-08, RN-17</w:t>
+            </w:r>
+          </w:p>
+        </w:tc>
+        <w:tc>
+          <w:tcPr>
+            <w:tcW w:type="dxa" w:w="1460"/>
+            <w:tcBorders>
+              <w:top w:val="single" w:color="8496B0" w:sz="4"/>
+              <w:left w:val="single" w:color="8496B0" w:sz="4"/>
+              <w:bottom w:val="single" w:color="8496B0" w:sz="4"/>
+              <w:right w:val="single" w:color="8496B0" w:sz="4"/>
+            </w:tcBorders>
+            <w:tcMar>
+              <w:top w:type="dxa" w:w="50"/>
+              <w:left w:type="dxa" w:w="90"/>
+              <w:bottom w:type="dxa" w:w="50"/>
+              <w:right w:type="dxa" w:w="90"/>
+            </w:tcMar>
+          </w:tcPr>
+          <w:p>
+            <w:r>
+              <w:rPr>
+                <w:rFonts w:ascii="Calibri" w:cs="Calibri" w:eastAsia="Calibri" w:hAnsi="Calibri"/>
+                <w:b w:val="false"/>
+                <w:bCs w:val="false"/>
+                <w:sz w:val="18"/>
+                <w:szCs w:val="18"/>
+              </w:rPr>
+              <w:t xml:space="preserve">HU-16</w:t>
             </w:r>
           </w:p>
         </w:tc>
@@ -9643,11 +10073,225 @@
     <w:p>
       <w:pPr>
         <w:pStyle w:val="Heading1"/>
+        <w:keepNext/>
         <w:pageBreakBefore/>
       </w:pPr>
       <w:r>
-        <w:t xml:space="preserve">4. Hallazgos durante la recolección de evidencias</w:t>
-      </w:r>
+        <w:t xml:space="preserve">Evidencia 14. API pública de seguimiento de pedidos</w:t>
+      </w:r>
+    </w:p>
+    <w:tbl>
+      <w:tblPr>
+        <w:tblW w:type="dxa" w:w="9360"/>
+        <w:tblBorders>
+          <w:top w:val="single" w:color="auto" w:sz="4"/>
+          <w:left w:val="single" w:color="auto" w:sz="4"/>
+          <w:bottom w:val="single" w:color="auto" w:sz="4"/>
+          <w:right w:val="single" w:color="auto" w:sz="4"/>
+          <w:insideH w:val="single" w:color="auto" w:sz="4"/>
+          <w:insideV w:val="single" w:color="auto" w:sz="4"/>
+        </w:tblBorders>
+      </w:tblPr>
+      <w:tblGrid>
+        <w:gridCol w:w="2400"/>
+        <w:gridCol w:w="6960"/>
+      </w:tblGrid>
+      <w:tr>
+        <w:trPr>
+          <w:tblHeader/>
+        </w:trPr>
+        <w:tc>
+          <w:tcPr>
+            <w:tcW w:type="dxa" w:w="2400"/>
+            <w:tcBorders>
+              <w:top w:val="single" w:color="8496B0" w:sz="4"/>
+              <w:left w:val="single" w:color="8496B0" w:sz="4"/>
+              <w:bottom w:val="single" w:color="8496B0" w:sz="4"/>
+              <w:right w:val="single" w:color="8496B0" w:sz="4"/>
+            </w:tcBorders>
+            <w:shd w:fill="DCE4EF" w:color="auto" w:val="clear"/>
+            <w:tcMar>
+              <w:top w:type="dxa" w:w="50"/>
+              <w:left w:type="dxa" w:w="90"/>
+              <w:bottom w:type="dxa" w:w="50"/>
+              <w:right w:type="dxa" w:w="90"/>
+            </w:tcMar>
+          </w:tcPr>
+          <w:p>
+            <w:r>
+              <w:rPr>
+                <w:rFonts w:ascii="Calibri" w:cs="Calibri" w:eastAsia="Calibri" w:hAnsi="Calibri"/>
+                <w:b/>
+                <w:bCs/>
+                <w:sz w:val="18"/>
+                <w:szCs w:val="18"/>
+              </w:rPr>
+              <w:t xml:space="preserve">Campo</w:t>
+            </w:r>
+          </w:p>
+        </w:tc>
+        <w:tc>
+          <w:tcPr>
+            <w:tcW w:type="dxa" w:w="6960"/>
+            <w:tcBorders>
+              <w:top w:val="single" w:color="8496B0" w:sz="4"/>
+              <w:left w:val="single" w:color="8496B0" w:sz="4"/>
+              <w:bottom w:val="single" w:color="8496B0" w:sz="4"/>
+              <w:right w:val="single" w:color="8496B0" w:sz="4"/>
+            </w:tcBorders>
+            <w:shd w:fill="DCE4EF" w:color="auto" w:val="clear"/>
+            <w:tcMar>
+              <w:top w:type="dxa" w:w="50"/>
+              <w:left w:type="dxa" w:w="90"/>
+              <w:bottom w:type="dxa" w:w="50"/>
+              <w:right w:type="dxa" w:w="90"/>
+            </w:tcMar>
+          </w:tcPr>
+          <w:p>
+            <w:r>
+              <w:rPr>
+                <w:rFonts w:ascii="Calibri" w:cs="Calibri" w:eastAsia="Calibri" w:hAnsi="Calibri"/>
+                <w:b/>
+                <w:bCs/>
+                <w:sz w:val="18"/>
+                <w:szCs w:val="18"/>
+              </w:rPr>
+              <w:t xml:space="preserve">Detalle</w:t>
+            </w:r>
+          </w:p>
+        </w:tc>
+      </w:tr>
+      <w:tr>
+        <w:trPr>
+          <w:cantSplit/>
+        </w:trPr>
+        <w:tc>
+          <w:tcPr>
+            <w:tcW w:type="dxa" w:w="2400"/>
+            <w:tcBorders>
+              <w:top w:val="single" w:color="8496B0" w:sz="4"/>
+              <w:left w:val="single" w:color="8496B0" w:sz="4"/>
+              <w:bottom w:val="single" w:color="8496B0" w:sz="4"/>
+              <w:right w:val="single" w:color="8496B0" w:sz="4"/>
+            </w:tcBorders>
+            <w:tcMar>
+              <w:top w:type="dxa" w:w="50"/>
+              <w:left w:type="dxa" w:w="90"/>
+              <w:bottom w:type="dxa" w:w="50"/>
+              <w:right w:type="dxa" w:w="90"/>
+            </w:tcMar>
+          </w:tcPr>
+          <w:p>
+            <w:r>
+              <w:rPr>
+                <w:rFonts w:ascii="Calibri" w:cs="Calibri" w:eastAsia="Calibri" w:hAnsi="Calibri"/>
+                <w:b w:val="false"/>
+                <w:bCs w:val="false"/>
+                <w:sz w:val="18"/>
+                <w:szCs w:val="18"/>
+              </w:rPr>
+              <w:t xml:space="preserve">Usuario / interfaz</w:t>
+            </w:r>
+          </w:p>
+        </w:tc>
+        <w:tc>
+          <w:tcPr>
+            <w:tcW w:type="dxa" w:w="6960"/>
+            <w:tcBorders>
+              <w:top w:val="single" w:color="8496B0" w:sz="4"/>
+              <w:left w:val="single" w:color="8496B0" w:sz="4"/>
+              <w:bottom w:val="single" w:color="8496B0" w:sz="4"/>
+              <w:right w:val="single" w:color="8496B0" w:sz="4"/>
+            </w:tcBorders>
+            <w:tcMar>
+              <w:top w:type="dxa" w:w="50"/>
+              <w:left w:type="dxa" w:w="90"/>
+              <w:bottom w:type="dxa" w:w="50"/>
+              <w:right w:type="dxa" w:w="90"/>
+            </w:tcMar>
+          </w:tcPr>
+          <w:p>
+            <w:r>
+              <w:rPr>
+                <w:rFonts w:ascii="Calibri" w:cs="Calibri" w:eastAsia="Calibri" w:hAnsi="Calibri"/>
+                <w:b w:val="false"/>
+                <w:bCs w:val="false"/>
+                <w:sz w:val="18"/>
+                <w:szCs w:val="18"/>
+              </w:rPr>
+              <w:t xml:space="preserve">visitante sin sesión y maipo · web; Swagger; administrador · escritorio</w:t>
+            </w:r>
+          </w:p>
+        </w:tc>
+      </w:tr>
+      <w:tr>
+        <w:trPr>
+          <w:cantSplit/>
+        </w:trPr>
+        <w:tc>
+          <w:tcPr>
+            <w:tcW w:type="dxa" w:w="2400"/>
+            <w:tcBorders>
+              <w:top w:val="single" w:color="8496B0" w:sz="4"/>
+              <w:left w:val="single" w:color="8496B0" w:sz="4"/>
+              <w:bottom w:val="single" w:color="8496B0" w:sz="4"/>
+              <w:right w:val="single" w:color="8496B0" w:sz="4"/>
+            </w:tcBorders>
+            <w:tcMar>
+              <w:top w:type="dxa" w:w="50"/>
+              <w:left w:type="dxa" w:w="90"/>
+              <w:bottom w:type="dxa" w:w="50"/>
+              <w:right w:type="dxa" w:w="90"/>
+            </w:tcMar>
+          </w:tcPr>
+          <w:p>
+            <w:r>
+              <w:rPr>
+                <w:rFonts w:ascii="Calibri" w:cs="Calibri" w:eastAsia="Calibri" w:hAnsi="Calibri"/>
+                <w:b w:val="false"/>
+                <w:bCs w:val="false"/>
+                <w:sz w:val="18"/>
+                <w:szCs w:val="18"/>
+              </w:rPr>
+              <w:t xml:space="preserve">Reglas verificadas</w:t>
+            </w:r>
+          </w:p>
+        </w:tc>
+        <w:tc>
+          <w:tcPr>
+            <w:tcW w:type="dxa" w:w="6960"/>
+            <w:tcBorders>
+              <w:top w:val="single" w:color="8496B0" w:sz="4"/>
+              <w:left w:val="single" w:color="8496B0" w:sz="4"/>
+              <w:bottom w:val="single" w:color="8496B0" w:sz="4"/>
+              <w:right w:val="single" w:color="8496B0" w:sz="4"/>
+            </w:tcBorders>
+            <w:tcMar>
+              <w:top w:type="dxa" w:w="50"/>
+              <w:left w:type="dxa" w:w="90"/>
+              <w:bottom w:type="dxa" w:w="50"/>
+              <w:right w:type="dxa" w:w="90"/>
+            </w:tcMar>
+          </w:tcPr>
+          <w:p>
+            <w:r>
+              <w:rPr>
+                <w:rFonts w:ascii="Calibri" w:cs="Calibri" w:eastAsia="Calibri" w:hAnsi="Calibri"/>
+                <w:b w:val="false"/>
+                <w:bCs w:val="false"/>
+                <w:sz w:val="18"/>
+                <w:szCs w:val="18"/>
+              </w:rPr>
+              <w:t xml:space="preserve">RN-16 (sin el código correcto no se entrega ningún dato del pedido, y la respuesta no incluye montos ni datos del cliente), RN-08 (la fecha estimada se calcula en días hábiles)</w:t>
+            </w:r>
+          </w:p>
+        </w:tc>
+      </w:tr>
+    </w:tbl>
+    <w:p>
+      <w:pPr>
+        <w:spacing w:after="60"/>
+      </w:pPr>
     </w:p>
     <w:p>
       <w:pPr>
@@ -9655,7 +10299,917 @@
         <w:jc w:val="both"/>
       </w:pPr>
       <w:r>
-        <w:t xml:space="preserve">Al recorrer el sistema con datos de prueba se detectaron los siguientes puntos. Los tres se corrigieron el 10 de octubre de 2026; la corrección está cubierta por pruebas automatizadas y desplegada en el ambiente publicado.</w:t>
+        <w:t xml:space="preserve">En el acceso al portal, el enlace «Consulte su pedido sin iniciar sesión» abre la página de seguimiento. Se ingresa la OC-2026-0001 con su código de seguimiento escrito en minúsculas y sin guion, y la página consulta la API pública con la clave del portal. Luego se cambia una letra del código. El cliente maipo ve el mismo código en Pedidos, con el enlace «Ver seguimiento». En Swagger se ejecuta la misma consulta con la clave portal-web.</w:t>
+      </w:r>
+    </w:p>
+    <w:p>
+      <w:pPr>
+        <w:spacing w:after="120"/>
+        <w:jc w:val="both"/>
+      </w:pPr>
+      <w:r>
+        <w:t xml:space="preserve">Resultado observado: la página muestra el pedido «En producción», con 39 % de avance, las etapas «Pedido recibido» y «Anticipo pagado y pedido confirmado» completadas, «En fabricación» en curso, el producto con su orden de trabajo y el historial. Con el código alterado aparece «No existe un pedido con ese número y código de seguimiento», el mismo mensaje que para un número inexistente. Swagger responde 200 con el JSON, sin montos.</w:t>
+      </w:r>
+    </w:p>
+    <w:p>
+      <w:pPr>
+        <w:keepNext/>
+        <w:spacing w:before="120"/>
+        <w:jc w:val="center"/>
+      </w:pPr>
+      <w:r>
+        <w:drawing>
+          <wp:inline xmlns:a="http://schemas.openxmlformats.org/drawingml/2006/main" xmlns:pic="http://schemas.openxmlformats.org/drawingml/2006/picture">
+            <wp:extent cx="4754880" cy="2992679"/>
+            <wp:docPr id="2" name="Picture 2"/>
+            <wp:cNvGraphicFramePr>
+              <a:graphicFrameLocks noChangeAspect="1"/>
+            </wp:cNvGraphicFramePr>
+            <a:graphic>
+              <a:graphicData uri="http://schemas.openxmlformats.org/drawingml/2006/picture">
+                <pic:pic>
+                  <pic:nvPicPr>
+                    <pic:cNvPr id="0" name="01_login_enlace.png"/>
+                    <pic:cNvPicPr/>
+                  </pic:nvPicPr>
+                  <pic:blipFill>
+                    <a:blip r:embed="rId36"/>
+                    <a:stretch>
+                      <a:fillRect/>
+                    </a:stretch>
+                  </pic:blipFill>
+                  <pic:spPr>
+                    <a:xfrm>
+                      <a:off x="0" y="0"/>
+                      <a:ext cx="4754880" cy="2992679"/>
+                    </a:xfrm>
+                    <a:prstGeom prst="rect"/>
+                  </pic:spPr>
+                </pic:pic>
+              </a:graphicData>
+            </a:graphic>
+          </wp:inline>
+        </w:drawing>
+      </w:r>
+    </w:p>
+    <w:p>
+      <w:pPr>
+        <w:spacing w:after="200"/>
+        <w:jc w:val="center"/>
+      </w:pPr>
+      <w:r>
+        <w:rPr>
+          <w:i/>
+          <w:iCs/>
+          <w:color w:val="44546A"/>
+          <w:sz w:val="18"/>
+          <w:szCs w:val="18"/>
+        </w:rPr>
+        <w:t xml:space="preserve">Figura 28. Acceso al portal con el enlace a la consulta sin sesión.</w:t>
+      </w:r>
+    </w:p>
+    <w:p>
+      <w:pPr>
+        <w:keepNext/>
+        <w:spacing w:before="120"/>
+        <w:jc w:val="center"/>
+      </w:pPr>
+      <w:r>
+        <w:drawing>
+          <wp:inline xmlns:a="http://schemas.openxmlformats.org/drawingml/2006/main" xmlns:pic="http://schemas.openxmlformats.org/drawingml/2006/picture">
+            <wp:extent cx="5486400" cy="3629761"/>
+            <wp:docPr id="3" name="Picture 3"/>
+            <wp:cNvGraphicFramePr>
+              <a:graphicFrameLocks noChangeAspect="1"/>
+            </wp:cNvGraphicFramePr>
+            <a:graphic>
+              <a:graphicData uri="http://schemas.openxmlformats.org/drawingml/2006/picture">
+                <pic:pic>
+                  <pic:nvPicPr>
+                    <pic:cNvPr id="0" name="03_seguimiento_resultado.png"/>
+                    <pic:cNvPicPr/>
+                  </pic:nvPicPr>
+                  <pic:blipFill>
+                    <a:blip r:embed="rId37"/>
+                    <a:stretch>
+                      <a:fillRect/>
+                    </a:stretch>
+                  </pic:blipFill>
+                  <pic:spPr>
+                    <a:xfrm>
+                      <a:off x="0" y="0"/>
+                      <a:ext cx="5486400" cy="3629761"/>
+                    </a:xfrm>
+                    <a:prstGeom prst="rect"/>
+                  </pic:spPr>
+                </pic:pic>
+              </a:graphicData>
+            </a:graphic>
+          </wp:inline>
+        </w:drawing>
+      </w:r>
+    </w:p>
+    <w:p>
+      <w:pPr>
+        <w:spacing w:after="200"/>
+        <w:jc w:val="center"/>
+      </w:pPr>
+      <w:r>
+        <w:rPr>
+          <w:i/>
+          <w:iCs/>
+          <w:color w:val="44546A"/>
+          <w:sz w:val="18"/>
+          <w:szCs w:val="18"/>
+        </w:rPr>
+        <w:t xml:space="preserve">Figura 29. Seguimiento del pedido OC-2026-0001 consultado por la API pública.</w:t>
+      </w:r>
+    </w:p>
+    <w:p>
+      <w:pPr>
+        <w:keepNext/>
+        <w:spacing w:before="120"/>
+        <w:jc w:val="center"/>
+      </w:pPr>
+      <w:r>
+        <w:drawing>
+          <wp:inline xmlns:a="http://schemas.openxmlformats.org/drawingml/2006/main" xmlns:pic="http://schemas.openxmlformats.org/drawingml/2006/picture">
+            <wp:extent cx="5120640" cy="3222885"/>
+            <wp:docPr id="4" name="Picture 4"/>
+            <wp:cNvGraphicFramePr>
+              <a:graphicFrameLocks noChangeAspect="1"/>
+            </wp:cNvGraphicFramePr>
+            <a:graphic>
+              <a:graphicData uri="http://schemas.openxmlformats.org/drawingml/2006/picture">
+                <pic:pic>
+                  <pic:nvPicPr>
+                    <pic:cNvPr id="0" name="04_seguimiento_codigo_incorrecto.png"/>
+                    <pic:cNvPicPr/>
+                  </pic:nvPicPr>
+                  <pic:blipFill>
+                    <a:blip r:embed="rId38"/>
+                    <a:stretch>
+                      <a:fillRect/>
+                    </a:stretch>
+                  </pic:blipFill>
+                  <pic:spPr>
+                    <a:xfrm>
+                      <a:off x="0" y="0"/>
+                      <a:ext cx="5120640" cy="3222885"/>
+                    </a:xfrm>
+                    <a:prstGeom prst="rect"/>
+                  </pic:spPr>
+                </pic:pic>
+              </a:graphicData>
+            </a:graphic>
+          </wp:inline>
+        </w:drawing>
+      </w:r>
+    </w:p>
+    <w:p>
+      <w:pPr>
+        <w:spacing w:after="200"/>
+        <w:jc w:val="center"/>
+      </w:pPr>
+      <w:r>
+        <w:rPr>
+          <w:i/>
+          <w:iCs/>
+          <w:color w:val="44546A"/>
+          <w:sz w:val="18"/>
+          <w:szCs w:val="18"/>
+        </w:rPr>
+        <w:t xml:space="preserve">Figura 30. Código de seguimiento incorrecto: mismo mensaje que un pedido inexistente.</w:t>
+      </w:r>
+    </w:p>
+    <w:p>
+      <w:pPr>
+        <w:keepNext/>
+        <w:spacing w:before="120"/>
+        <w:jc w:val="center"/>
+      </w:pPr>
+      <w:r>
+        <w:drawing>
+          <wp:inline xmlns:a="http://schemas.openxmlformats.org/drawingml/2006/main" xmlns:pic="http://schemas.openxmlformats.org/drawingml/2006/picture">
+            <wp:extent cx="5120640" cy="3222885"/>
+            <wp:docPr id="5" name="Picture 5"/>
+            <wp:cNvGraphicFramePr>
+              <a:graphicFrameLocks noChangeAspect="1"/>
+            </wp:cNvGraphicFramePr>
+            <a:graphic>
+              <a:graphicData uri="http://schemas.openxmlformats.org/drawingml/2006/picture">
+                <pic:pic>
+                  <pic:nvPicPr>
+                    <pic:cNvPr id="0" name="05_mis_pedidos_codigo.png"/>
+                    <pic:cNvPicPr/>
+                  </pic:nvPicPr>
+                  <pic:blipFill>
+                    <a:blip r:embed="rId39"/>
+                    <a:stretch>
+                      <a:fillRect/>
+                    </a:stretch>
+                  </pic:blipFill>
+                  <pic:spPr>
+                    <a:xfrm>
+                      <a:off x="0" y="0"/>
+                      <a:ext cx="5120640" cy="3222885"/>
+                    </a:xfrm>
+                    <a:prstGeom prst="rect"/>
+                  </pic:spPr>
+                </pic:pic>
+              </a:graphicData>
+            </a:graphic>
+          </wp:inline>
+        </w:drawing>
+      </w:r>
+    </w:p>
+    <w:p>
+      <w:pPr>
+        <w:spacing w:after="200"/>
+        <w:jc w:val="center"/>
+      </w:pPr>
+      <w:r>
+        <w:rPr>
+          <w:i/>
+          <w:iCs/>
+          <w:color w:val="44546A"/>
+          <w:sz w:val="18"/>
+          <w:szCs w:val="18"/>
+        </w:rPr>
+        <w:t xml:space="preserve">Figura 31. Pedidos del cliente maipo con el código de seguimiento y el enlace «Ver seguimiento».</w:t>
+      </w:r>
+    </w:p>
+    <w:p>
+      <w:pPr>
+        <w:keepNext/>
+        <w:spacing w:before="120"/>
+        <w:jc w:val="center"/>
+      </w:pPr>
+      <w:r>
+        <w:drawing>
+          <wp:inline xmlns:a="http://schemas.openxmlformats.org/drawingml/2006/main" xmlns:pic="http://schemas.openxmlformats.org/drawingml/2006/picture">
+            <wp:extent cx="4023360" cy="4435888"/>
+            <wp:docPr id="6" name="Picture 6"/>
+            <wp:cNvGraphicFramePr>
+              <a:graphicFrameLocks noChangeAspect="1"/>
+            </wp:cNvGraphicFramePr>
+            <a:graphic>
+              <a:graphicData uri="http://schemas.openxmlformats.org/drawingml/2006/picture">
+                <pic:pic>
+                  <pic:nvPicPr>
+                    <pic:cNvPr id="0" name="10_swagger_seguimiento_200.png"/>
+                    <pic:cNvPicPr/>
+                  </pic:nvPicPr>
+                  <pic:blipFill>
+                    <a:blip r:embed="rId40"/>
+                    <a:stretch>
+                      <a:fillRect/>
+                    </a:stretch>
+                  </pic:blipFill>
+                  <pic:spPr>
+                    <a:xfrm>
+                      <a:off x="0" y="0"/>
+                      <a:ext cx="4023360" cy="4435888"/>
+                    </a:xfrm>
+                    <a:prstGeom prst="rect"/>
+                  </pic:spPr>
+                </pic:pic>
+              </a:graphicData>
+            </a:graphic>
+          </wp:inline>
+        </w:drawing>
+      </w:r>
+    </w:p>
+    <w:p>
+      <w:pPr>
+        <w:spacing w:after="200"/>
+        <w:jc w:val="center"/>
+      </w:pPr>
+      <w:r>
+        <w:rPr>
+          <w:i/>
+          <w:iCs/>
+          <w:color w:val="44546A"/>
+          <w:sz w:val="18"/>
+          <w:szCs w:val="18"/>
+        </w:rPr>
+        <w:t xml:space="preserve">Figura 32. Swagger: consulta del seguimiento con la clave portal-web (200).</w:t>
+      </w:r>
+    </w:p>
+    <w:p>
+      <w:pPr>
+        <w:spacing w:after="160" w:before="80"/>
+      </w:pPr>
+      <w:r>
+        <w:rPr>
+          <w:i/>
+          <w:iCs/>
+          <w:color w:val="44546A"/>
+          <w:sz w:val="19"/>
+          <w:szCs w:val="19"/>
+        </w:rPr>
+        <w:t xml:space="preserve">La entrega estimada aparece «Por definir» porque la cotización de demostración no tiene fecha comprometida ni plazo cargado. Con plazo, la API la calcula en días hábiles y lo indica.</w:t>
+      </w:r>
+    </w:p>
+    <w:p>
+      <w:pPr>
+        <w:pStyle w:val="Heading1"/>
+        <w:keepNext/>
+        <w:pageBreakBefore/>
+      </w:pPr>
+      <w:r>
+        <w:t xml:space="preserve">Evidencia 15. API pública del cotizador</w:t>
+      </w:r>
+    </w:p>
+    <w:tbl>
+      <w:tblPr>
+        <w:tblW w:type="dxa" w:w="9360"/>
+        <w:tblBorders>
+          <w:top w:val="single" w:color="auto" w:sz="4"/>
+          <w:left w:val="single" w:color="auto" w:sz="4"/>
+          <w:bottom w:val="single" w:color="auto" w:sz="4"/>
+          <w:right w:val="single" w:color="auto" w:sz="4"/>
+          <w:insideH w:val="single" w:color="auto" w:sz="4"/>
+          <w:insideV w:val="single" w:color="auto" w:sz="4"/>
+        </w:tblBorders>
+      </w:tblPr>
+      <w:tblGrid>
+        <w:gridCol w:w="2400"/>
+        <w:gridCol w:w="6960"/>
+      </w:tblGrid>
+      <w:tr>
+        <w:trPr>
+          <w:tblHeader/>
+        </w:trPr>
+        <w:tc>
+          <w:tcPr>
+            <w:tcW w:type="dxa" w:w="2400"/>
+            <w:tcBorders>
+              <w:top w:val="single" w:color="8496B0" w:sz="4"/>
+              <w:left w:val="single" w:color="8496B0" w:sz="4"/>
+              <w:bottom w:val="single" w:color="8496B0" w:sz="4"/>
+              <w:right w:val="single" w:color="8496B0" w:sz="4"/>
+            </w:tcBorders>
+            <w:shd w:fill="DCE4EF" w:color="auto" w:val="clear"/>
+            <w:tcMar>
+              <w:top w:type="dxa" w:w="50"/>
+              <w:left w:type="dxa" w:w="90"/>
+              <w:bottom w:type="dxa" w:w="50"/>
+              <w:right w:type="dxa" w:w="90"/>
+            </w:tcMar>
+          </w:tcPr>
+          <w:p>
+            <w:r>
+              <w:rPr>
+                <w:rFonts w:ascii="Calibri" w:cs="Calibri" w:eastAsia="Calibri" w:hAnsi="Calibri"/>
+                <w:b/>
+                <w:bCs/>
+                <w:sz w:val="18"/>
+                <w:szCs w:val="18"/>
+              </w:rPr>
+              <w:t xml:space="preserve">Campo</w:t>
+            </w:r>
+          </w:p>
+        </w:tc>
+        <w:tc>
+          <w:tcPr>
+            <w:tcW w:type="dxa" w:w="6960"/>
+            <w:tcBorders>
+              <w:top w:val="single" w:color="8496B0" w:sz="4"/>
+              <w:left w:val="single" w:color="8496B0" w:sz="4"/>
+              <w:bottom w:val="single" w:color="8496B0" w:sz="4"/>
+              <w:right w:val="single" w:color="8496B0" w:sz="4"/>
+            </w:tcBorders>
+            <w:shd w:fill="DCE4EF" w:color="auto" w:val="clear"/>
+            <w:tcMar>
+              <w:top w:type="dxa" w:w="50"/>
+              <w:left w:type="dxa" w:w="90"/>
+              <w:bottom w:type="dxa" w:w="50"/>
+              <w:right w:type="dxa" w:w="90"/>
+            </w:tcMar>
+          </w:tcPr>
+          <w:p>
+            <w:r>
+              <w:rPr>
+                <w:rFonts w:ascii="Calibri" w:cs="Calibri" w:eastAsia="Calibri" w:hAnsi="Calibri"/>
+                <w:b/>
+                <w:bCs/>
+                <w:sz w:val="18"/>
+                <w:szCs w:val="18"/>
+              </w:rPr>
+              <w:t xml:space="preserve">Detalle</w:t>
+            </w:r>
+          </w:p>
+        </w:tc>
+      </w:tr>
+      <w:tr>
+        <w:trPr>
+          <w:cantSplit/>
+        </w:trPr>
+        <w:tc>
+          <w:tcPr>
+            <w:tcW w:type="dxa" w:w="2400"/>
+            <w:tcBorders>
+              <w:top w:val="single" w:color="8496B0" w:sz="4"/>
+              <w:left w:val="single" w:color="8496B0" w:sz="4"/>
+              <w:bottom w:val="single" w:color="8496B0" w:sz="4"/>
+              <w:right w:val="single" w:color="8496B0" w:sz="4"/>
+            </w:tcBorders>
+            <w:tcMar>
+              <w:top w:type="dxa" w:w="50"/>
+              <w:left w:type="dxa" w:w="90"/>
+              <w:bottom w:type="dxa" w:w="50"/>
+              <w:right w:type="dxa" w:w="90"/>
+            </w:tcMar>
+          </w:tcPr>
+          <w:p>
+            <w:r>
+              <w:rPr>
+                <w:rFonts w:ascii="Calibri" w:cs="Calibri" w:eastAsia="Calibri" w:hAnsi="Calibri"/>
+                <w:b w:val="false"/>
+                <w:bCs w:val="false"/>
+                <w:sz w:val="18"/>
+                <w:szCs w:val="18"/>
+              </w:rPr>
+              <w:t xml:space="preserve">Usuario / interfaz</w:t>
+            </w:r>
+          </w:p>
+        </w:tc>
+        <w:tc>
+          <w:tcPr>
+            <w:tcW w:type="dxa" w:w="6960"/>
+            <w:tcBorders>
+              <w:top w:val="single" w:color="8496B0" w:sz="4"/>
+              <w:left w:val="single" w:color="8496B0" w:sz="4"/>
+              <w:bottom w:val="single" w:color="8496B0" w:sz="4"/>
+              <w:right w:val="single" w:color="8496B0" w:sz="4"/>
+            </w:tcBorders>
+            <w:tcMar>
+              <w:top w:type="dxa" w:w="50"/>
+              <w:left w:type="dxa" w:w="90"/>
+              <w:bottom w:type="dxa" w:w="50"/>
+              <w:right w:type="dxa" w:w="90"/>
+            </w:tcMar>
+          </w:tcPr>
+          <w:p>
+            <w:r>
+              <w:rPr>
+                <w:rFonts w:ascii="Calibri" w:cs="Calibri" w:eastAsia="Calibri" w:hAnsi="Calibri"/>
+                <w:b w:val="false"/>
+                <w:bCs w:val="false"/>
+                <w:sz w:val="18"/>
+                <w:szCs w:val="18"/>
+              </w:rPr>
+              <w:t xml:space="preserve">maipo · web; Swagger; administrador · escritorio</w:t>
+            </w:r>
+          </w:p>
+        </w:tc>
+      </w:tr>
+      <w:tr>
+        <w:trPr>
+          <w:cantSplit/>
+        </w:trPr>
+        <w:tc>
+          <w:tcPr>
+            <w:tcW w:type="dxa" w:w="2400"/>
+            <w:tcBorders>
+              <w:top w:val="single" w:color="8496B0" w:sz="4"/>
+              <w:left w:val="single" w:color="8496B0" w:sz="4"/>
+              <w:bottom w:val="single" w:color="8496B0" w:sz="4"/>
+              <w:right w:val="single" w:color="8496B0" w:sz="4"/>
+            </w:tcBorders>
+            <w:tcMar>
+              <w:top w:type="dxa" w:w="50"/>
+              <w:left w:type="dxa" w:w="90"/>
+              <w:bottom w:type="dxa" w:w="50"/>
+              <w:right w:type="dxa" w:w="90"/>
+            </w:tcMar>
+          </w:tcPr>
+          <w:p>
+            <w:r>
+              <w:rPr>
+                <w:rFonts w:ascii="Calibri" w:cs="Calibri" w:eastAsia="Calibri" w:hAnsi="Calibri"/>
+                <w:b w:val="false"/>
+                <w:bCs w:val="false"/>
+                <w:sz w:val="18"/>
+                <w:szCs w:val="18"/>
+              </w:rPr>
+              <w:t xml:space="preserve">Reglas verificadas</w:t>
+            </w:r>
+          </w:p>
+        </w:tc>
+        <w:tc>
+          <w:tcPr>
+            <w:tcW w:type="dxa" w:w="6960"/>
+            <w:tcBorders>
+              <w:top w:val="single" w:color="8496B0" w:sz="4"/>
+              <w:left w:val="single" w:color="8496B0" w:sz="4"/>
+              <w:bottom w:val="single" w:color="8496B0" w:sz="4"/>
+              <w:right w:val="single" w:color="8496B0" w:sz="4"/>
+            </w:tcBorders>
+            <w:tcMar>
+              <w:top w:type="dxa" w:w="50"/>
+              <w:left w:type="dxa" w:w="90"/>
+              <w:bottom w:type="dxa" w:w="50"/>
+              <w:right w:type="dxa" w:w="90"/>
+            </w:tcMar>
+          </w:tcPr>
+          <w:p>
+            <w:r>
+              <w:rPr>
+                <w:rFonts w:ascii="Calibri" w:cs="Calibri" w:eastAsia="Calibri" w:hAnsi="Calibri"/>
+                <w:b w:val="false"/>
+                <w:bCs w:val="false"/>
+                <w:sz w:val="18"/>
+                <w:szCs w:val="18"/>
+              </w:rPr>
+              <w:t xml:space="preserve">RN-03 (precio en UF convertido con la UF del día), RN-08 (entrega en días hábiles), RN-17 (precio desde los costos vigentes del modelo)</w:t>
+            </w:r>
+          </w:p>
+        </w:tc>
+      </w:tr>
+    </w:tbl>
+    <w:p>
+      <w:pPr>
+        <w:spacing w:after="60"/>
+      </w:pPr>
+    </w:p>
+    <w:p>
+      <w:pPr>
+        <w:spacing w:after="120"/>
+        <w:jc w:val="both"/>
+      </w:pPr>
+      <w:r>
+        <w:t xml:space="preserve">En la ficha del TD-100 el cliente escribe 3 unidades y presiona «Estimar». Luego estima 2 unidades del TM-025, que no tiene precio base publicado, y presiona «Pedir presupuesto por estas unidades». En Swagger se ejecuta la estimación de dos modelos con la clave portal-clientes y se repite con la clave portal-web. Al final, el administrador revisa el registro de integraciones en el escritorio.</w:t>
+      </w:r>
+    </w:p>
+    <w:p>
+      <w:pPr>
+        <w:spacing w:after="120"/>
+        <w:jc w:val="both"/>
+      </w:pPr>
+      <w:r>
+        <w:t xml:space="preserve">Resultado observado: la ficha muestra 88,13 UF por unidad, 264,39 UF en total, su equivalente en pesos y dólares, la entrega estimada en 30 días hábiles y la validez de la estimación. El TM-025 recibe un precio calculado con el costeo, aunque su ficha diga «Precio según especificación». La solicitud se abre con el modelo y las unidades cargados. Swagger responde 200 con la clave portal-clientes y 403 con la clave portal-web. El registro de integraciones muestra cada consulta como api_seguimiento o api_cotizador, con su código de respuesta y latencia.</w:t>
+      </w:r>
+    </w:p>
+    <w:p>
+      <w:pPr>
+        <w:keepNext/>
+        <w:spacing w:before="120"/>
+        <w:jc w:val="center"/>
+      </w:pPr>
+      <w:r>
+        <w:drawing>
+          <wp:inline xmlns:a="http://schemas.openxmlformats.org/drawingml/2006/main" xmlns:pic="http://schemas.openxmlformats.org/drawingml/2006/picture">
+            <wp:extent cx="5486400" cy="3918857"/>
+            <wp:docPr id="7" name="Picture 7"/>
+            <wp:cNvGraphicFramePr>
+              <a:graphicFrameLocks noChangeAspect="1"/>
+            </wp:cNvGraphicFramePr>
+            <a:graphic>
+              <a:graphicData uri="http://schemas.openxmlformats.org/drawingml/2006/picture">
+                <pic:pic>
+                  <pic:nvPicPr>
+                    <pic:cNvPr id="0" name="06_ficha_estimacion.png"/>
+                    <pic:cNvPicPr/>
+                  </pic:nvPicPr>
+                  <pic:blipFill>
+                    <a:blip r:embed="rId41"/>
+                    <a:stretch>
+                      <a:fillRect/>
+                    </a:stretch>
+                  </pic:blipFill>
+                  <pic:spPr>
+                    <a:xfrm>
+                      <a:off x="0" y="0"/>
+                      <a:ext cx="5486400" cy="3918857"/>
+                    </a:xfrm>
+                    <a:prstGeom prst="rect"/>
+                  </pic:spPr>
+                </pic:pic>
+              </a:graphicData>
+            </a:graphic>
+          </wp:inline>
+        </w:drawing>
+      </w:r>
+    </w:p>
+    <w:p>
+      <w:pPr>
+        <w:spacing w:after="200"/>
+        <w:jc w:val="center"/>
+      </w:pPr>
+      <w:r>
+        <w:rPr>
+          <w:i/>
+          <w:iCs/>
+          <w:color w:val="44546A"/>
+          <w:sz w:val="18"/>
+          <w:szCs w:val="18"/>
+        </w:rPr>
+        <w:t xml:space="preserve">Figura 33. Estimación de 3 unidades del TD-100 en la ficha del modelo.</w:t>
+      </w:r>
+    </w:p>
+    <w:p>
+      <w:pPr>
+        <w:keepNext/>
+        <w:spacing w:before="120"/>
+        <w:jc w:val="center"/>
+      </w:pPr>
+      <w:r>
+        <w:drawing>
+          <wp:inline xmlns:a="http://schemas.openxmlformats.org/drawingml/2006/main" xmlns:pic="http://schemas.openxmlformats.org/drawingml/2006/picture">
+            <wp:extent cx="5486400" cy="3825704"/>
+            <wp:docPr id="8" name="Picture 8"/>
+            <wp:cNvGraphicFramePr>
+              <a:graphicFrameLocks noChangeAspect="1"/>
+            </wp:cNvGraphicFramePr>
+            <a:graphic>
+              <a:graphicData uri="http://schemas.openxmlformats.org/drawingml/2006/picture">
+                <pic:pic>
+                  <pic:nvPicPr>
+                    <pic:cNvPr id="0" name="07_ficha_sin_precio_base.png"/>
+                    <pic:cNvPicPr/>
+                  </pic:nvPicPr>
+                  <pic:blipFill>
+                    <a:blip r:embed="rId42"/>
+                    <a:stretch>
+                      <a:fillRect/>
+                    </a:stretch>
+                  </pic:blipFill>
+                  <pic:spPr>
+                    <a:xfrm>
+                      <a:off x="0" y="0"/>
+                      <a:ext cx="5486400" cy="3825704"/>
+                    </a:xfrm>
+                    <a:prstGeom prst="rect"/>
+                  </pic:spPr>
+                </pic:pic>
+              </a:graphicData>
+            </a:graphic>
+          </wp:inline>
+        </w:drawing>
+      </w:r>
+    </w:p>
+    <w:p>
+      <w:pPr>
+        <w:spacing w:after="200"/>
+        <w:jc w:val="center"/>
+      </w:pPr>
+      <w:r>
+        <w:rPr>
+          <w:i/>
+          <w:iCs/>
+          <w:color w:val="44546A"/>
+          <w:sz w:val="18"/>
+          <w:szCs w:val="18"/>
+        </w:rPr>
+        <w:t xml:space="preserve">Figura 34. Estimación del TM-025: precio calculado con el costeo aunque no tenga precio base.</w:t>
+      </w:r>
+    </w:p>
+    <w:p>
+      <w:pPr>
+        <w:keepNext/>
+        <w:spacing w:before="120"/>
+        <w:jc w:val="center"/>
+      </w:pPr>
+      <w:r>
+        <w:drawing>
+          <wp:inline xmlns:a="http://schemas.openxmlformats.org/drawingml/2006/main" xmlns:pic="http://schemas.openxmlformats.org/drawingml/2006/picture">
+            <wp:extent cx="5120640" cy="3222885"/>
+            <wp:docPr id="9" name="Picture 9"/>
+            <wp:cNvGraphicFramePr>
+              <a:graphicFrameLocks noChangeAspect="1"/>
+            </wp:cNvGraphicFramePr>
+            <a:graphic>
+              <a:graphicData uri="http://schemas.openxmlformats.org/drawingml/2006/picture">
+                <pic:pic>
+                  <pic:nvPicPr>
+                    <pic:cNvPr id="0" name="08_solicitud_prellenada.png"/>
+                    <pic:cNvPicPr/>
+                  </pic:nvPicPr>
+                  <pic:blipFill>
+                    <a:blip r:embed="rId43"/>
+                    <a:stretch>
+                      <a:fillRect/>
+                    </a:stretch>
+                  </pic:blipFill>
+                  <pic:spPr>
+                    <a:xfrm>
+                      <a:off x="0" y="0"/>
+                      <a:ext cx="5120640" cy="3222885"/>
+                    </a:xfrm>
+                    <a:prstGeom prst="rect"/>
+                  </pic:spPr>
+                </pic:pic>
+              </a:graphicData>
+            </a:graphic>
+          </wp:inline>
+        </w:drawing>
+      </w:r>
+    </w:p>
+    <w:p>
+      <w:pPr>
+        <w:spacing w:after="200"/>
+        <w:jc w:val="center"/>
+      </w:pPr>
+      <w:r>
+        <w:rPr>
+          <w:i/>
+          <w:iCs/>
+          <w:color w:val="44546A"/>
+          <w:sz w:val="18"/>
+          <w:szCs w:val="18"/>
+        </w:rPr>
+        <w:t xml:space="preserve">Figura 35. Solicitud de presupuesto abierta desde la estimación, con el modelo y las unidades cargados.</w:t>
+      </w:r>
+    </w:p>
+    <w:p>
+      <w:pPr>
+        <w:keepNext/>
+        <w:spacing w:before="120"/>
+        <w:jc w:val="center"/>
+      </w:pPr>
+      <w:r>
+        <w:drawing>
+          <wp:inline xmlns:a="http://schemas.openxmlformats.org/drawingml/2006/main" xmlns:pic="http://schemas.openxmlformats.org/drawingml/2006/picture">
+            <wp:extent cx="3840480" cy="5677332"/>
+            <wp:docPr id="10" name="Picture 10"/>
+            <wp:cNvGraphicFramePr>
+              <a:graphicFrameLocks noChangeAspect="1"/>
+            </wp:cNvGraphicFramePr>
+            <a:graphic>
+              <a:graphicData uri="http://schemas.openxmlformats.org/drawingml/2006/picture">
+                <pic:pic>
+                  <pic:nvPicPr>
+                    <pic:cNvPr id="0" name="11_swagger_estimacion_200.png"/>
+                    <pic:cNvPicPr/>
+                  </pic:nvPicPr>
+                  <pic:blipFill>
+                    <a:blip r:embed="rId44"/>
+                    <a:stretch>
+                      <a:fillRect/>
+                    </a:stretch>
+                  </pic:blipFill>
+                  <pic:spPr>
+                    <a:xfrm>
+                      <a:off x="0" y="0"/>
+                      <a:ext cx="3840480" cy="5677332"/>
+                    </a:xfrm>
+                    <a:prstGeom prst="rect"/>
+                  </pic:spPr>
+                </pic:pic>
+              </a:graphicData>
+            </a:graphic>
+          </wp:inline>
+        </w:drawing>
+      </w:r>
+    </w:p>
+    <w:p>
+      <w:pPr>
+        <w:spacing w:after="200"/>
+        <w:jc w:val="center"/>
+      </w:pPr>
+      <w:r>
+        <w:rPr>
+          <w:i/>
+          <w:iCs/>
+          <w:color w:val="44546A"/>
+          <w:sz w:val="18"/>
+          <w:szCs w:val="18"/>
+        </w:rPr>
+        <w:t xml:space="preserve">Figura 36. Swagger: estimación de dos modelos con la clave portal-clientes (200).</w:t>
+      </w:r>
+    </w:p>
+    <w:p>
+      <w:pPr>
+        <w:keepNext/>
+        <w:spacing w:before="120"/>
+        <w:jc w:val="center"/>
+      </w:pPr>
+      <w:r>
+        <w:drawing>
+          <wp:inline xmlns:a="http://schemas.openxmlformats.org/drawingml/2006/main" xmlns:pic="http://schemas.openxmlformats.org/drawingml/2006/picture">
+            <wp:extent cx="3840480" cy="4780911"/>
+            <wp:docPr id="11" name="Picture 11"/>
+            <wp:cNvGraphicFramePr>
+              <a:graphicFrameLocks noChangeAspect="1"/>
+            </wp:cNvGraphicFramePr>
+            <a:graphic>
+              <a:graphicData uri="http://schemas.openxmlformats.org/drawingml/2006/picture">
+                <pic:pic>
+                  <pic:nvPicPr>
+                    <pic:cNvPr id="0" name="12_swagger_estimacion_403.png"/>
+                    <pic:cNvPicPr/>
+                  </pic:nvPicPr>
+                  <pic:blipFill>
+                    <a:blip r:embed="rId45"/>
+                    <a:stretch>
+                      <a:fillRect/>
+                    </a:stretch>
+                  </pic:blipFill>
+                  <pic:spPr>
+                    <a:xfrm>
+                      <a:off x="0" y="0"/>
+                      <a:ext cx="3840480" cy="4780911"/>
+                    </a:xfrm>
+                    <a:prstGeom prst="rect"/>
+                  </pic:spPr>
+                </pic:pic>
+              </a:graphicData>
+            </a:graphic>
+          </wp:inline>
+        </w:drawing>
+      </w:r>
+    </w:p>
+    <w:p>
+      <w:pPr>
+        <w:spacing w:after="200"/>
+        <w:jc w:val="center"/>
+      </w:pPr>
+      <w:r>
+        <w:rPr>
+          <w:i/>
+          <w:iCs/>
+          <w:color w:val="44546A"/>
+          <w:sz w:val="18"/>
+          <w:szCs w:val="18"/>
+        </w:rPr>
+        <w:t xml:space="preserve">Figura 37. Swagger: la clave portal-web no tiene acceso al cotizador (403).</w:t>
+      </w:r>
+    </w:p>
+    <w:p>
+      <w:pPr>
+        <w:keepNext/>
+        <w:spacing w:before="120"/>
+        <w:jc w:val="center"/>
+      </w:pPr>
+      <w:r>
+        <w:drawing>
+          <wp:inline xmlns:a="http://schemas.openxmlformats.org/drawingml/2006/main" xmlns:pic="http://schemas.openxmlformats.org/drawingml/2006/picture">
+            <wp:extent cx="5669280" cy="3060234"/>
+            <wp:docPr id="12" name="Picture 12"/>
+            <wp:cNvGraphicFramePr>
+              <a:graphicFrameLocks noChangeAspect="1"/>
+            </wp:cNvGraphicFramePr>
+            <a:graphic>
+              <a:graphicData uri="http://schemas.openxmlformats.org/drawingml/2006/picture">
+                <pic:pic>
+                  <pic:nvPicPr>
+                    <pic:cNvPr id="0" name="13_escritorio_integraciones.png"/>
+                    <pic:cNvPicPr/>
+                  </pic:nvPicPr>
+                  <pic:blipFill>
+                    <a:blip r:embed="rId46"/>
+                    <a:stretch>
+                      <a:fillRect/>
+                    </a:stretch>
+                  </pic:blipFill>
+                  <pic:spPr>
+                    <a:xfrm>
+                      <a:off x="0" y="0"/>
+                      <a:ext cx="5669280" cy="3060234"/>
+                    </a:xfrm>
+                    <a:prstGeom prst="rect"/>
+                  </pic:spPr>
+                </pic:pic>
+              </a:graphicData>
+            </a:graphic>
+          </wp:inline>
+        </w:drawing>
+      </w:r>
+    </w:p>
+    <w:p>
+      <w:pPr>
+        <w:spacing w:after="200"/>
+        <w:jc w:val="center"/>
+      </w:pPr>
+      <w:r>
+        <w:rPr>
+          <w:i/>
+          <w:iCs/>
+          <w:color w:val="44546A"/>
+          <w:sz w:val="18"/>
+          <w:szCs w:val="18"/>
+        </w:rPr>
+        <w:t xml:space="preserve">Figura 38. Registro de integraciones en el escritorio con las consultas a las APIs públicas.</w:t>
+      </w:r>
+    </w:p>
+    <w:p>
+      <w:pPr>
+        <w:pStyle w:val="Heading1"/>
+        <w:pageBreakBefore/>
+      </w:pPr>
+      <w:r>
+        <w:t xml:space="preserve">4. Hallazgos durante la recolección de evidencias</w:t>
+      </w:r>
+    </w:p>
+    <w:p>
+      <w:pPr>
+        <w:spacing w:after="120"/>
+        <w:jc w:val="both"/>
+      </w:pPr>
+      <w:r>
+        <w:t xml:space="preserve">Al recorrer el sistema con datos de prueba se detectaron los siguientes puntos. Los tres primeros se corrigieron el 10 de octubre de 2026; la corrección está cubierta por pruebas automatizadas y desplegada en el ambiente publicado. El cuarto se detectó el 19 de octubre de 2026 y queda pendiente.</w:t>
       </w:r>
     </w:p>
     <w:tbl>
@@ -10164,6 +11718,127 @@
           </w:p>
         </w:tc>
       </w:tr>
+      <w:tr>
+        <w:trPr>
+          <w:cantSplit/>
+        </w:trPr>
+        <w:tc>
+          <w:tcPr>
+            <w:tcW w:type="dxa" w:w="700"/>
+            <w:tcBorders>
+              <w:top w:val="single" w:color="8496B0" w:sz="4"/>
+              <w:left w:val="single" w:color="8496B0" w:sz="4"/>
+              <w:bottom w:val="single" w:color="8496B0" w:sz="4"/>
+              <w:right w:val="single" w:color="8496B0" w:sz="4"/>
+            </w:tcBorders>
+            <w:tcMar>
+              <w:top w:type="dxa" w:w="50"/>
+              <w:left w:type="dxa" w:w="90"/>
+              <w:bottom w:type="dxa" w:w="50"/>
+              <w:right w:type="dxa" w:w="90"/>
+            </w:tcMar>
+          </w:tcPr>
+          <w:p>
+            <w:r>
+              <w:rPr>
+                <w:rFonts w:ascii="Calibri" w:cs="Calibri" w:eastAsia="Calibri" w:hAnsi="Calibri"/>
+                <w:b w:val="false"/>
+                <w:bCs w:val="false"/>
+                <w:sz w:val="18"/>
+                <w:szCs w:val="18"/>
+              </w:rPr>
+              <w:t xml:space="preserve">H-04</w:t>
+            </w:r>
+          </w:p>
+        </w:tc>
+        <w:tc>
+          <w:tcPr>
+            <w:tcW w:type="dxa" w:w="3200"/>
+            <w:tcBorders>
+              <w:top w:val="single" w:color="8496B0" w:sz="4"/>
+              <w:left w:val="single" w:color="8496B0" w:sz="4"/>
+              <w:bottom w:val="single" w:color="8496B0" w:sz="4"/>
+              <w:right w:val="single" w:color="8496B0" w:sz="4"/>
+            </w:tcBorders>
+            <w:tcMar>
+              <w:top w:type="dxa" w:w="50"/>
+              <w:left w:type="dxa" w:w="90"/>
+              <w:bottom w:type="dxa" w:w="50"/>
+              <w:right w:type="dxa" w:w="90"/>
+            </w:tcMar>
+          </w:tcPr>
+          <w:p>
+            <w:r>
+              <w:rPr>
+                <w:rFonts w:ascii="Calibri" w:cs="Calibri" w:eastAsia="Calibri" w:hAnsi="Calibri"/>
+                <w:b w:val="false"/>
+                <w:bCs w:val="false"/>
+                <w:sz w:val="18"/>
+                <w:szCs w:val="18"/>
+              </w:rPr>
+              <w:t xml:space="preserve">Con los datos de demostración, la ficha del TD-100 muestra el precio base publicado (185 UF) y el cotizador una estimación de 88,13 UF, calculada con el costeo.</w:t>
+            </w:r>
+          </w:p>
+        </w:tc>
+        <w:tc>
+          <w:tcPr>
+            <w:tcW w:type="dxa" w:w="1900"/>
+            <w:tcBorders>
+              <w:top w:val="single" w:color="8496B0" w:sz="4"/>
+              <w:left w:val="single" w:color="8496B0" w:sz="4"/>
+              <w:bottom w:val="single" w:color="8496B0" w:sz="4"/>
+              <w:right w:val="single" w:color="8496B0" w:sz="4"/>
+            </w:tcBorders>
+            <w:tcMar>
+              <w:top w:type="dxa" w:w="50"/>
+              <w:left w:type="dxa" w:w="90"/>
+              <w:bottom w:type="dxa" w:w="50"/>
+              <w:right w:type="dxa" w:w="90"/>
+            </w:tcMar>
+          </w:tcPr>
+          <w:p>
+            <w:r>
+              <w:rPr>
+                <w:rFonts w:ascii="Calibri" w:cs="Calibri" w:eastAsia="Calibri" w:hAnsi="Calibri"/>
+                <w:b w:val="false"/>
+                <w:bCs w:val="false"/>
+                <w:sz w:val="18"/>
+                <w:szCs w:val="18"/>
+              </w:rPr>
+              <w:t xml:space="preserve">Evidencia 15</w:t>
+            </w:r>
+          </w:p>
+        </w:tc>
+        <w:tc>
+          <w:tcPr>
+            <w:tcW w:type="dxa" w:w="3560"/>
+            <w:tcBorders>
+              <w:top w:val="single" w:color="8496B0" w:sz="4"/>
+              <w:left w:val="single" w:color="8496B0" w:sz="4"/>
+              <w:bottom w:val="single" w:color="8496B0" w:sz="4"/>
+              <w:right w:val="single" w:color="8496B0" w:sz="4"/>
+            </w:tcBorders>
+            <w:tcMar>
+              <w:top w:type="dxa" w:w="50"/>
+              <w:left w:type="dxa" w:w="90"/>
+              <w:bottom w:type="dxa" w:w="50"/>
+              <w:right w:type="dxa" w:w="90"/>
+            </w:tcMar>
+          </w:tcPr>
+          <w:p>
+            <w:r>
+              <w:rPr>
+                <w:rFonts w:ascii="Calibri" w:cs="Calibri" w:eastAsia="Calibri" w:hAnsi="Calibri"/>
+                <w:b w:val="false"/>
+                <w:bCs w:val="false"/>
+                <w:sz w:val="18"/>
+                <w:szCs w:val="18"/>
+              </w:rPr>
+              <w:t xml:space="preserve">Pendiente. La diferencia viene de los costos de materiales y horas de demostración, que son menores que los reales (lo mismo explica la desviación de la evidencia 10). Se debe decidir si se ajustan esos costos o si la ficha muestra la estimación en lugar del precio base.</w:t>
+            </w:r>
+          </w:p>
+        </w:tc>
+      </w:tr>
     </w:tbl>
     <w:p>
       <w:pPr>
@@ -10802,6 +12477,127 @@
                 <w:szCs w:val="20"/>
               </w:rPr>
               <w:t xml:space="preserve">Los hallazgos H-01, H-02 y H-03 quedan registrados como corregidos.</w:t>
+            </w:r>
+          </w:p>
+        </w:tc>
+      </w:tr>
+      <w:tr>
+        <w:trPr>
+          <w:cantSplit/>
+        </w:trPr>
+        <w:tc>
+          <w:tcPr>
+            <w:tcW w:type="dxa" w:w="1000"/>
+            <w:tcBorders>
+              <w:top w:val="single" w:color="8496B0" w:sz="4"/>
+              <w:left w:val="single" w:color="8496B0" w:sz="4"/>
+              <w:bottom w:val="single" w:color="8496B0" w:sz="4"/>
+              <w:right w:val="single" w:color="8496B0" w:sz="4"/>
+            </w:tcBorders>
+            <w:tcMar>
+              <w:top w:type="dxa" w:w="50"/>
+              <w:left w:type="dxa" w:w="90"/>
+              <w:bottom w:type="dxa" w:w="50"/>
+              <w:right w:type="dxa" w:w="90"/>
+            </w:tcMar>
+          </w:tcPr>
+          <w:p>
+            <w:r>
+              <w:rPr>
+                <w:rFonts w:ascii="Calibri" w:cs="Calibri" w:eastAsia="Calibri" w:hAnsi="Calibri"/>
+                <w:b w:val="false"/>
+                <w:bCs w:val="false"/>
+                <w:sz w:val="20"/>
+                <w:szCs w:val="20"/>
+              </w:rPr>
+              <w:t xml:space="preserve">1.4</w:t>
+            </w:r>
+          </w:p>
+        </w:tc>
+        <w:tc>
+          <w:tcPr>
+            <w:tcW w:type="dxa" w:w="1500"/>
+            <w:tcBorders>
+              <w:top w:val="single" w:color="8496B0" w:sz="4"/>
+              <w:left w:val="single" w:color="8496B0" w:sz="4"/>
+              <w:bottom w:val="single" w:color="8496B0" w:sz="4"/>
+              <w:right w:val="single" w:color="8496B0" w:sz="4"/>
+            </w:tcBorders>
+            <w:tcMar>
+              <w:top w:type="dxa" w:w="50"/>
+              <w:left w:type="dxa" w:w="90"/>
+              <w:bottom w:type="dxa" w:w="50"/>
+              <w:right w:type="dxa" w:w="90"/>
+            </w:tcMar>
+          </w:tcPr>
+          <w:p>
+            <w:r>
+              <w:rPr>
+                <w:rFonts w:ascii="Calibri" w:cs="Calibri" w:eastAsia="Calibri" w:hAnsi="Calibri"/>
+                <w:b w:val="false"/>
+                <w:bCs w:val="false"/>
+                <w:sz w:val="20"/>
+                <w:szCs w:val="20"/>
+              </w:rPr>
+              <w:t xml:space="preserve">19-10-2026</w:t>
+            </w:r>
+          </w:p>
+        </w:tc>
+        <w:tc>
+          <w:tcPr>
+            <w:tcW w:type="dxa" w:w="2300"/>
+            <w:tcBorders>
+              <w:top w:val="single" w:color="8496B0" w:sz="4"/>
+              <w:left w:val="single" w:color="8496B0" w:sz="4"/>
+              <w:bottom w:val="single" w:color="8496B0" w:sz="4"/>
+              <w:right w:val="single" w:color="8496B0" w:sz="4"/>
+            </w:tcBorders>
+            <w:tcMar>
+              <w:top w:type="dxa" w:w="50"/>
+              <w:left w:type="dxa" w:w="90"/>
+              <w:bottom w:type="dxa" w:w="50"/>
+              <w:right w:type="dxa" w:w="90"/>
+            </w:tcMar>
+          </w:tcPr>
+          <w:p>
+            <w:r>
+              <w:rPr>
+                <w:rFonts w:ascii="Calibri" w:cs="Calibri" w:eastAsia="Calibri" w:hAnsi="Calibri"/>
+                <w:b w:val="false"/>
+                <w:bCs w:val="false"/>
+                <w:sz w:val="20"/>
+                <w:szCs w:val="20"/>
+              </w:rPr>
+              <w:t xml:space="preserve">Milko Soto</w:t>
+            </w:r>
+          </w:p>
+        </w:tc>
+        <w:tc>
+          <w:tcPr>
+            <w:tcW w:type="dxa" w:w="4560"/>
+            <w:tcBorders>
+              <w:top w:val="single" w:color="8496B0" w:sz="4"/>
+              <w:left w:val="single" w:color="8496B0" w:sz="4"/>
+              <w:bottom w:val="single" w:color="8496B0" w:sz="4"/>
+              <w:right w:val="single" w:color="8496B0" w:sz="4"/>
+            </w:tcBorders>
+            <w:tcMar>
+              <w:top w:type="dxa" w:w="50"/>
+              <w:left w:type="dxa" w:w="90"/>
+              <w:bottom w:type="dxa" w:w="50"/>
+              <w:right w:type="dxa" w:w="90"/>
+            </w:tcMar>
+          </w:tcPr>
+          <w:p>
+            <w:r>
+              <w:rPr>
+                <w:rFonts w:ascii="Calibri" w:cs="Calibri" w:eastAsia="Calibri" w:hAnsi="Calibri"/>
+                <w:b w:val="false"/>
+                <w:bCs w:val="false"/>
+                <w:sz w:val="20"/>
+                <w:szCs w:val="20"/>
+              </w:rPr>
+              <w:t xml:space="preserve">Evidencias 14 y 15: APIs públicas de seguimiento de pedidos y del cotizador, en la web, en Swagger y en el registro de integraciones del escritorio. Hallazgo H-04.</w:t>
             </w:r>
           </w:p>
         </w:tc>
@@ -10943,7 +12739,7 @@
         <w:sz w:val="16"/>
         <w:szCs w:val="16"/>
       </w:rPr>
-      <w:t xml:space="preserve">SITRAFO · EVI-01 Evidencias de Funcionamiento · v1.3</w:t>
+      <w:t xml:space="preserve">SITRAFO · EVI-01 Evidencias de Funcionamiento · v1.4</w:t>
     </w:r>
   </w:p>
 </w:hdr>

--- a/Fase 2/Evidencias Proyecto/Evidencias de documentación/4. Evidencias de funcionamiento/SITRAFO_EVI-01_Evidencias_de_Funcionamiento.docx
+++ b/Fase 2/Evidencias Proyecto/Evidencias de documentación/4. Evidencias de funcionamiento/SITRAFO_EVI-01_Evidencias_de_Funcionamiento.docx
@@ -950,7 +950,7 @@
         <w:jc w:val="both"/>
       </w:pPr>
       <w:r>
-        <w:t xml:space="preserve">Las evidencias 14 y 15 muestran las APIs públicas propias, incorporadas en el Sprint 3. Se capturaron el 19 de octubre de 2026 en el ambiente local con los datos de demostración, porque la API del cotizador todavía no se publica en Render. Por eso la barra de estado del escritorio indica 127.0.0.1 en vez del servidor publicado, y la UF y el dólar corresponden a los valores de mindicador.cl de ese día.</w:t>
+        <w:t xml:space="preserve">Las evidencias 14 y 15 muestran las APIs públicas propias, incorporadas en el Sprint 3. Se capturaron el 19 de octubre de 2026 en el ambiente local con los datos de demostración, porque se tomaron antes de publicar la API del cotizador, que quedó en Render ese mismo día (documentación versión 1.1.0 en https://sitrafo.onrender.com/api/publica/v1/docs/). Por eso la barra de estado del escritorio indica 127.0.0.1 en vez del servidor publicado, y la UF y el dólar corresponden a los valores de mindicador.cl de ese día.</w:t>
       </w:r>
     </w:p>
     <w:p>

--- a/Fase 2/Evidencias Proyecto/Evidencias de documentación/4. Evidencias de funcionamiento/SITRAFO_EVI-01_Evidencias_de_Funcionamiento.docx
+++ b/Fase 2/Evidencias Proyecto/Evidencias de documentación/4. Evidencias de funcionamiento/SITRAFO_EVI-01_Evidencias_de_Funcionamiento.docx
@@ -94,7 +94,7 @@
           <w:sz w:val="26"/>
           <w:szCs w:val="26"/>
         </w:rPr>
-        <w:t xml:space="preserve">EVI-01  ·  Versión 1.4</w:t>
+        <w:t>EVI-01  ·  Versión 1.5</w:t>
       </w:r>
     </w:p>
     <w:tbl>
@@ -362,7 +362,7 @@
                 <w:sz w:val="20"/>
                 <w:szCs w:val="20"/>
               </w:rPr>
-              <w:t xml:space="preserve">ERS-01; CU-01 v2.2; SEC-01; ARQ-01 v1.1</w:t>
+              <w:t xml:space="preserve">ERS-01; CU-01; SEC-01 v1.3; ARQ-01 v1.3</w:t>
             </w:r>
           </w:p>
         </w:tc>
@@ -488,7 +488,7 @@
                 <w:sz w:val="20"/>
                 <w:szCs w:val="20"/>
               </w:rPr>
-              <w:t xml:space="preserve">13 pasos, 27 capturas</w:t>
+              <w:t xml:space="preserve">16 evidencias, 42 capturas</w:t>
             </w:r>
           </w:p>
         </w:tc>
@@ -865,8 +865,9 @@
                 <w:bCs w:val="false"/>
                 <w:sz w:val="20"/>
                 <w:szCs w:val="20"/>
-              </w:rPr>
-              <w:t xml:space="preserve">19 de octubre de 2026</w:t>
+                <w:highlight w:val="yellow"/>
+              </w:rPr>
+              <w:t xml:space="preserve">dd de octubre de 2026</w:t>
             </w:r>
           </w:p>
         </w:tc>
@@ -898,6 +899,402 @@
           </w:r>
         </w:p>
         <w:p>
+          <w:pPr>
+            <w:tabs>
+              <w:tab w:val="right" w:leader="dot" w:pos="9350"/>
+            </w:tabs>
+            <w:spacing w:after="60" w:before="0"/>
+            <w:ind w:left="0"/>
+          </w:pPr>
+          <w:r>
+            <w:t xml:space="preserve">1. Propósito y alcance</w:t>
+          </w:r>
+          <w:r>
+            <w:tab/>
+          </w:r>
+          <w:r>
+            <w:t>3</w:t>
+          </w:r>
+        </w:p>
+        <w:p>
+          <w:pPr>
+            <w:tabs>
+              <w:tab w:val="right" w:leader="dot" w:pos="9350"/>
+            </w:tabs>
+            <w:spacing w:after="60" w:before="0"/>
+            <w:ind w:left="0"/>
+          </w:pPr>
+          <w:r>
+            <w:t xml:space="preserve">2. Ambiente y usuarios de la demostración</w:t>
+          </w:r>
+          <w:r>
+            <w:tab/>
+          </w:r>
+          <w:r>
+            <w:t>4</w:t>
+          </w:r>
+        </w:p>
+        <w:p>
+          <w:pPr>
+            <w:tabs>
+              <w:tab w:val="right" w:leader="dot" w:pos="9350"/>
+            </w:tabs>
+            <w:spacing w:after="60" w:before="0"/>
+            <w:ind w:left="283"/>
+          </w:pPr>
+          <w:r>
+            <w:t xml:space="preserve">2.1 Usuarios utilizados</w:t>
+          </w:r>
+          <w:r>
+            <w:tab/>
+          </w:r>
+          <w:r>
+            <w:t>4</w:t>
+          </w:r>
+        </w:p>
+        <w:p>
+          <w:pPr>
+            <w:tabs>
+              <w:tab w:val="right" w:leader="dot" w:pos="9350"/>
+            </w:tabs>
+            <w:spacing w:after="60" w:before="0"/>
+            <w:ind w:left="0"/>
+          </w:pPr>
+          <w:r>
+            <w:t xml:space="preserve">3. Resumen de evidencias</w:t>
+          </w:r>
+          <w:r>
+            <w:tab/>
+          </w:r>
+          <w:r>
+            <w:t>5</w:t>
+          </w:r>
+        </w:p>
+        <w:p>
+          <w:pPr>
+            <w:tabs>
+              <w:tab w:val="right" w:leader="dot" w:pos="9350"/>
+            </w:tabs>
+            <w:spacing w:after="60" w:before="0"/>
+            <w:ind w:left="0"/>
+          </w:pPr>
+          <w:r>
+            <w:t xml:space="preserve">Evidencia 1. Ingreso del cliente y solicitud de presupuesto</w:t>
+          </w:r>
+          <w:r>
+            <w:tab/>
+          </w:r>
+          <w:r>
+            <w:t>6</w:t>
+          </w:r>
+        </w:p>
+        <w:p>
+          <w:pPr>
+            <w:tabs>
+              <w:tab w:val="right" w:leader="dot" w:pos="9350"/>
+            </w:tabs>
+            <w:spacing w:after="60" w:before="0"/>
+            <w:ind w:left="0"/>
+          </w:pPr>
+          <w:r>
+            <w:t xml:space="preserve">Evidencia 2. Costeo y elaboración de la cotización</w:t>
+          </w:r>
+          <w:r>
+            <w:tab/>
+          </w:r>
+          <w:r>
+            <w:t>8</w:t>
+          </w:r>
+        </w:p>
+        <w:p>
+          <w:pPr>
+            <w:tabs>
+              <w:tab w:val="right" w:leader="dot" w:pos="9350"/>
+            </w:tabs>
+            <w:spacing w:after="60" w:before="0"/>
+            <w:ind w:left="0"/>
+          </w:pPr>
+          <w:r>
+            <w:t xml:space="preserve">Evidencia 3. Aprobación del descuento por otro usuario y emisión</w:t>
+          </w:r>
+          <w:r>
+            <w:tab/>
+          </w:r>
+          <w:r>
+            <w:t>10</w:t>
+          </w:r>
+        </w:p>
+        <w:p>
+          <w:pPr>
+            <w:tabs>
+              <w:tab w:val="right" w:leader="dot" w:pos="9350"/>
+            </w:tabs>
+            <w:spacing w:after="60" w:before="0"/>
+            <w:ind w:left="0"/>
+          </w:pPr>
+          <w:r>
+            <w:t xml:space="preserve">Evidencia 4. Correo con la cotización en PDF</w:t>
+          </w:r>
+          <w:r>
+            <w:tab/>
+          </w:r>
+          <w:r>
+            <w:t>12</w:t>
+          </w:r>
+        </w:p>
+        <w:p>
+          <w:pPr>
+            <w:tabs>
+              <w:tab w:val="right" w:leader="dot" w:pos="9350"/>
+            </w:tabs>
+            <w:spacing w:after="60" w:before="0"/>
+            <w:ind w:left="0"/>
+          </w:pPr>
+          <w:r>
+            <w:t xml:space="preserve">Evidencia 5. Aceptación del cliente y orden de compra automática</w:t>
+          </w:r>
+          <w:r>
+            <w:tab/>
+          </w:r>
+          <w:r>
+            <w:t>13</w:t>
+          </w:r>
+        </w:p>
+        <w:p>
+          <w:pPr>
+            <w:tabs>
+              <w:tab w:val="right" w:leader="dot" w:pos="9350"/>
+            </w:tabs>
+            <w:spacing w:after="60" w:before="0"/>
+            <w:ind w:left="0"/>
+          </w:pPr>
+          <w:r>
+            <w:t xml:space="preserve">Evidencia 6. Pago del anticipo con PayPal</w:t>
+          </w:r>
+          <w:r>
+            <w:tab/>
+          </w:r>
+          <w:r>
+            <w:t>15</w:t>
+          </w:r>
+        </w:p>
+        <w:p>
+          <w:pPr>
+            <w:tabs>
+              <w:tab w:val="right" w:leader="dot" w:pos="9350"/>
+            </w:tabs>
+            <w:spacing w:after="60" w:before="0"/>
+            <w:ind w:left="0"/>
+          </w:pPr>
+          <w:r>
+            <w:t xml:space="preserve">Evidencia 7. Orden de trabajo con tareas y responsables</w:t>
+          </w:r>
+          <w:r>
+            <w:tab/>
+          </w:r>
+          <w:r>
+            <w:t>17</w:t>
+          </w:r>
+        </w:p>
+        <w:p>
+          <w:pPr>
+            <w:tabs>
+              <w:tab w:val="right" w:leader="dot" w:pos="9350"/>
+            </w:tabs>
+            <w:spacing w:after="60" w:before="0"/>
+            <w:ind w:left="0"/>
+          </w:pPr>
+          <w:r>
+            <w:t xml:space="preserve">Evidencia 8. Registro en taller y rechazo por stock insuficiente</w:t>
+          </w:r>
+          <w:r>
+            <w:tab/>
+          </w:r>
+          <w:r>
+            <w:t>18</w:t>
+          </w:r>
+        </w:p>
+        <w:p>
+          <w:pPr>
+            <w:tabs>
+              <w:tab w:val="right" w:leader="dot" w:pos="9350"/>
+            </w:tabs>
+            <w:spacing w:after="60" w:before="0"/>
+            <w:ind w:left="0"/>
+          </w:pPr>
+          <w:r>
+            <w:t xml:space="preserve">Evidencia 9. Ensayo fuera de rango y no conformidad</w:t>
+          </w:r>
+          <w:r>
+            <w:tab/>
+          </w:r>
+          <w:r>
+            <w:t>20</w:t>
+          </w:r>
+        </w:p>
+        <w:p>
+          <w:pPr>
+            <w:tabs>
+              <w:tab w:val="right" w:leader="dot" w:pos="9350"/>
+            </w:tabs>
+            <w:spacing w:after="60" w:before="0"/>
+            <w:ind w:left="0"/>
+          </w:pPr>
+          <w:r>
+            <w:t xml:space="preserve">Evidencia 10. Cierre de la OT y cobro del saldo</w:t>
+          </w:r>
+          <w:r>
+            <w:tab/>
+          </w:r>
+          <w:r>
+            <w:t>22</w:t>
+          </w:r>
+        </w:p>
+        <w:p>
+          <w:pPr>
+            <w:tabs>
+              <w:tab w:val="right" w:leader="dot" w:pos="9350"/>
+            </w:tabs>
+            <w:spacing w:after="60" w:before="0"/>
+            <w:ind w:left="0"/>
+          </w:pPr>
+          <w:r>
+            <w:t xml:space="preserve">Evidencia 11. Entrega, kardex y bitácora de auditoría</w:t>
+          </w:r>
+          <w:r>
+            <w:tab/>
+          </w:r>
+          <w:r>
+            <w:t>24</w:t>
+          </w:r>
+        </w:p>
+        <w:p>
+          <w:pPr>
+            <w:tabs>
+              <w:tab w:val="right" w:leader="dot" w:pos="9350"/>
+            </w:tabs>
+            <w:spacing w:after="60" w:before="0"/>
+            <w:ind w:left="0"/>
+          </w:pPr>
+          <w:r>
+            <w:t xml:space="preserve">Evidencia 12. Reportes de gestión</w:t>
+          </w:r>
+          <w:r>
+            <w:tab/>
+          </w:r>
+          <w:r>
+            <w:t>26</w:t>
+          </w:r>
+        </w:p>
+        <w:p>
+          <w:pPr>
+            <w:tabs>
+              <w:tab w:val="right" w:leader="dot" w:pos="9350"/>
+            </w:tabs>
+            <w:spacing w:after="60" w:before="0"/>
+            <w:ind w:left="0"/>
+          </w:pPr>
+          <w:r>
+            <w:t xml:space="preserve">Evidencia 13. Aprobación de calidad, bandeja de pendientes y avisos entre roles</w:t>
+          </w:r>
+          <w:r>
+            <w:tab/>
+          </w:r>
+          <w:r>
+            <w:t>27</w:t>
+          </w:r>
+        </w:p>
+        <w:p>
+          <w:pPr>
+            <w:tabs>
+              <w:tab w:val="right" w:leader="dot" w:pos="9350"/>
+            </w:tabs>
+            <w:spacing w:after="60" w:before="0"/>
+            <w:ind w:left="0"/>
+          </w:pPr>
+          <w:r>
+            <w:t xml:space="preserve">Evidencia 14. API pública de seguimiento de pedidos</w:t>
+          </w:r>
+          <w:r>
+            <w:tab/>
+          </w:r>
+          <w:r>
+            <w:t>30</w:t>
+          </w:r>
+        </w:p>
+        <w:p>
+          <w:pPr>
+            <w:tabs>
+              <w:tab w:val="right" w:leader="dot" w:pos="9350"/>
+            </w:tabs>
+            <w:spacing w:after="60" w:before="0"/>
+            <w:ind w:left="0"/>
+          </w:pPr>
+          <w:r>
+            <w:t xml:space="preserve">Evidencia 15. API pública del cotizador</w:t>
+          </w:r>
+          <w:r>
+            <w:tab/>
+          </w:r>
+          <w:r>
+            <w:t>34</w:t>
+          </w:r>
+        </w:p>
+        <w:p>
+          <w:pPr>
+            <w:tabs>
+              <w:tab w:val="right" w:leader="dot" w:pos="9350"/>
+            </w:tabs>
+            <w:spacing w:after="60" w:before="0"/>
+            <w:ind w:left="0"/>
+          </w:pPr>
+          <w:r>
+            <w:t xml:space="preserve">Evidencia 16. API pública de disponibilidad de materiales</w:t>
+          </w:r>
+          <w:r>
+            <w:tab/>
+          </w:r>
+          <w:r>
+            <w:t>39</w:t>
+          </w:r>
+        </w:p>
+        <w:p>
+          <w:pPr>
+            <w:tabs>
+              <w:tab w:val="right" w:leader="dot" w:pos="9350"/>
+            </w:tabs>
+            <w:spacing w:after="60" w:before="0"/>
+            <w:ind w:left="0"/>
+          </w:pPr>
+          <w:r>
+            <w:t xml:space="preserve">4. Hallazgos durante la recolección de evidencias</w:t>
+          </w:r>
+          <w:r>
+            <w:tab/>
+          </w:r>
+          <w:r>
+            <w:t>40</w:t>
+          </w:r>
+        </w:p>
+        <w:p>
+          <w:pPr>
+            <w:tabs>
+              <w:tab w:val="right" w:leader="dot" w:pos="9350"/>
+            </w:tabs>
+            <w:spacing w:after="60" w:before="0"/>
+            <w:ind w:left="0"/>
+          </w:pPr>
+          <w:r>
+            <w:t xml:space="preserve">5. Control de versiones del documento</w:t>
+          </w:r>
+          <w:r>
+            <w:tab/>
+          </w:r>
+          <w:r>
+            <w:t>41</w:t>
+          </w:r>
+        </w:p>
+        <w:p>
           <w:r>
             <w:fldChar w:fldCharType="end"/>
           </w:r>
@@ -951,6 +1348,25 @@
       </w:pPr>
       <w:r>
         <w:t xml:space="preserve">Las evidencias 14 y 15 muestran las APIs públicas propias, incorporadas en el Sprint 3. Se capturaron el 19 de octubre de 2026 en el ambiente local con los datos de demostración, porque se tomaron antes de publicar la API del cotizador, que quedó en Render ese mismo día (documentación versión 1.1.0 en https://sitrafo.onrender.com/api/publica/v1/docs/). Por eso la barra de estado del escritorio indica 127.0.0.1 en vez del servidor publicado, y la UF y el dólar corresponden a los valores de mindicador.cl de ese día.</w:t>
+      </w:r>
+    </w:p>
+    <w:p>
+      <w:pPr>
+        <w:spacing w:after="120"/>
+        <w:jc w:val="both"/>
+      </w:pPr>
+      <w:r>
+        <w:t xml:space="preserve">La evidencia 16 muestra la API pública de disponibilidad de materiales, incorporada el 22 de octubre de 2026 (documentación versión 1.2.0). Se capturó el </w:t>
+      </w:r>
+      <w:r>
+        <w:rPr>
+          <w:highlight w:val="yellow"/>
+        </w:rPr>
+        <w:t xml:space="preserve">dd de octubre de 2026</w:t>
+      </w:r>
+      <w:r>
+        <w:rPr/>
+        <w:t xml:space="preserve"> en el ambiente local con los datos de demostración, igual que las evidencias 14 y 15, por lo que la barra de estado del escritorio indica 127.0.0.1.</w:t>
       </w:r>
     </w:p>
     <w:p>
@@ -2492,7 +2908,7 @@
                 <w:sz w:val="18"/>
                 <w:szCs w:val="18"/>
               </w:rPr>
-              <w:t xml:space="preserve">11</w:t>
+              <w:t xml:space="preserve">11, 16</w:t>
             </w:r>
           </w:p>
         </w:tc>
@@ -2613,7 +3029,7 @@
                 <w:sz w:val="18"/>
                 <w:szCs w:val="18"/>
               </w:rPr>
-              <w:t xml:space="preserve">11, 12, 14, 15</w:t>
+              <w:t xml:space="preserve">11, 12, 14, 15, 16</w:t>
             </w:r>
           </w:p>
         </w:tc>
@@ -5174,6 +5590,156 @@
                 <w:szCs w:val="18"/>
               </w:rPr>
               <w:t xml:space="preserve">HU-16</w:t>
+            </w:r>
+          </w:p>
+        </w:tc>
+      </w:tr>
+      <w:tr>
+        <w:trPr>
+          <w:cantSplit/>
+        </w:trPr>
+        <w:tc>
+          <w:tcPr>
+            <w:tcW w:type="dxa" w:w="600"/>
+            <w:tcBorders>
+              <w:top w:val="single" w:color="8496B0" w:sz="4"/>
+              <w:left w:val="single" w:color="8496B0" w:sz="4"/>
+              <w:bottom w:val="single" w:color="8496B0" w:sz="4"/>
+              <w:right w:val="single" w:color="8496B0" w:sz="4"/>
+            </w:tcBorders>
+            <w:tcMar>
+              <w:top w:type="dxa" w:w="50"/>
+              <w:left w:type="dxa" w:w="90"/>
+              <w:bottom w:type="dxa" w:w="50"/>
+              <w:right w:type="dxa" w:w="90"/>
+            </w:tcMar>
+          </w:tcPr>
+          <w:p>
+            <w:r>
+              <w:rPr>
+                <w:rFonts w:ascii="Calibri" w:cs="Calibri" w:eastAsia="Calibri" w:hAnsi="Calibri"/>
+                <w:b w:val="false"/>
+                <w:bCs w:val="false"/>
+                <w:sz w:val="18"/>
+                <w:szCs w:val="18"/>
+              </w:rPr>
+              <w:t xml:space="preserve">16</w:t>
+            </w:r>
+          </w:p>
+        </w:tc>
+        <w:tc>
+          <w:tcPr>
+            <w:tcW w:type="dxa" w:w="3500"/>
+            <w:tcBorders>
+              <w:top w:val="single" w:color="8496B0" w:sz="4"/>
+              <w:left w:val="single" w:color="8496B0" w:sz="4"/>
+              <w:bottom w:val="single" w:color="8496B0" w:sz="4"/>
+              <w:right w:val="single" w:color="8496B0" w:sz="4"/>
+            </w:tcBorders>
+            <w:tcMar>
+              <w:top w:type="dxa" w:w="50"/>
+              <w:left w:type="dxa" w:w="90"/>
+              <w:bottom w:type="dxa" w:w="50"/>
+              <w:right w:type="dxa" w:w="90"/>
+            </w:tcMar>
+          </w:tcPr>
+          <w:p>
+            <w:r>
+              <w:rPr>
+                <w:rFonts w:ascii="Calibri" w:cs="Calibri" w:eastAsia="Calibri" w:hAnsi="Calibri"/>
+                <w:b w:val="false"/>
+                <w:bCs w:val="false"/>
+                <w:sz w:val="18"/>
+                <w:szCs w:val="18"/>
+              </w:rPr>
+              <w:t xml:space="preserve">API pública de disponibilidad de materiales</w:t>
+            </w:r>
+          </w:p>
+        </w:tc>
+        <w:tc>
+          <w:tcPr>
+            <w:tcW w:type="dxa" w:w="2300"/>
+            <w:tcBorders>
+              <w:top w:val="single" w:color="8496B0" w:sz="4"/>
+              <w:left w:val="single" w:color="8496B0" w:sz="4"/>
+              <w:bottom w:val="single" w:color="8496B0" w:sz="4"/>
+              <w:right w:val="single" w:color="8496B0" w:sz="4"/>
+            </w:tcBorders>
+            <w:tcMar>
+              <w:top w:type="dxa" w:w="50"/>
+              <w:left w:type="dxa" w:w="90"/>
+              <w:bottom w:type="dxa" w:w="50"/>
+              <w:right w:type="dxa" w:w="90"/>
+            </w:tcMar>
+          </w:tcPr>
+          <w:p>
+            <w:r>
+              <w:rPr>
+                <w:rFonts w:ascii="Calibri" w:cs="Calibri" w:eastAsia="Calibri" w:hAnsi="Calibri"/>
+                <w:b w:val="false"/>
+                <w:bCs w:val="false"/>
+                <w:sz w:val="18"/>
+                <w:szCs w:val="18"/>
+              </w:rPr>
+              <w:t xml:space="preserve">CU-REP-08, CU-INV-06</w:t>
+            </w:r>
+          </w:p>
+        </w:tc>
+        <w:tc>
+          <w:tcPr>
+            <w:tcW w:type="dxa" w:w="1500"/>
+            <w:tcBorders>
+              <w:top w:val="single" w:color="8496B0" w:sz="4"/>
+              <w:left w:val="single" w:color="8496B0" w:sz="4"/>
+              <w:bottom w:val="single" w:color="8496B0" w:sz="4"/>
+              <w:right w:val="single" w:color="8496B0" w:sz="4"/>
+            </w:tcBorders>
+            <w:tcMar>
+              <w:top w:type="dxa" w:w="50"/>
+              <w:left w:type="dxa" w:w="90"/>
+              <w:bottom w:type="dxa" w:w="50"/>
+              <w:right w:type="dxa" w:w="90"/>
+            </w:tcMar>
+          </w:tcPr>
+          <w:p>
+            <w:r>
+              <w:rPr>
+                <w:rFonts w:ascii="Calibri" w:cs="Calibri" w:eastAsia="Calibri" w:hAnsi="Calibri"/>
+                <w:b w:val="false"/>
+                <w:bCs w:val="false"/>
+                <w:sz w:val="18"/>
+                <w:szCs w:val="18"/>
+              </w:rPr>
+              <w:t xml:space="preserve">RN-09</w:t>
+            </w:r>
+          </w:p>
+        </w:tc>
+        <w:tc>
+          <w:tcPr>
+            <w:tcW w:type="dxa" w:w="1460"/>
+            <w:tcBorders>
+              <w:top w:val="single" w:color="8496B0" w:sz="4"/>
+              <w:left w:val="single" w:color="8496B0" w:sz="4"/>
+              <w:bottom w:val="single" w:color="8496B0" w:sz="4"/>
+              <w:right w:val="single" w:color="8496B0" w:sz="4"/>
+            </w:tcBorders>
+            <w:tcMar>
+              <w:top w:type="dxa" w:w="50"/>
+              <w:left w:type="dxa" w:w="90"/>
+              <w:bottom w:type="dxa" w:w="50"/>
+              <w:right w:type="dxa" w:w="90"/>
+            </w:tcMar>
+          </w:tcPr>
+          <w:p>
+            <w:r>
+              <w:rPr>
+                <w:rFonts w:ascii="Calibri" w:cs="Calibri" w:eastAsia="Calibri" w:hAnsi="Calibri"/>
+                <w:b w:val="false"/>
+                <w:bCs w:val="false"/>
+                <w:sz w:val="18"/>
+                <w:szCs w:val="18"/>
+              </w:rPr>
+              <w:t xml:space="preserve">HU-17</w:t>
             </w:r>
           </w:p>
         </w:tc>
@@ -5503,7 +6069,7 @@
           <wp:inline distT="0" distB="0" distL="0" distR="0">
             <wp:extent cx="5943600" cy="3086100"/>
             <wp:effectExtent t="0" r="0" b="0" l="0"/>
-            <wp:docPr id="1" name="Figura 2. Formulario de solicitud de presupuesto con la especificación técnica del modelo." descr="Figura 2. Formulario de solicitud de presupuesto con la especificación técnica del modelo." title="Figura 2. Formulario de solicitud de presupuesto con la especificación técnica del modelo."/>
+            <wp:docPr id="2" name="Figura 2. Formulario de solicitud de presupuesto con la especificación técnica del modelo." descr="Figura 2. Formulario de solicitud de presupuesto con la especificación técnica del modelo." title="Figura 2. Formulario de solicitud de presupuesto con la especificación técnica del modelo."/>
             <wp:cNvGraphicFramePr>
               <a:graphicFrameLocks xmlns:a="http://schemas.openxmlformats.org/drawingml/2006/main" noChangeAspect="1"/>
             </wp:cNvGraphicFramePr>
@@ -5821,7 +6387,7 @@
           <wp:inline distT="0" distB="0" distL="0" distR="0">
             <wp:extent cx="5943600" cy="3200400"/>
             <wp:effectExtent t="0" r="0" b="0" l="0"/>
-            <wp:docPr id="1" name="Figura 3. Bandeja de solicitudes de presupuesto con la especificación técnica de SP-2026-0008." descr="Figura 3. Bandeja de solicitudes de presupuesto con la especificación técnica de SP-2026-0008." title="Figura 3. Bandeja de solicitudes de presupuesto con la especificación técnica de SP-2026-0008."/>
+            <wp:docPr id="3" name="Figura 3. Bandeja de solicitudes de presupuesto con la especificación técnica de SP-2026-0008." descr="Figura 3. Bandeja de solicitudes de presupuesto con la especificación técnica de SP-2026-0008." title="Figura 3. Bandeja de solicitudes de presupuesto con la especificación técnica de SP-2026-0008."/>
             <wp:cNvGraphicFramePr>
               <a:graphicFrameLocks xmlns:a="http://schemas.openxmlformats.org/drawingml/2006/main" noChangeAspect="1"/>
             </wp:cNvGraphicFramePr>
@@ -5884,7 +6450,7 @@
           <wp:inline distT="0" distB="0" distL="0" distR="0">
             <wp:extent cx="5943600" cy="3200400"/>
             <wp:effectExtent t="0" r="0" b="0" l="0"/>
-            <wp:docPr id="1" name="Figura 4. Costeo automático y condiciones de la cotización." descr="Figura 4. Costeo automático y condiciones de la cotización." title="Figura 4. Costeo automático y condiciones de la cotización."/>
+            <wp:docPr id="4" name="Figura 4. Costeo automático y condiciones de la cotización." descr="Figura 4. Costeo automático y condiciones de la cotización." title="Figura 4. Costeo automático y condiciones de la cotización."/>
             <wp:cNvGraphicFramePr>
               <a:graphicFrameLocks xmlns:a="http://schemas.openxmlformats.org/drawingml/2006/main" noChangeAspect="1"/>
             </wp:cNvGraphicFramePr>
@@ -6187,7 +6753,7 @@
           <wp:inline distT="0" distB="0" distL="0" distR="0">
             <wp:extent cx="5943600" cy="3190875"/>
             <wp:effectExtent t="0" r="0" b="0" l="0"/>
-            <wp:docPr id="1" name="Figura 5. El autor envía la cotización a aprobación (sesión comercial)." descr="Figura 5. El autor envía la cotización a aprobación (sesión comercial)." title="Figura 5. El autor envía la cotización a aprobación (sesión comercial)."/>
+            <wp:docPr id="5" name="Figura 5. El autor envía la cotización a aprobación (sesión comercial)." descr="Figura 5. El autor envía la cotización a aprobación (sesión comercial)." title="Figura 5. El autor envía la cotización a aprobación (sesión comercial)."/>
             <wp:cNvGraphicFramePr>
               <a:graphicFrameLocks xmlns:a="http://schemas.openxmlformats.org/drawingml/2006/main" noChangeAspect="1"/>
             </wp:cNvGraphicFramePr>
@@ -6250,7 +6816,7 @@
           <wp:inline distT="0" distB="0" distL="0" distR="0">
             <wp:extent cx="5943600" cy="3209925"/>
             <wp:effectExtent t="0" r="0" b="0" l="0"/>
-            <wp:docPr id="1" name="Figura 6. Otro usuario aprueba y emite la cotización (sesión comercial2)." descr="Figura 6. Otro usuario aprueba y emite la cotización (sesión comercial2)." title="Figura 6. Otro usuario aprueba y emite la cotización (sesión comercial2)."/>
+            <wp:docPr id="6" name="Figura 6. Otro usuario aprueba y emite la cotización (sesión comercial2)." descr="Figura 6. Otro usuario aprueba y emite la cotización (sesión comercial2)." title="Figura 6. Otro usuario aprueba y emite la cotización (sesión comercial2)."/>
             <wp:cNvGraphicFramePr>
               <a:graphicFrameLocks xmlns:a="http://schemas.openxmlformats.org/drawingml/2006/main" noChangeAspect="1"/>
             </wp:cNvGraphicFramePr>
@@ -6553,7 +7119,7 @@
           <wp:inline distT="0" distB="0" distL="0" distR="0">
             <wp:extent cx="5943600" cy="3086100"/>
             <wp:effectExtent t="0" r="0" b="0" l="0"/>
-            <wp:docPr id="1" name="Figura 7. Correo de la cotización emitida con el PDF adjunto." descr="Figura 7. Correo de la cotización emitida con el PDF adjunto." title="Figura 7. Correo de la cotización emitida con el PDF adjunto."/>
+            <wp:docPr id="7" name="Figura 7. Correo de la cotización emitida con el PDF adjunto." descr="Figura 7. Correo de la cotización emitida con el PDF adjunto." title="Figura 7. Correo de la cotización emitida con el PDF adjunto."/>
             <wp:cNvGraphicFramePr>
               <a:graphicFrameLocks xmlns:a="http://schemas.openxmlformats.org/drawingml/2006/main" noChangeAspect="1"/>
             </wp:cNvGraphicFramePr>
@@ -6856,7 +7422,7 @@
           <wp:inline distT="0" distB="0" distL="0" distR="0">
             <wp:extent cx="5943600" cy="3095625"/>
             <wp:effectExtent t="0" r="0" b="0" l="0"/>
-            <wp:docPr id="1" name="Figura 8. Confirmación de la aceptación en el portal del cliente." descr="Figura 8. Confirmación de la aceptación en el portal del cliente." title="Figura 8. Confirmación de la aceptación en el portal del cliente."/>
+            <wp:docPr id="8" name="Figura 8. Confirmación de la aceptación en el portal del cliente." descr="Figura 8. Confirmación de la aceptación en el portal del cliente." title="Figura 8. Confirmación de la aceptación en el portal del cliente."/>
             <wp:cNvGraphicFramePr>
               <a:graphicFrameLocks xmlns:a="http://schemas.openxmlformats.org/drawingml/2006/main" noChangeAspect="1"/>
             </wp:cNvGraphicFramePr>
@@ -6919,7 +7485,7 @@
           <wp:inline distT="0" distB="0" distL="0" distR="0">
             <wp:extent cx="5943600" cy="3219450"/>
             <wp:effectExtent t="0" r="0" b="0" l="0"/>
-            <wp:docPr id="1" name="Figura 9. Órdenes de compra generadas; OC-2026-0005 corresponde a la COT-2026-0011." descr="Figura 9. Órdenes de compra generadas; OC-2026-0005 corresponde a la COT-2026-0011." title="Figura 9. Órdenes de compra generadas; OC-2026-0005 corresponde a la COT-2026-0011."/>
+            <wp:docPr id="9" name="Figura 9. Órdenes de compra generadas; OC-2026-0005 corresponde a la COT-2026-0011." descr="Figura 9. Órdenes de compra generadas; OC-2026-0005 corresponde a la COT-2026-0011." title="Figura 9. Órdenes de compra generadas; OC-2026-0005 corresponde a la COT-2026-0011."/>
             <wp:cNvGraphicFramePr>
               <a:graphicFrameLocks xmlns:a="http://schemas.openxmlformats.org/drawingml/2006/main" noChangeAspect="1"/>
             </wp:cNvGraphicFramePr>
@@ -7222,7 +7788,7 @@
           <wp:inline distT="0" distB="0" distL="0" distR="0">
             <wp:extent cx="5943600" cy="3105150"/>
             <wp:effectExtent t="0" r="0" b="0" l="0"/>
-            <wp:docPr id="1" name="Figura 10. Documento de cobro pendiente con el monto en dólares." descr="Figura 10. Documento de cobro pendiente con el monto en dólares." title="Figura 10. Documento de cobro pendiente con el monto en dólares."/>
+            <wp:docPr id="10" name="Figura 10. Documento de cobro pendiente con el monto en dólares." descr="Figura 10. Documento de cobro pendiente con el monto en dólares." title="Figura 10. Documento de cobro pendiente con el monto en dólares."/>
             <wp:cNvGraphicFramePr>
               <a:graphicFrameLocks xmlns:a="http://schemas.openxmlformats.org/drawingml/2006/main" noChangeAspect="1"/>
             </wp:cNvGraphicFramePr>
@@ -7285,7 +7851,7 @@
           <wp:inline distT="0" distB="0" distL="0" distR="0">
             <wp:extent cx="5943600" cy="3086100"/>
             <wp:effectExtent t="0" r="0" b="0" l="0"/>
-            <wp:docPr id="1" name="Figura 11. Regreso desde PayPal con el pago registrado y la referencia de la transacción." descr="Figura 11. Regreso desde PayPal con el pago registrado y la referencia de la transacción." title="Figura 11. Regreso desde PayPal con el pago registrado y la referencia de la transacción."/>
+            <wp:docPr id="11" name="Figura 11. Regreso desde PayPal con el pago registrado y la referencia de la transacción." descr="Figura 11. Regreso desde PayPal con el pago registrado y la referencia de la transacción." title="Figura 11. Regreso desde PayPal con el pago registrado y la referencia de la transacción."/>
             <wp:cNvGraphicFramePr>
               <a:graphicFrameLocks xmlns:a="http://schemas.openxmlformats.org/drawingml/2006/main" noChangeAspect="1"/>
             </wp:cNvGraphicFramePr>
@@ -7588,7 +8154,7 @@
           <wp:inline distT="0" distB="0" distL="0" distR="0">
             <wp:extent cx="5943600" cy="3200400"/>
             <wp:effectExtent t="0" r="0" b="0" l="0"/>
-            <wp:docPr id="1" name="Figura 12. Orden de trabajo en ejecución con tareas asignadas." descr="Figura 12. Orden de trabajo en ejecución con tareas asignadas." title="Figura 12. Orden de trabajo en ejecución con tareas asignadas."/>
+            <wp:docPr id="12" name="Figura 12. Orden de trabajo en ejecución con tareas asignadas." descr="Figura 12. Orden de trabajo en ejecución con tareas asignadas." title="Figura 12. Orden de trabajo en ejecución con tareas asignadas."/>
             <wp:cNvGraphicFramePr>
               <a:graphicFrameLocks xmlns:a="http://schemas.openxmlformats.org/drawingml/2006/main" noChangeAspect="1"/>
             </wp:cNvGraphicFramePr>
@@ -7891,7 +8457,7 @@
           <wp:inline distT="0" distB="0" distL="0" distR="0">
             <wp:extent cx="5943600" cy="3190875"/>
             <wp:effectExtent t="0" r="0" b="0" l="0"/>
-            <wp:docPr id="1" name="Figura 13. Vista del operario para registrar horas y material." descr="Figura 13. Vista del operario para registrar horas y material." title="Figura 13. Vista del operario para registrar horas y material."/>
+            <wp:docPr id="13" name="Figura 13. Vista del operario para registrar horas y material." descr="Figura 13. Vista del operario para registrar horas y material." title="Figura 13. Vista del operario para registrar horas y material."/>
             <wp:cNvGraphicFramePr>
               <a:graphicFrameLocks xmlns:a="http://schemas.openxmlformats.org/drawingml/2006/main" noChangeAspect="1"/>
             </wp:cNvGraphicFramePr>
@@ -7954,7 +8520,7 @@
           <wp:inline distT="0" distB="0" distL="0" distR="0">
             <wp:extent cx="5943600" cy="3200400"/>
             <wp:effectExtent t="0" r="0" b="0" l="0"/>
-            <wp:docPr id="1" name="Figura 14. Rechazo del consumo por stock insuficiente." descr="Figura 14. Rechazo del consumo por stock insuficiente." title="Figura 14. Rechazo del consumo por stock insuficiente."/>
+            <wp:docPr id="14" name="Figura 14. Rechazo del consumo por stock insuficiente." descr="Figura 14. Rechazo del consumo por stock insuficiente." title="Figura 14. Rechazo del consumo por stock insuficiente."/>
             <wp:cNvGraphicFramePr>
               <a:graphicFrameLocks xmlns:a="http://schemas.openxmlformats.org/drawingml/2006/main" noChangeAspect="1"/>
             </wp:cNvGraphicFramePr>
@@ -8257,7 +8823,7 @@
           <wp:inline distT="0" distB="0" distL="0" distR="0">
             <wp:extent cx="5943600" cy="3200400"/>
             <wp:effectExtent t="0" r="0" b="0" l="0"/>
-            <wp:docPr id="1" name="Figura 15. Ensayos del protocolo con el resultado evaluado contra el rango aceptable." descr="Figura 15. Ensayos del protocolo con el resultado evaluado contra el rango aceptable." title="Figura 15. Ensayos del protocolo con el resultado evaluado contra el rango aceptable."/>
+            <wp:docPr id="15" name="Figura 15. Ensayos del protocolo con el resultado evaluado contra el rango aceptable." descr="Figura 15. Ensayos del protocolo con el resultado evaluado contra el rango aceptable." title="Figura 15. Ensayos del protocolo con el resultado evaluado contra el rango aceptable."/>
             <wp:cNvGraphicFramePr>
               <a:graphicFrameLocks xmlns:a="http://schemas.openxmlformats.org/drawingml/2006/main" noChangeAspect="1"/>
             </wp:cNvGraphicFramePr>
@@ -8320,7 +8886,7 @@
           <wp:inline distT="0" distB="0" distL="0" distR="0">
             <wp:extent cx="5943600" cy="3200400"/>
             <wp:effectExtent t="0" r="0" b="0" l="0"/>
-            <wp:docPr id="1" name="Figura 16. No conformidad abierta y aviso al cerrarla con acción correctiva." descr="Figura 16. No conformidad abierta y aviso al cerrarla con acción correctiva." title="Figura 16. No conformidad abierta y aviso al cerrarla con acción correctiva."/>
+            <wp:docPr id="16" name="Figura 16. No conformidad abierta y aviso al cerrarla con acción correctiva." descr="Figura 16. No conformidad abierta y aviso al cerrarla con acción correctiva." title="Figura 16. No conformidad abierta y aviso al cerrarla con acción correctiva."/>
             <wp:cNvGraphicFramePr>
               <a:graphicFrameLocks xmlns:a="http://schemas.openxmlformats.org/drawingml/2006/main" noChangeAspect="1"/>
             </wp:cNvGraphicFramePr>
@@ -8623,7 +9189,7 @@
           <wp:inline distT="0" distB="0" distL="0" distR="0">
             <wp:extent cx="5943600" cy="3200400"/>
             <wp:effectExtent t="0" r="0" b="0" l="0"/>
-            <wp:docPr id="1" name="Figura 17. Cierre de la orden de trabajo con costo real y desviación." descr="Figura 17. Cierre de la orden de trabajo con costo real y desviación." title="Figura 17. Cierre de la orden de trabajo con costo real y desviación."/>
+            <wp:docPr id="17" name="Figura 17. Cierre de la orden de trabajo con costo real y desviación." descr="Figura 17. Cierre de la orden de trabajo con costo real y desviación." title="Figura 17. Cierre de la orden de trabajo con costo real y desviación."/>
             <wp:cNvGraphicFramePr>
               <a:graphicFrameLocks xmlns:a="http://schemas.openxmlformats.org/drawingml/2006/main" noChangeAspect="1"/>
             </wp:cNvGraphicFramePr>
@@ -8686,7 +9252,7 @@
           <wp:inline distT="0" distB="0" distL="0" distR="0">
             <wp:extent cx="5943600" cy="3076575"/>
             <wp:effectExtent t="0" r="0" b="0" l="0"/>
-            <wp:docPr id="1" name="Figura 18. Correo al cliente con el cobro del saldo." descr="Figura 18. Correo al cliente con el cobro del saldo." title="Figura 18. Correo al cliente con el cobro del saldo."/>
+            <wp:docPr id="18" name="Figura 18. Correo al cliente con el cobro del saldo." descr="Figura 18. Correo al cliente con el cobro del saldo." title="Figura 18. Correo al cliente con el cobro del saldo."/>
             <wp:cNvGraphicFramePr>
               <a:graphicFrameLocks xmlns:a="http://schemas.openxmlformats.org/drawingml/2006/main" noChangeAspect="1"/>
             </wp:cNvGraphicFramePr>
@@ -9019,7 +9585,7 @@
           <wp:inline distT="0" distB="0" distL="0" distR="0">
             <wp:extent cx="5943600" cy="3219450"/>
             <wp:effectExtent t="0" r="0" b="0" l="0"/>
-            <wp:docPr id="1" name="Figura 19. Órdenes de compra: OC-2026-0007 entregada con anticipo y saldo pagados." descr="Figura 19. Órdenes de compra: OC-2026-0007 entregada con anticipo y saldo pagados." title="Figura 19. Órdenes de compra: OC-2026-0007 entregada con anticipo y saldo pagados."/>
+            <wp:docPr id="19" name="Figura 19. Órdenes de compra: OC-2026-0007 entregada con anticipo y saldo pagados." descr="Figura 19. Órdenes de compra: OC-2026-0007 entregada con anticipo y saldo pagados." title="Figura 19. Órdenes de compra: OC-2026-0007 entregada con anticipo y saldo pagados."/>
             <wp:cNvGraphicFramePr>
               <a:graphicFrameLocks xmlns:a="http://schemas.openxmlformats.org/drawingml/2006/main" noChangeAspect="1"/>
             </wp:cNvGraphicFramePr>
@@ -9082,7 +9648,7 @@
           <wp:inline distT="0" distB="0" distL="0" distR="0">
             <wp:extent cx="5943600" cy="3200400"/>
             <wp:effectExtent t="0" r="0" b="0" l="0"/>
-            <wp:docPr id="1" name="Figura 20. Kardex del material con los consumos productivos y el usuario de cada movimiento." descr="Figura 20. Kardex del material con los consumos productivos y el usuario de cada movimiento." title="Figura 20. Kardex del material con los consumos productivos y el usuario de cada movimiento."/>
+            <wp:docPr id="20" name="Figura 20. Kardex del material con los consumos productivos y el usuario de cada movimiento." descr="Figura 20. Kardex del material con los consumos productivos y el usuario de cada movimiento." title="Figura 20. Kardex del material con los consumos productivos y el usuario de cada movimiento."/>
             <wp:cNvGraphicFramePr>
               <a:graphicFrameLocks xmlns:a="http://schemas.openxmlformats.org/drawingml/2006/main" noChangeAspect="1"/>
             </wp:cNvGraphicFramePr>
@@ -9145,7 +9711,7 @@
           <wp:inline distT="0" distB="0" distL="0" distR="0">
             <wp:extent cx="5943600" cy="3200400"/>
             <wp:effectExtent t="0" r="0" b="0" l="0"/>
-            <wp:docPr id="1" name="Figura 21. Bitácora de auditoría de solo lectura." descr="Figura 21. Bitácora de auditoría de solo lectura." title="Figura 21. Bitácora de auditoría de solo lectura."/>
+            <wp:docPr id="21" name="Figura 21. Bitácora de auditoría de solo lectura." descr="Figura 21. Bitácora de auditoría de solo lectura." title="Figura 21. Bitácora de auditoría de solo lectura."/>
             <wp:cNvGraphicFramePr>
               <a:graphicFrameLocks xmlns:a="http://schemas.openxmlformats.org/drawingml/2006/main" noChangeAspect="1"/>
             </wp:cNvGraphicFramePr>
@@ -9448,7 +10014,7 @@
           <wp:inline distT="0" distB="0" distL="0" distR="0">
             <wp:extent cx="5943600" cy="3200400"/>
             <wp:effectExtent t="0" r="0" b="0" l="0"/>
-            <wp:docPr id="1" name="Figura 22. Reporte de indicadores comerciales con exportación a Excel y PDF." descr="Figura 22. Reporte de indicadores comerciales con exportación a Excel y PDF." title="Figura 22. Reporte de indicadores comerciales con exportación a Excel y PDF."/>
+            <wp:docPr id="22" name="Figura 22. Reporte de indicadores comerciales con exportación a Excel y PDF." descr="Figura 22. Reporte de indicadores comerciales con exportación a Excel y PDF." title="Figura 22. Reporte de indicadores comerciales con exportación a Excel y PDF."/>
             <wp:cNvGraphicFramePr>
               <a:graphicFrameLocks xmlns:a="http://schemas.openxmlformats.org/drawingml/2006/main" noChangeAspect="1"/>
             </wp:cNvGraphicFramePr>
@@ -9751,7 +10317,7 @@
           <wp:inline distT="0" distB="0" distL="0" distR="0">
             <wp:extent cx="5943600" cy="3181350"/>
             <wp:effectExtent t="0" r="0" b="0" l="0"/>
-            <wp:docPr id="1" name="Figura 23. Control conforme con el botón «Aprobar y liberar la orden» habilitado (sesión calidad)." descr="Figura 23. Control conforme con el botón «Aprobar y liberar la orden» habilitado (sesión calidad)." title="Figura 23. Control conforme con el botón «Aprobar y liberar la orden» habilitado (sesión calidad)."/>
+            <wp:docPr id="23" name="Figura 23. Control conforme con el botón «Aprobar y liberar la orden» habilitado (sesión calidad)." descr="Figura 23. Control conforme con el botón «Aprobar y liberar la orden» habilitado (sesión calidad)." title="Figura 23. Control conforme con el botón «Aprobar y liberar la orden» habilitado (sesión calidad)."/>
             <wp:cNvGraphicFramePr>
               <a:graphicFrameLocks xmlns:a="http://schemas.openxmlformats.org/drawingml/2006/main" noChangeAspect="1"/>
             </wp:cNvGraphicFramePr>
@@ -9814,7 +10380,7 @@
           <wp:inline distT="0" distB="0" distL="0" distR="0">
             <wp:extent cx="5943600" cy="3190875"/>
             <wp:effectExtent t="0" r="0" b="0" l="0"/>
-            <wp:docPr id="1" name="Figura 24. Confirmación de la orden liberada por calidad." descr="Figura 24. Confirmación de la orden liberada por calidad." title="Figura 24. Confirmación de la orden liberada por calidad."/>
+            <wp:docPr id="24" name="Figura 24. Confirmación de la orden liberada por calidad." descr="Figura 24. Confirmación de la orden liberada por calidad." title="Figura 24. Confirmación de la orden liberada por calidad."/>
             <wp:cNvGraphicFramePr>
               <a:graphicFrameLocks xmlns:a="http://schemas.openxmlformats.org/drawingml/2006/main" noChangeAspect="1"/>
             </wp:cNvGraphicFramePr>
@@ -9877,7 +10443,7 @@
           <wp:inline distT="0" distB="0" distL="0" distR="0">
             <wp:extent cx="5943600" cy="3190875"/>
             <wp:effectExtent t="0" r="0" b="0" l="0"/>
-            <wp:docPr id="1" name="Figura 25. Bandeja de pendientes del jefe de producción con la orden liberada para cerrar." descr="Figura 25. Bandeja de pendientes del jefe de producción con la orden liberada para cerrar." title="Figura 25. Bandeja de pendientes del jefe de producción con la orden liberada para cerrar."/>
+            <wp:docPr id="25" name="Figura 25. Bandeja de pendientes del jefe de producción con la orden liberada para cerrar." descr="Figura 25. Bandeja de pendientes del jefe de producción con la orden liberada para cerrar." title="Figura 25. Bandeja de pendientes del jefe de producción con la orden liberada para cerrar."/>
             <wp:cNvGraphicFramePr>
               <a:graphicFrameLocks xmlns:a="http://schemas.openxmlformats.org/drawingml/2006/main" noChangeAspect="1"/>
             </wp:cNvGraphicFramePr>
@@ -9940,7 +10506,7 @@
           <wp:inline distT="0" distB="0" distL="0" distR="0">
             <wp:extent cx="5943600" cy="2914650"/>
             <wp:effectExtent t="0" r="0" b="0" l="0"/>
-            <wp:docPr id="1" name="Figura 26. Aviso interno por correo a los usuarios que operan las órdenes de trabajo." descr="Figura 26. Aviso interno por correo a los usuarios que operan las órdenes de trabajo." title="Figura 26. Aviso interno por correo a los usuarios que operan las órdenes de trabajo."/>
+            <wp:docPr id="26" name="Figura 26. Aviso interno por correo a los usuarios que operan las órdenes de trabajo." descr="Figura 26. Aviso interno por correo a los usuarios que operan las órdenes de trabajo." title="Figura 26. Aviso interno por correo a los usuarios que operan las órdenes de trabajo."/>
             <wp:cNvGraphicFramePr>
               <a:graphicFrameLocks xmlns:a="http://schemas.openxmlformats.org/drawingml/2006/main" noChangeAspect="1"/>
             </wp:cNvGraphicFramePr>
@@ -10003,7 +10569,7 @@
           <wp:inline distT="0" distB="0" distL="0" distR="0">
             <wp:extent cx="5943600" cy="3190875"/>
             <wp:effectExtent t="0" r="0" b="0" l="0"/>
-            <wp:docPr id="1" name="Figura 27. Bandeja de pendientes del ejecutivo comercial." descr="Figura 27. Bandeja de pendientes del ejecutivo comercial." title="Figura 27. Bandeja de pendientes del ejecutivo comercial."/>
+            <wp:docPr id="27" name="Figura 27. Bandeja de pendientes del ejecutivo comercial." descr="Figura 27. Bandeja de pendientes del ejecutivo comercial." title="Figura 27. Bandeja de pendientes del ejecutivo comercial."/>
             <wp:cNvGraphicFramePr>
               <a:graphicFrameLocks xmlns:a="http://schemas.openxmlformats.org/drawingml/2006/main" noChangeAspect="1"/>
             </wp:cNvGraphicFramePr>
@@ -10321,7 +10887,7 @@
         <w:drawing>
           <wp:inline xmlns:a="http://schemas.openxmlformats.org/drawingml/2006/main" xmlns:pic="http://schemas.openxmlformats.org/drawingml/2006/picture">
             <wp:extent cx="4754880" cy="2992679"/>
-            <wp:docPr id="2" name="Picture 2"/>
+            <wp:docPr id="28" name="Picture 2"/>
             <wp:cNvGraphicFramePr>
               <a:graphicFrameLocks noChangeAspect="1"/>
             </wp:cNvGraphicFramePr>
@@ -10378,7 +10944,7 @@
         <w:drawing>
           <wp:inline xmlns:a="http://schemas.openxmlformats.org/drawingml/2006/main" xmlns:pic="http://schemas.openxmlformats.org/drawingml/2006/picture">
             <wp:extent cx="5486400" cy="3629761"/>
-            <wp:docPr id="3" name="Picture 3"/>
+            <wp:docPr id="29" name="Picture 3"/>
             <wp:cNvGraphicFramePr>
               <a:graphicFrameLocks noChangeAspect="1"/>
             </wp:cNvGraphicFramePr>
@@ -10435,7 +11001,7 @@
         <w:drawing>
           <wp:inline xmlns:a="http://schemas.openxmlformats.org/drawingml/2006/main" xmlns:pic="http://schemas.openxmlformats.org/drawingml/2006/picture">
             <wp:extent cx="5120640" cy="3222885"/>
-            <wp:docPr id="4" name="Picture 4"/>
+            <wp:docPr id="30" name="Picture 4"/>
             <wp:cNvGraphicFramePr>
               <a:graphicFrameLocks noChangeAspect="1"/>
             </wp:cNvGraphicFramePr>
@@ -10492,7 +11058,7 @@
         <w:drawing>
           <wp:inline xmlns:a="http://schemas.openxmlformats.org/drawingml/2006/main" xmlns:pic="http://schemas.openxmlformats.org/drawingml/2006/picture">
             <wp:extent cx="5120640" cy="3222885"/>
-            <wp:docPr id="5" name="Picture 5"/>
+            <wp:docPr id="31" name="Picture 5"/>
             <wp:cNvGraphicFramePr>
               <a:graphicFrameLocks noChangeAspect="1"/>
             </wp:cNvGraphicFramePr>
@@ -10549,7 +11115,7 @@
         <w:drawing>
           <wp:inline xmlns:a="http://schemas.openxmlformats.org/drawingml/2006/main" xmlns:pic="http://schemas.openxmlformats.org/drawingml/2006/picture">
             <wp:extent cx="4023360" cy="4435888"/>
-            <wp:docPr id="6" name="Picture 6"/>
+            <wp:docPr id="32" name="Picture 6"/>
             <wp:cNvGraphicFramePr>
               <a:graphicFrameLocks noChangeAspect="1"/>
             </wp:cNvGraphicFramePr>
@@ -10862,7 +11428,7 @@
         <w:drawing>
           <wp:inline xmlns:a="http://schemas.openxmlformats.org/drawingml/2006/main" xmlns:pic="http://schemas.openxmlformats.org/drawingml/2006/picture">
             <wp:extent cx="5486400" cy="3918857"/>
-            <wp:docPr id="7" name="Picture 7"/>
+            <wp:docPr id="33" name="Picture 7"/>
             <wp:cNvGraphicFramePr>
               <a:graphicFrameLocks noChangeAspect="1"/>
             </wp:cNvGraphicFramePr>
@@ -10919,7 +11485,7 @@
         <w:drawing>
           <wp:inline xmlns:a="http://schemas.openxmlformats.org/drawingml/2006/main" xmlns:pic="http://schemas.openxmlformats.org/drawingml/2006/picture">
             <wp:extent cx="5486400" cy="3825704"/>
-            <wp:docPr id="8" name="Picture 8"/>
+            <wp:docPr id="34" name="Picture 8"/>
             <wp:cNvGraphicFramePr>
               <a:graphicFrameLocks noChangeAspect="1"/>
             </wp:cNvGraphicFramePr>
@@ -10976,7 +11542,7 @@
         <w:drawing>
           <wp:inline xmlns:a="http://schemas.openxmlformats.org/drawingml/2006/main" xmlns:pic="http://schemas.openxmlformats.org/drawingml/2006/picture">
             <wp:extent cx="5120640" cy="3222885"/>
-            <wp:docPr id="9" name="Picture 9"/>
+            <wp:docPr id="35" name="Picture 9"/>
             <wp:cNvGraphicFramePr>
               <a:graphicFrameLocks noChangeAspect="1"/>
             </wp:cNvGraphicFramePr>
@@ -11033,7 +11599,7 @@
         <w:drawing>
           <wp:inline xmlns:a="http://schemas.openxmlformats.org/drawingml/2006/main" xmlns:pic="http://schemas.openxmlformats.org/drawingml/2006/picture">
             <wp:extent cx="3840480" cy="5677332"/>
-            <wp:docPr id="10" name="Picture 10"/>
+            <wp:docPr id="36" name="Picture 10"/>
             <wp:cNvGraphicFramePr>
               <a:graphicFrameLocks noChangeAspect="1"/>
             </wp:cNvGraphicFramePr>
@@ -11090,7 +11656,7 @@
         <w:drawing>
           <wp:inline xmlns:a="http://schemas.openxmlformats.org/drawingml/2006/main" xmlns:pic="http://schemas.openxmlformats.org/drawingml/2006/picture">
             <wp:extent cx="3840480" cy="4780911"/>
-            <wp:docPr id="11" name="Picture 11"/>
+            <wp:docPr id="37" name="Picture 11"/>
             <wp:cNvGraphicFramePr>
               <a:graphicFrameLocks noChangeAspect="1"/>
             </wp:cNvGraphicFramePr>
@@ -11147,7 +11713,7 @@
         <w:drawing>
           <wp:inline xmlns:a="http://schemas.openxmlformats.org/drawingml/2006/main" xmlns:pic="http://schemas.openxmlformats.org/drawingml/2006/picture">
             <wp:extent cx="5669280" cy="3060234"/>
-            <wp:docPr id="12" name="Picture 12"/>
+            <wp:docPr id="38" name="Picture 12"/>
             <wp:cNvGraphicFramePr>
               <a:graphicFrameLocks noChangeAspect="1"/>
             </wp:cNvGraphicFramePr>
@@ -11197,6 +11763,373 @@
     <w:p>
       <w:pPr>
         <w:pStyle w:val="Heading1"/>
+        <w:keepNext/>
+        <w:pageBreakBefore/>
+      </w:pPr>
+      <w:r>
+        <w:t xml:space="preserve">Evidencia 16. API pública de disponibilidad de materiales</w:t>
+      </w:r>
+    </w:p>
+    <w:tbl>
+      <w:tblPr>
+        <w:tblW w:type="dxa" w:w="9360"/>
+        <w:tblBorders>
+          <w:top w:val="single" w:color="auto" w:sz="4"/>
+          <w:left w:val="single" w:color="auto" w:sz="4"/>
+          <w:bottom w:val="single" w:color="auto" w:sz="4"/>
+          <w:right w:val="single" w:color="auto" w:sz="4"/>
+          <w:insideH w:val="single" w:color="auto" w:sz="4"/>
+          <w:insideV w:val="single" w:color="auto" w:sz="4"/>
+        </w:tblBorders>
+      </w:tblPr>
+      <w:tblGrid>
+        <w:gridCol w:w="2400"/>
+        <w:gridCol w:w="6960"/>
+      </w:tblGrid>
+      <w:tr>
+        <w:trPr>
+          <w:tblHeader/>
+        </w:trPr>
+        <w:tc>
+          <w:tcPr>
+            <w:tcW w:type="dxa" w:w="2400"/>
+            <w:tcBorders>
+              <w:top w:val="single" w:color="8496B0" w:sz="4"/>
+              <w:left w:val="single" w:color="8496B0" w:sz="4"/>
+              <w:bottom w:val="single" w:color="8496B0" w:sz="4"/>
+              <w:right w:val="single" w:color="8496B0" w:sz="4"/>
+            </w:tcBorders>
+            <w:shd w:fill="DCE4EF" w:color="auto" w:val="clear"/>
+            <w:tcMar>
+              <w:top w:type="dxa" w:w="50"/>
+              <w:left w:type="dxa" w:w="90"/>
+              <w:bottom w:type="dxa" w:w="50"/>
+              <w:right w:type="dxa" w:w="90"/>
+            </w:tcMar>
+          </w:tcPr>
+          <w:p>
+            <w:r>
+              <w:rPr>
+                <w:rFonts w:ascii="Calibri" w:cs="Calibri" w:eastAsia="Calibri" w:hAnsi="Calibri"/>
+                <w:b/>
+                <w:bCs/>
+                <w:sz w:val="18"/>
+                <w:szCs w:val="18"/>
+              </w:rPr>
+              <w:t xml:space="preserve">Campo</w:t>
+            </w:r>
+          </w:p>
+        </w:tc>
+        <w:tc>
+          <w:tcPr>
+            <w:tcW w:type="dxa" w:w="6960"/>
+            <w:tcBorders>
+              <w:top w:val="single" w:color="8496B0" w:sz="4"/>
+              <w:left w:val="single" w:color="8496B0" w:sz="4"/>
+              <w:bottom w:val="single" w:color="8496B0" w:sz="4"/>
+              <w:right w:val="single" w:color="8496B0" w:sz="4"/>
+            </w:tcBorders>
+            <w:shd w:fill="DCE4EF" w:color="auto" w:val="clear"/>
+            <w:tcMar>
+              <w:top w:type="dxa" w:w="50"/>
+              <w:left w:type="dxa" w:w="90"/>
+              <w:bottom w:type="dxa" w:w="50"/>
+              <w:right w:type="dxa" w:w="90"/>
+            </w:tcMar>
+          </w:tcPr>
+          <w:p>
+            <w:r>
+              <w:rPr>
+                <w:rFonts w:ascii="Calibri" w:cs="Calibri" w:eastAsia="Calibri" w:hAnsi="Calibri"/>
+                <w:b/>
+                <w:bCs/>
+                <w:sz w:val="18"/>
+                <w:szCs w:val="18"/>
+              </w:rPr>
+              <w:t xml:space="preserve">Detalle</w:t>
+            </w:r>
+          </w:p>
+        </w:tc>
+      </w:tr>
+      <w:tr>
+        <w:trPr>
+          <w:cantSplit/>
+        </w:trPr>
+        <w:tc>
+          <w:tcPr>
+            <w:tcW w:type="dxa" w:w="2400"/>
+            <w:tcBorders>
+              <w:top w:val="single" w:color="8496B0" w:sz="4"/>
+              <w:left w:val="single" w:color="8496B0" w:sz="4"/>
+              <w:bottom w:val="single" w:color="8496B0" w:sz="4"/>
+              <w:right w:val="single" w:color="8496B0" w:sz="4"/>
+            </w:tcBorders>
+            <w:tcMar>
+              <w:top w:type="dxa" w:w="50"/>
+              <w:left w:type="dxa" w:w="90"/>
+              <w:bottom w:type="dxa" w:w="50"/>
+              <w:right w:type="dxa" w:w="90"/>
+            </w:tcMar>
+          </w:tcPr>
+          <w:p>
+            <w:r>
+              <w:rPr>
+                <w:rFonts w:ascii="Calibri" w:cs="Calibri" w:eastAsia="Calibri" w:hAnsi="Calibri"/>
+                <w:b w:val="false"/>
+                <w:bCs w:val="false"/>
+                <w:sz w:val="18"/>
+                <w:szCs w:val="18"/>
+              </w:rPr>
+              <w:t xml:space="preserve">Usuario / interfaz</w:t>
+            </w:r>
+          </w:p>
+        </w:tc>
+        <w:tc>
+          <w:tcPr>
+            <w:tcW w:type="dxa" w:w="6960"/>
+            <w:tcBorders>
+              <w:top w:val="single" w:color="8496B0" w:sz="4"/>
+              <w:left w:val="single" w:color="8496B0" w:sz="4"/>
+              <w:bottom w:val="single" w:color="8496B0" w:sz="4"/>
+              <w:right w:val="single" w:color="8496B0" w:sz="4"/>
+            </w:tcBorders>
+            <w:tcMar>
+              <w:top w:type="dxa" w:w="50"/>
+              <w:left w:type="dxa" w:w="90"/>
+              <w:bottom w:type="dxa" w:w="50"/>
+              <w:right w:type="dxa" w:w="90"/>
+            </w:tcMar>
+          </w:tcPr>
+          <w:p>
+            <w:r>
+              <w:rPr>
+                <w:rFonts w:ascii="Calibri" w:cs="Calibri" w:eastAsia="Calibri" w:hAnsi="Calibri"/>
+                <w:b w:val="false"/>
+                <w:bCs w:val="false"/>
+                <w:sz w:val="18"/>
+                <w:szCs w:val="18"/>
+              </w:rPr>
+              <w:t xml:space="preserve">bodega y administrador · escritorio; Swagger</w:t>
+            </w:r>
+          </w:p>
+        </w:tc>
+      </w:tr>
+      <w:tr>
+        <w:trPr>
+          <w:cantSplit/>
+        </w:trPr>
+        <w:tc>
+          <w:tcPr>
+            <w:tcW w:type="dxa" w:w="2400"/>
+            <w:tcBorders>
+              <w:top w:val="single" w:color="8496B0" w:sz="4"/>
+              <w:left w:val="single" w:color="8496B0" w:sz="4"/>
+              <w:bottom w:val="single" w:color="8496B0" w:sz="4"/>
+              <w:right w:val="single" w:color="8496B0" w:sz="4"/>
+            </w:tcBorders>
+            <w:tcMar>
+              <w:top w:type="dxa" w:w="50"/>
+              <w:left w:type="dxa" w:w="90"/>
+              <w:bottom w:type="dxa" w:w="50"/>
+              <w:right w:type="dxa" w:w="90"/>
+            </w:tcMar>
+          </w:tcPr>
+          <w:p>
+            <w:r>
+              <w:rPr>
+                <w:rFonts w:ascii="Calibri" w:cs="Calibri" w:eastAsia="Calibri" w:hAnsi="Calibri"/>
+                <w:b w:val="false"/>
+                <w:bCs w:val="false"/>
+                <w:sz w:val="18"/>
+                <w:szCs w:val="18"/>
+              </w:rPr>
+              <w:t xml:space="preserve">Reglas verificadas</w:t>
+            </w:r>
+          </w:p>
+        </w:tc>
+        <w:tc>
+          <w:tcPr>
+            <w:tcW w:type="dxa" w:w="6960"/>
+            <w:tcBorders>
+              <w:top w:val="single" w:color="8496B0" w:sz="4"/>
+              <w:left w:val="single" w:color="8496B0" w:sz="4"/>
+              <w:bottom w:val="single" w:color="8496B0" w:sz="4"/>
+              <w:right w:val="single" w:color="8496B0" w:sz="4"/>
+            </w:tcBorders>
+            <w:tcMar>
+              <w:top w:type="dxa" w:w="50"/>
+              <w:left w:type="dxa" w:w="90"/>
+              <w:bottom w:type="dxa" w:w="50"/>
+              <w:right w:type="dxa" w:w="90"/>
+            </w:tcMar>
+          </w:tcPr>
+          <w:p>
+            <w:r>
+              <w:rPr>
+                <w:rFonts w:ascii="Calibri" w:cs="Calibri" w:eastAsia="Calibri" w:hAnsi="Calibri"/>
+                <w:b w:val="false"/>
+                <w:bCs w:val="false"/>
+                <w:sz w:val="18"/>
+                <w:szCs w:val="18"/>
+              </w:rPr>
+              <w:t xml:space="preserve">RN-09 (el stock que informa la API se calcula desde el kardex, que descuenta cada consumo)</w:t>
+            </w:r>
+          </w:p>
+        </w:tc>
+      </w:tr>
+    </w:tbl>
+    <w:p>
+      <w:pPr>
+        <w:spacing w:after="60"/>
+      </w:pPr>
+    </w:p>
+    <w:p>
+      <w:pPr>
+        <w:spacing w:after="120"/>
+        <w:jc w:val="both"/>
+      </w:pPr>
+      <w:r>
+        <w:t xml:space="preserve">El encargado de bodega abre Inventario en el escritorio, sube el stock mínimo del TNQ-01 por sobre su stock actual y marca «Solo bajo el minimo». En Swagger se consulta la disponibilidad de materiales con la clave proveedores y se repite con la clave portal-web. Al final, el administrador revisa el registro de integraciones.</w:t>
+      </w:r>
+    </w:p>
+    <w:p>
+      <w:pPr>
+        <w:spacing w:after="120"/>
+        <w:jc w:val="both"/>
+      </w:pPr>
+      <w:r>
+        <w:t xml:space="preserve">Resultado observado: </w:t>
+      </w:r>
+      <w:r>
+        <w:rPr>
+          <w:highlight w:val="yellow"/>
+        </w:rPr>
+        <w:t xml:space="preserve">el inventario filtrado muestra __ materiales bajo el mínimo y Swagger responde 200 con los mismos materiales, cada uno con su cantidad sugerida (TNQ-01: 2 × __ − __ = __ un), sin costos, bodegas ni stock. Con la clave portal-web responde 403. El registro de integraciones muestra cada consulta como api_materiales, con su código de respuesta y latencia.</w:t>
+      </w:r>
+    </w:p>
+    <w:p>
+      <w:pPr>
+        <w:keepNext/>
+        <w:spacing w:before="120"/>
+        <w:jc w:val="center"/>
+      </w:pPr>
+      <w:r>
+        <w:rPr>
+          <w:b/>
+          <w:highlight w:val="yellow"/>
+        </w:rPr>
+        <w:t xml:space="preserve">[Pegar aquí la captura de la figura 39]</w:t>
+      </w:r>
+    </w:p>
+    <w:p>
+      <w:pPr>
+        <w:spacing w:after="200"/>
+        <w:jc w:val="center"/>
+      </w:pPr>
+      <w:r>
+        <w:rPr>
+          <w:i/>
+          <w:iCs/>
+          <w:color w:val="44546A"/>
+          <w:sz w:val="18"/>
+          <w:szCs w:val="18"/>
+        </w:rPr>
+        <w:t xml:space="preserve">Figura 39. Inventario del escritorio con el filtro «Solo bajo el minimo».</w:t>
+      </w:r>
+    </w:p>
+    <w:p>
+      <w:pPr>
+        <w:keepNext/>
+        <w:spacing w:before="120"/>
+        <w:jc w:val="center"/>
+      </w:pPr>
+      <w:r>
+        <w:rPr>
+          <w:b/>
+          <w:highlight w:val="yellow"/>
+        </w:rPr>
+        <w:t xml:space="preserve">[Pegar aquí la captura de la figura 40]</w:t>
+      </w:r>
+    </w:p>
+    <w:p>
+      <w:pPr>
+        <w:spacing w:after="200"/>
+        <w:jc w:val="center"/>
+      </w:pPr>
+      <w:r>
+        <w:rPr>
+          <w:i/>
+          <w:iCs/>
+          <w:color w:val="44546A"/>
+          <w:sz w:val="18"/>
+          <w:szCs w:val="18"/>
+        </w:rPr>
+        <w:t xml:space="preserve">Figura 40. Swagger: materiales a reponer con la clave proveedores (200).</w:t>
+      </w:r>
+    </w:p>
+    <w:p>
+      <w:pPr>
+        <w:keepNext/>
+        <w:spacing w:before="120"/>
+        <w:jc w:val="center"/>
+      </w:pPr>
+      <w:r>
+        <w:rPr>
+          <w:b/>
+          <w:highlight w:val="yellow"/>
+        </w:rPr>
+        <w:t xml:space="preserve">[Pegar aquí la captura de la figura 41]</w:t>
+      </w:r>
+    </w:p>
+    <w:p>
+      <w:pPr>
+        <w:spacing w:after="200"/>
+        <w:jc w:val="center"/>
+      </w:pPr>
+      <w:r>
+        <w:rPr>
+          <w:i/>
+          <w:iCs/>
+          <w:color w:val="44546A"/>
+          <w:sz w:val="18"/>
+          <w:szCs w:val="18"/>
+        </w:rPr>
+        <w:t xml:space="preserve">Figura 41. Swagger: la clave portal-web no tiene acceso a la disponibilidad de materiales (403).</w:t>
+      </w:r>
+    </w:p>
+    <w:p>
+      <w:pPr>
+        <w:keepNext/>
+        <w:spacing w:before="120"/>
+        <w:jc w:val="center"/>
+      </w:pPr>
+      <w:r>
+        <w:rPr>
+          <w:b/>
+          <w:highlight w:val="yellow"/>
+        </w:rPr>
+        <w:t xml:space="preserve">[Pegar aquí la captura de la figura 42]</w:t>
+      </w:r>
+    </w:p>
+    <w:p>
+      <w:pPr>
+        <w:spacing w:after="200"/>
+        <w:jc w:val="center"/>
+      </w:pPr>
+      <w:r>
+        <w:rPr>
+          <w:i/>
+          <w:iCs/>
+          <w:color w:val="44546A"/>
+          <w:sz w:val="18"/>
+          <w:szCs w:val="18"/>
+        </w:rPr>
+        <w:t xml:space="preserve">Figura 42. Registro de integraciones en el escritorio con las consultas api_materiales.</w:t>
+      </w:r>
+    </w:p>
+    <w:p>
+      <w:pPr>
+        <w:pStyle w:val="Heading1"/>
         <w:pageBreakBefore/>
       </w:pPr>
       <w:r>
@@ -12598,6 +13531,128 @@
                 <w:szCs w:val="20"/>
               </w:rPr>
               <w:t xml:space="preserve">Evidencias 14 y 15: APIs públicas de seguimiento de pedidos y del cotizador, en la web, en Swagger y en el registro de integraciones del escritorio. Hallazgo H-04.</w:t>
+            </w:r>
+          </w:p>
+        </w:tc>
+      </w:tr>
+      <w:tr>
+        <w:trPr>
+          <w:cantSplit/>
+        </w:trPr>
+        <w:tc>
+          <w:tcPr>
+            <w:tcW w:type="dxa" w:w="1000"/>
+            <w:tcBorders>
+              <w:top w:val="single" w:color="8496B0" w:sz="4"/>
+              <w:left w:val="single" w:color="8496B0" w:sz="4"/>
+              <w:bottom w:val="single" w:color="8496B0" w:sz="4"/>
+              <w:right w:val="single" w:color="8496B0" w:sz="4"/>
+            </w:tcBorders>
+            <w:tcMar>
+              <w:top w:type="dxa" w:w="50"/>
+              <w:left w:type="dxa" w:w="90"/>
+              <w:bottom w:type="dxa" w:w="50"/>
+              <w:right w:type="dxa" w:w="90"/>
+            </w:tcMar>
+          </w:tcPr>
+          <w:p>
+            <w:r>
+              <w:rPr>
+                <w:rFonts w:ascii="Calibri" w:cs="Calibri" w:eastAsia="Calibri" w:hAnsi="Calibri"/>
+                <w:b w:val="false"/>
+                <w:bCs w:val="false"/>
+                <w:sz w:val="20"/>
+                <w:szCs w:val="20"/>
+              </w:rPr>
+              <w:t xml:space="preserve">1.5</w:t>
+            </w:r>
+          </w:p>
+        </w:tc>
+        <w:tc>
+          <w:tcPr>
+            <w:tcW w:type="dxa" w:w="1500"/>
+            <w:tcBorders>
+              <w:top w:val="single" w:color="8496B0" w:sz="4"/>
+              <w:left w:val="single" w:color="8496B0" w:sz="4"/>
+              <w:bottom w:val="single" w:color="8496B0" w:sz="4"/>
+              <w:right w:val="single" w:color="8496B0" w:sz="4"/>
+            </w:tcBorders>
+            <w:tcMar>
+              <w:top w:type="dxa" w:w="50"/>
+              <w:left w:type="dxa" w:w="90"/>
+              <w:bottom w:type="dxa" w:w="50"/>
+              <w:right w:type="dxa" w:w="90"/>
+            </w:tcMar>
+          </w:tcPr>
+          <w:p>
+            <w:r>
+              <w:rPr>
+                <w:rFonts w:ascii="Calibri" w:cs="Calibri" w:eastAsia="Calibri" w:hAnsi="Calibri"/>
+                <w:b w:val="false"/>
+                <w:bCs w:val="false"/>
+                <w:sz w:val="20"/>
+                <w:szCs w:val="20"/>
+                <w:highlight w:val="yellow"/>
+              </w:rPr>
+              <w:t xml:space="preserve">dd-mm-2026</w:t>
+            </w:r>
+          </w:p>
+        </w:tc>
+        <w:tc>
+          <w:tcPr>
+            <w:tcW w:type="dxa" w:w="2300"/>
+            <w:tcBorders>
+              <w:top w:val="single" w:color="8496B0" w:sz="4"/>
+              <w:left w:val="single" w:color="8496B0" w:sz="4"/>
+              <w:bottom w:val="single" w:color="8496B0" w:sz="4"/>
+              <w:right w:val="single" w:color="8496B0" w:sz="4"/>
+            </w:tcBorders>
+            <w:tcMar>
+              <w:top w:type="dxa" w:w="50"/>
+              <w:left w:type="dxa" w:w="90"/>
+              <w:bottom w:type="dxa" w:w="50"/>
+              <w:right w:type="dxa" w:w="90"/>
+            </w:tcMar>
+          </w:tcPr>
+          <w:p>
+            <w:r>
+              <w:rPr>
+                <w:rFonts w:ascii="Calibri" w:cs="Calibri" w:eastAsia="Calibri" w:hAnsi="Calibri"/>
+                <w:b w:val="false"/>
+                <w:bCs w:val="false"/>
+                <w:sz w:val="20"/>
+                <w:szCs w:val="20"/>
+              </w:rPr>
+              <w:t xml:space="preserve">Milko Soto</w:t>
+            </w:r>
+          </w:p>
+        </w:tc>
+        <w:tc>
+          <w:tcPr>
+            <w:tcW w:type="dxa" w:w="4560"/>
+            <w:tcBorders>
+              <w:top w:val="single" w:color="8496B0" w:sz="4"/>
+              <w:left w:val="single" w:color="8496B0" w:sz="4"/>
+              <w:bottom w:val="single" w:color="8496B0" w:sz="4"/>
+              <w:right w:val="single" w:color="8496B0" w:sz="4"/>
+            </w:tcBorders>
+            <w:tcMar>
+              <w:top w:type="dxa" w:w="50"/>
+              <w:left w:type="dxa" w:w="90"/>
+              <w:bottom w:type="dxa" w:w="50"/>
+              <w:right w:type="dxa" w:w="90"/>
+            </w:tcMar>
+          </w:tcPr>
+          <w:p>
+            <w:r>
+              <w:rPr>
+                <w:rFonts w:ascii="Calibri" w:cs="Calibri" w:eastAsia="Calibri" w:hAnsi="Calibri"/>
+                <w:b w:val="false"/>
+                <w:bCs w:val="false"/>
+                <w:sz w:val="20"/>
+                <w:szCs w:val="20"/>
+              </w:rPr>
+              <w:t xml:space="preserve">Evidencia 16: API pública de disponibilidad de materiales, en el inventario del escritorio, en Swagger y en el registro de integraciones.</w:t>
             </w:r>
           </w:p>
         </w:tc>
@@ -12739,7 +13794,7 @@
         <w:sz w:val="16"/>
         <w:szCs w:val="16"/>
       </w:rPr>
-      <w:t xml:space="preserve">SITRAFO · EVI-01 Evidencias de Funcionamiento · v1.4</w:t>
+      <w:t>SITRAFO · EVI-01 Evidencias de Funcionamiento · v1.5</w:t>
     </w:r>
   </w:p>
 </w:hdr>
